--- a/docs/jls-resume.docx
+++ b/docs/jls-resume.docx
@@ -1,1393 +1,462 @@
 
 <file path=word/document.xml><?xml version="1.0" encoding="utf-8"?>
-<w:document xmlns:wpc="http://schemas.microsoft.com/office/word/2010/wordprocessingCanvas" xmlns:cx="http://schemas.microsoft.com/office/drawing/2014/chartex" xmlns:cx1="http://schemas.microsoft.com/office/drawing/2015/9/8/chartex" xmlns:cx2="http://schemas.microsoft.com/office/drawing/2015/10/21/chartex" xmlns:cx3="http://schemas.microsoft.com/office/drawing/2016/5/9/chartex" xmlns:cx4="http://schemas.microsoft.com/office/drawing/2016/5/10/chartex" xmlns:cx5="http://schemas.microsoft.com/office/drawing/2016/5/11/chartex" xmlns:cx6="http://schemas.microsoft.com/office/drawing/2016/5/12/chartex" xmlns:cx7="http://schemas.microsoft.com/office/drawing/2016/5/13/chartex" xmlns:cx8="http://schemas.microsoft.com/office/drawing/2016/5/14/chartex" xmlns:mc="http://schemas.openxmlformats.org/markup-compatibility/2006" xmlns:aink="http://schemas.microsoft.com/office/drawing/2016/ink" xmlns:am3d="http://schemas.microsoft.com/office/drawing/2017/model3d" xmlns:o="urn:schemas-microsoft-com:office:office" xmlns:oel="http://schemas.microsoft.com/office/2019/extlst" xmlns:r="http://schemas.openxmlformats.org/officeDocument/2006/relationships" xmlns:m="http://schemas.openxmlformats.org/officeDocument/2006/math" xmlns:v="urn:schemas-microsoft-com:vml" xmlns:wp14="http://schemas.microsoft.com/office/word/2010/wordprocessingDrawing" xmlns:wp="http://schemas.openxmlformats.org/drawingml/2006/wordprocessingDrawing" xmlns:w10="urn:schemas-microsoft-com:office:word" xmlns:w="http://schemas.openxmlformats.org/wordprocessingml/2006/main" xmlns:w14="http://schemas.microsoft.com/office/word/2010/wordml" xmlns:w15="http://schemas.microsoft.com/office/word/2012/wordml" xmlns:w16cex="http://schemas.microsoft.com/office/word/2018/wordml/cex" xmlns:w16cid="http://schemas.microsoft.com/office/word/2016/wordml/cid" xmlns:w16="http://schemas.microsoft.com/office/word/2018/wordml" xmlns:w16sdtdh="http://schemas.microsoft.com/office/word/2020/wordml/sdtdatahash" xmlns:w16se="http://schemas.microsoft.com/office/word/2015/wordml/symex" xmlns:wpg="http://schemas.microsoft.com/office/word/2010/wordprocessingGroup" xmlns:wpi="http://schemas.microsoft.com/office/word/2010/wordprocessingInk" xmlns:wne="http://schemas.microsoft.com/office/word/2006/wordml" xmlns:wps="http://schemas.microsoft.com/office/word/2010/wordprocessingShape" mc:Ignorable="w14 w15 w16se w16cid w16 w16cex w16sdtdh wp14">
+<w:document xmlns:wpc="http://schemas.microsoft.com/office/word/2010/wordprocessingCanvas" xmlns:cx="http://schemas.microsoft.com/office/drawing/2014/chartex" xmlns:cx1="http://schemas.microsoft.com/office/drawing/2015/9/8/chartex" xmlns:cx2="http://schemas.microsoft.com/office/drawing/2015/10/21/chartex" xmlns:cx3="http://schemas.microsoft.com/office/drawing/2016/5/9/chartex" xmlns:cx4="http://schemas.microsoft.com/office/drawing/2016/5/10/chartex" xmlns:cx5="http://schemas.microsoft.com/office/drawing/2016/5/11/chartex" xmlns:cx6="http://schemas.microsoft.com/office/drawing/2016/5/12/chartex" xmlns:cx7="http://schemas.microsoft.com/office/drawing/2016/5/13/chartex" xmlns:cx8="http://schemas.microsoft.com/office/drawing/2016/5/14/chartex" xmlns:mc="http://schemas.openxmlformats.org/markup-compatibility/2006" xmlns:aink="http://schemas.microsoft.com/office/drawing/2016/ink" xmlns:am3d="http://schemas.microsoft.com/office/drawing/2017/model3d" xmlns:o="urn:schemas-microsoft-com:office:office" xmlns:oel="http://schemas.microsoft.com/office/2019/extlst" xmlns:r="http://schemas.openxmlformats.org/officeDocument/2006/relationships" xmlns:m="http://schemas.openxmlformats.org/officeDocument/2006/math" xmlns:v="urn:schemas-microsoft-com:vml" xmlns:wp14="http://schemas.microsoft.com/office/word/2010/wordprocessingDrawing" xmlns:wp="http://schemas.openxmlformats.org/drawingml/2006/wordprocessingDrawing" xmlns:w10="urn:schemas-microsoft-com:office:word" xmlns:w="http://schemas.openxmlformats.org/wordprocessingml/2006/main" xmlns:w14="http://schemas.microsoft.com/office/word/2010/wordml" xmlns:w15="http://schemas.microsoft.com/office/word/2012/wordml" xmlns:w16cei="http://schemas.microsoft.com/office/word/2026/wordml/cei" xmlns:w16cex="http://schemas.microsoft.com/office/word/2018/wordml/cex" xmlns:w16cid="http://schemas.microsoft.com/office/word/2016/wordml/cid" xmlns:w16="http://schemas.microsoft.com/office/word/2018/wordml" xmlns:w16du="http://schemas.microsoft.com/office/word/2023/wordml/word16du" xmlns:w16sdtdh="http://schemas.microsoft.com/office/word/2020/wordml/sdtdatahash" xmlns:w16sdtfl="http://schemas.microsoft.com/office/word/2024/wordml/sdtformatlock" xmlns:w16se="http://schemas.microsoft.com/office/word/2015/wordml/symex" xmlns:wpg="http://schemas.microsoft.com/office/word/2010/wordprocessingGroup" xmlns:wpi="http://schemas.microsoft.com/office/word/2010/wordprocessingInk" xmlns:wne="http://schemas.microsoft.com/office/word/2006/wordml" xmlns:wps="http://schemas.microsoft.com/office/word/2010/wordprocessingShape" mc:Ignorable="w14 w15 w16se w16cid w16 w16cex w16sdtdh w16sdtfl w16du wp14">
   <w:body>
     <w:p>
       <w:pPr>
-        <w:pStyle w:val="Header"/>
-        <w:pBdr>
-          <w:bottom w:val="double" w:sz="4" w:space="1" w:color="auto"/>
-        </w:pBdr>
-        <w:jc w:val="center"/>
-        <w:rPr>
-          <w:b/>
-          <w:bCs/>
-          <w:sz w:val="28"/>
-          <w:szCs w:val="28"/>
-        </w:rPr>
-      </w:pPr>
-      <w:r>
-        <w:rPr>
-          <w:b/>
-          <w:bCs/>
-          <w:sz w:val="28"/>
-          <w:szCs w:val="28"/>
-        </w:rPr>
-        <w:t>JASON LANGKAMER-SMITH</w:t>
-      </w:r>
-    </w:p>
-    <w:p>
-      <w:pPr>
-        <w:pStyle w:val="Header"/>
-        <w:tabs>
-          <w:tab w:val="clear" w:pos="4680"/>
-        </w:tabs>
-        <w:rPr>
-          <w:sz w:val="20"/>
-          <w:szCs w:val="20"/>
-        </w:rPr>
-      </w:pPr>
-      <w:r>
-        <w:rPr>
-          <w:sz w:val="20"/>
-          <w:szCs w:val="20"/>
-        </w:rPr>
-        <w:t>218 NORTH 30TH STREET</w:t>
-      </w:r>
-      <w:r>
-        <w:rPr>
-          <w:sz w:val="20"/>
-          <w:szCs w:val="20"/>
-        </w:rPr>
-        <w:tab/>
-        <w:t>(484) 241-0122</w:t>
-      </w:r>
-    </w:p>
-    <w:p>
-      <w:pPr>
-        <w:pStyle w:val="Header"/>
-        <w:tabs>
-          <w:tab w:val="clear" w:pos="4680"/>
-        </w:tabs>
-        <w:spacing w:after="240"/>
-        <w:jc w:val="center"/>
-        <w:rPr>
-          <w:sz w:val="28"/>
-          <w:szCs w:val="28"/>
-        </w:rPr>
-      </w:pPr>
-      <w:r>
-        <w:rPr>
-          <w:sz w:val="20"/>
-          <w:szCs w:val="20"/>
-        </w:rPr>
-        <w:t>ALLENTOWN, PA 18104</w:t>
-      </w:r>
-      <w:r>
-        <w:rPr>
-          <w:sz w:val="20"/>
-          <w:szCs w:val="20"/>
-        </w:rPr>
-        <w:tab/>
-        <w:t>jasonls1015@outlook.com</w:t>
-      </w:r>
-    </w:p>
-    <w:p>
-      <w:pPr>
-        <w:pStyle w:val="BodyText"/>
-      </w:pPr>
-    </w:p>
-    <w:p>
-      <w:pPr>
         <w:pStyle w:val="Heading1"/>
       </w:pPr>
       <w:r>
-        <w:t>SENIOR TECHNICAL WRITER</w:t>
-      </w:r>
-      <w:r>
-        <w:t>/TRAINING CONTENT</w:t>
-      </w:r>
-    </w:p>
-    <w:p>
-      <w:pPr>
-        <w:pStyle w:val="BodyText"/>
-        <w:rPr>
-          <w:rFonts w:eastAsia="Arial"/>
-        </w:rPr>
-      </w:pPr>
-      <w:r>
-        <w:rPr>
-          <w:rFonts w:eastAsia="Arial"/>
-        </w:rPr>
-        <w:t xml:space="preserve">A technical writer with 20+ years of experience </w:t>
-      </w:r>
-      <w:r>
-        <w:rPr>
-          <w:rFonts w:eastAsia="Arial"/>
-        </w:rPr>
-        <w:t xml:space="preserve">delivering hardware and software </w:t>
-      </w:r>
-      <w:r>
-        <w:rPr>
-          <w:rFonts w:eastAsia="Arial"/>
-        </w:rPr>
-        <w:t xml:space="preserve">content </w:t>
-      </w:r>
-      <w:r>
-        <w:rPr>
-          <w:rFonts w:eastAsia="Arial"/>
-        </w:rPr>
-        <w:t>f</w:t>
-      </w:r>
-      <w:r>
-        <w:rPr>
-          <w:rFonts w:eastAsia="Arial"/>
-        </w:rPr>
-        <w:t>rom both structured and unstructured repositories</w:t>
-      </w:r>
-      <w:r>
-        <w:rPr>
-          <w:rFonts w:eastAsia="Arial"/>
-        </w:rPr>
-        <w:t xml:space="preserve"> </w:t>
-      </w:r>
-      <w:r>
-        <w:rPr>
-          <w:rFonts w:eastAsia="Arial"/>
-        </w:rPr>
-        <w:t>support</w:t>
-      </w:r>
-      <w:r>
-        <w:rPr>
-          <w:rFonts w:eastAsia="Arial"/>
-        </w:rPr>
-        <w:t>ing</w:t>
-      </w:r>
-      <w:r>
-        <w:rPr>
-          <w:rFonts w:eastAsia="Arial"/>
-        </w:rPr>
-        <w:t xml:space="preserve"> </w:t>
-      </w:r>
-      <w:r>
-        <w:rPr>
-          <w:rFonts w:eastAsia="Arial"/>
-        </w:rPr>
-        <w:t xml:space="preserve">global teams </w:t>
-      </w:r>
-      <w:r>
-        <w:rPr>
-          <w:rFonts w:eastAsia="Arial"/>
-        </w:rPr>
-        <w:t>with technically accurate documentation</w:t>
-      </w:r>
-      <w:r>
-        <w:rPr>
-          <w:rFonts w:eastAsia="Arial"/>
-        </w:rPr>
-        <w:t>.</w:t>
-      </w:r>
-    </w:p>
-    <w:p>
-      <w:pPr>
-        <w:pStyle w:val="BodyText"/>
-      </w:pPr>
-    </w:p>
-    <w:p>
-      <w:pPr>
-        <w:pStyle w:val="BodyText"/>
+        <w:t>Jason Langkamer-Smith</w:t>
+      </w:r>
+    </w:p>
+    <w:p>
+      <w:r>
+        <w:t>218 North 30th Street · Allentown, PA 18104 · (484) 241-0122 · jasonls1015@outlook.com</w:t>
+      </w:r>
+    </w:p>
+    <w:p>
+      <w:pPr>
+        <w:pStyle w:val="Heading2"/>
+      </w:pPr>
+    </w:p>
+    <w:p>
+      <w:pPr>
+        <w:pStyle w:val="Heading2"/>
+      </w:pPr>
+      <w:r>
+        <w:t>Senior Technical Writer · Documentation Architect · Developer Experience</w:t>
+      </w:r>
+    </w:p>
+    <w:p/>
+    <w:p>
+      <w:r>
+        <w:t>A senior technical writer with 20+ years of experience delivering hardware, software, and API documentation for global engineering teams. Specializes in docs-as-code workflows, structured content systems, developer tooling, and AI-assisted documentation automation. Combines deep writing expertise with hands-on technical skills in Python, RAG pipelines, semantic authoring, and content architecture.</w:t>
+      </w:r>
+    </w:p>
+    <w:p>
+      <w:r>
+        <w:pict w14:anchorId="050EBF46">
+          <v:rect id="_x0000_i1025" style="width:0;height:1.5pt" o:hralign="center" o:hrstd="t" o:hr="t" fillcolor="#a0a0a0" stroked="f"/>
+        </w:pict>
+      </w:r>
+    </w:p>
+    <w:p>
+      <w:pPr>
+        <w:pStyle w:val="Heading2"/>
+      </w:pPr>
+      <w:r>
+        <w:t>Core Competencies</w:t>
+      </w:r>
+    </w:p>
+    <w:p>
+      <w:pPr>
+        <w:numPr>
+          <w:ilvl w:val="0"/>
+          <w:numId w:val="36"/>
+        </w:numPr>
+        <w:spacing w:after="160" w:line="278" w:lineRule="auto"/>
       </w:pPr>
       <w:r>
         <w:rPr>
           <w:b/>
           <w:bCs/>
         </w:rPr>
-        <w:t>Authoring</w:t>
-      </w:r>
-      <w:r>
-        <w:t xml:space="preserve">: </w:t>
-      </w:r>
-      <w:r>
-        <w:t xml:space="preserve">Adobe AEM, </w:t>
-      </w:r>
-      <w:r>
-        <w:t>Adobe FrameMaker</w:t>
-      </w:r>
-      <w:r>
-        <w:t xml:space="preserve"> (Structured and Unstructured)</w:t>
-      </w:r>
-      <w:r>
-        <w:t>,</w:t>
-      </w:r>
-      <w:r>
-        <w:t xml:space="preserve"> </w:t>
-      </w:r>
-      <w:r>
-        <w:t xml:space="preserve">Audacity, </w:t>
-      </w:r>
-      <w:r>
-        <w:t>Captivate</w:t>
-      </w:r>
-      <w:r>
-        <w:t>,</w:t>
-      </w:r>
-      <w:r>
-        <w:t xml:space="preserve"> </w:t>
-      </w:r>
-      <w:r>
-        <w:t xml:space="preserve">Confluence, </w:t>
-      </w:r>
-      <w:r>
-        <w:t>DITA</w:t>
-      </w:r>
-      <w:r>
-        <w:t>,</w:t>
-      </w:r>
-      <w:r>
-        <w:t xml:space="preserve"> </w:t>
-      </w:r>
-      <w:r>
-        <w:t xml:space="preserve">Docker, </w:t>
-      </w:r>
-      <w:r>
-        <w:t xml:space="preserve">Excel, </w:t>
-      </w:r>
-      <w:proofErr w:type="spellStart"/>
-      <w:r>
-        <w:t>ExtendScripts</w:t>
-      </w:r>
-      <w:proofErr w:type="spellEnd"/>
-      <w:r>
-        <w:t>,</w:t>
-      </w:r>
-      <w:r>
-        <w:t xml:space="preserve"> </w:t>
-      </w:r>
-      <w:r>
-        <w:t xml:space="preserve">Markdown, </w:t>
-      </w:r>
-      <w:r>
-        <w:t xml:space="preserve">PowerPoint, </w:t>
-      </w:r>
-      <w:r>
-        <w:t>Python</w:t>
-      </w:r>
-      <w:r>
-        <w:t>,</w:t>
-      </w:r>
-      <w:r>
-        <w:t xml:space="preserve"> </w:t>
-      </w:r>
-      <w:r>
-        <w:t>Restructured Text</w:t>
-      </w:r>
-      <w:r>
-        <w:t>,</w:t>
-      </w:r>
-      <w:r>
-        <w:t xml:space="preserve"> </w:t>
-      </w:r>
-      <w:proofErr w:type="spellStart"/>
-      <w:r>
-        <w:t>RoboHelp</w:t>
-      </w:r>
-      <w:proofErr w:type="spellEnd"/>
-      <w:r>
-        <w:t>,</w:t>
-      </w:r>
-      <w:r>
-        <w:t xml:space="preserve"> </w:t>
-      </w:r>
-      <w:r>
-        <w:t>SnagIt,</w:t>
-      </w:r>
-      <w:r>
-        <w:t xml:space="preserve"> </w:t>
-      </w:r>
-      <w:r>
-        <w:t>Sphinx</w:t>
-      </w:r>
-      <w:r>
-        <w:t xml:space="preserve">, </w:t>
-      </w:r>
-      <w:r>
-        <w:t>Tridion Docs</w:t>
-      </w:r>
-      <w:r>
-        <w:t>,</w:t>
-      </w:r>
-      <w:r>
-        <w:t xml:space="preserve"> </w:t>
-      </w:r>
-      <w:r>
-        <w:t>VBA</w:t>
-      </w:r>
-      <w:r>
-        <w:t>,</w:t>
-      </w:r>
-      <w:r>
-        <w:t xml:space="preserve"> </w:t>
-      </w:r>
-      <w:r>
-        <w:t>Visio,</w:t>
-      </w:r>
-      <w:r>
-        <w:t xml:space="preserve"> </w:t>
-      </w:r>
-      <w:proofErr w:type="spellStart"/>
-      <w:r>
-        <w:t>WaveDrom</w:t>
-      </w:r>
-      <w:proofErr w:type="spellEnd"/>
-      <w:r>
-        <w:t>,</w:t>
-      </w:r>
-      <w:r>
-        <w:t xml:space="preserve"> </w:t>
-      </w:r>
-      <w:r>
-        <w:t xml:space="preserve">Word, </w:t>
-      </w:r>
-      <w:r>
-        <w:t>XML</w:t>
-      </w:r>
-    </w:p>
-    <w:p>
-      <w:pPr>
-        <w:pStyle w:val="BodyText"/>
+        <w:t>Technical Writing &amp; Content Architecture:</w:t>
+      </w:r>
+      <w:r>
+        <w:t xml:space="preserve"> API documentation, hardware/software manuals, reference guides, training, white papers, developer onboarding</w:t>
+      </w:r>
+    </w:p>
+    <w:p>
+      <w:pPr>
+        <w:numPr>
+          <w:ilvl w:val="0"/>
+          <w:numId w:val="36"/>
+        </w:numPr>
+        <w:spacing w:after="160" w:line="278" w:lineRule="auto"/>
+      </w:pPr>
+      <w:r>
         <w:rPr>
           <w:b/>
           <w:bCs/>
         </w:rPr>
-      </w:pPr>
-    </w:p>
-    <w:p>
-      <w:pPr>
-        <w:pStyle w:val="BodyText"/>
+        <w:t>Docs-as-Code &amp; Tooling:</w:t>
+      </w:r>
+      <w:r>
+        <w:t xml:space="preserve"> GitHub, Markdown, Sphinx, RST, Docker, Linux, CI/CD documentation workflows</w:t>
+      </w:r>
+    </w:p>
+    <w:p>
+      <w:pPr>
+        <w:numPr>
+          <w:ilvl w:val="0"/>
+          <w:numId w:val="36"/>
+        </w:numPr>
+        <w:spacing w:after="160" w:line="278" w:lineRule="auto"/>
       </w:pPr>
       <w:r>
         <w:rPr>
           <w:b/>
           <w:bCs/>
         </w:rPr>
-        <w:t>Collaboration</w:t>
-      </w:r>
-      <w:r>
-        <w:t xml:space="preserve">: </w:t>
-      </w:r>
-      <w:r>
-        <w:t xml:space="preserve">Agile, </w:t>
-      </w:r>
-      <w:r>
-        <w:t>Gerrit</w:t>
-      </w:r>
-      <w:r>
-        <w:t>,</w:t>
-      </w:r>
-      <w:r>
-        <w:t xml:space="preserve"> </w:t>
-      </w:r>
-      <w:r>
-        <w:t xml:space="preserve">GitHub, </w:t>
-      </w:r>
-      <w:r>
-        <w:t>Jama,</w:t>
-      </w:r>
-      <w:r>
-        <w:t xml:space="preserve"> </w:t>
-      </w:r>
-      <w:r>
-        <w:t xml:space="preserve">Jira, </w:t>
-      </w:r>
-      <w:r>
-        <w:t>Linux</w:t>
-      </w:r>
-      <w:r>
-        <w:t xml:space="preserve">, </w:t>
-      </w:r>
-      <w:r>
-        <w:t>Microsoft 365</w:t>
-      </w:r>
-      <w:r>
-        <w:t>,</w:t>
-      </w:r>
-      <w:r>
-        <w:t xml:space="preserve"> </w:t>
-      </w:r>
-      <w:r>
-        <w:t>Power Automate</w:t>
-      </w:r>
-      <w:r>
-        <w:t>,</w:t>
-      </w:r>
-      <w:r>
-        <w:t xml:space="preserve"> </w:t>
-      </w:r>
-      <w:r>
-        <w:t xml:space="preserve">Salesforce, </w:t>
-      </w:r>
-      <w:r>
-        <w:t>SharePoint</w:t>
-      </w:r>
-      <w:r>
-        <w:t>,</w:t>
-      </w:r>
-      <w:r>
-        <w:t xml:space="preserve"> </w:t>
-      </w:r>
-      <w:r>
-        <w:t xml:space="preserve">Slack, </w:t>
-      </w:r>
-      <w:r>
-        <w:t>T</w:t>
-      </w:r>
-      <w:r>
-        <w:t>eams</w:t>
-      </w:r>
-    </w:p>
-    <w:p>
-      <w:pPr>
-        <w:pStyle w:val="BodyText"/>
+        <w:t>Structured Content Systems:</w:t>
+      </w:r>
+      <w:r>
+        <w:t xml:space="preserve"> DITA, Tridion Docs, </w:t>
+      </w:r>
+      <w:proofErr w:type="spellStart"/>
+      <w:r>
+        <w:t>XMetaL</w:t>
+      </w:r>
+      <w:proofErr w:type="spellEnd"/>
+      <w:r>
+        <w:t>, FrameMaker (Structured/Unstructured), XML, semantic authoring</w:t>
+      </w:r>
+    </w:p>
+    <w:p>
+      <w:pPr>
+        <w:numPr>
+          <w:ilvl w:val="0"/>
+          <w:numId w:val="36"/>
+        </w:numPr>
+        <w:spacing w:after="160" w:line="278" w:lineRule="auto"/>
+      </w:pPr>
+      <w:r>
         <w:rPr>
           <w:b/>
           <w:bCs/>
         </w:rPr>
-      </w:pPr>
-    </w:p>
-    <w:p>
-      <w:pPr>
-        <w:pStyle w:val="BodyText"/>
+        <w:t>AI &amp; Automation:</w:t>
+      </w:r>
+      <w:r>
+        <w:t xml:space="preserve"> Python, Retrieval-Augmented Generation (RAG), Claude, Slack bot development, embeddings search, </w:t>
+      </w:r>
+      <w:proofErr w:type="spellStart"/>
+      <w:r>
+        <w:t>ExtendScripts</w:t>
+      </w:r>
+      <w:proofErr w:type="spellEnd"/>
+      <w:r>
+        <w:t>, Power Automate</w:t>
+      </w:r>
+    </w:p>
+    <w:p>
+      <w:pPr>
+        <w:numPr>
+          <w:ilvl w:val="0"/>
+          <w:numId w:val="36"/>
+        </w:numPr>
+        <w:spacing w:after="160" w:line="278" w:lineRule="auto"/>
       </w:pPr>
       <w:r>
         <w:rPr>
           <w:b/>
           <w:bCs/>
         </w:rPr>
-        <w:t>Deliverables</w:t>
-      </w:r>
-      <w:r>
-        <w:t xml:space="preserve">: </w:t>
-      </w:r>
-      <w:r>
-        <w:t xml:space="preserve">API, </w:t>
-      </w:r>
-      <w:r>
-        <w:t xml:space="preserve">Datasheets, </w:t>
-      </w:r>
-      <w:r>
-        <w:t>Documentation</w:t>
-      </w:r>
-      <w:r>
-        <w:t xml:space="preserve"> (Hardware and Software)</w:t>
-      </w:r>
-      <w:r>
-        <w:t xml:space="preserve">, </w:t>
-      </w:r>
-      <w:r>
-        <w:t xml:space="preserve">Illustrations, </w:t>
-      </w:r>
-      <w:r>
-        <w:t xml:space="preserve">Integration Guides, </w:t>
-      </w:r>
+        <w:t>Collaboration Platforms:</w:t>
+      </w:r>
+      <w:r>
+        <w:t xml:space="preserve"> Jira, Confluence, SharePoint, Teams, Slack, Jama, Microsoft 365</w:t>
+      </w:r>
+    </w:p>
+    <w:p>
+      <w:pPr>
+        <w:numPr>
+          <w:ilvl w:val="0"/>
+          <w:numId w:val="36"/>
+        </w:numPr>
+        <w:spacing w:after="160" w:line="278" w:lineRule="auto"/>
+      </w:pPr>
       <w:r>
         <w:rPr>
-          <w:rFonts w:eastAsia="Arial"/>
+          <w:b/>
+          <w:bCs/>
         </w:rPr>
-        <w:t>I</w:t>
-      </w:r>
+        <w:t>Illustration &amp; Media:</w:t>
+      </w:r>
+      <w:r>
+        <w:t xml:space="preserve"> Visio, </w:t>
+      </w:r>
+      <w:proofErr w:type="spellStart"/>
+      <w:r>
+        <w:t>WaveDrom</w:t>
+      </w:r>
+      <w:proofErr w:type="spellEnd"/>
+      <w:r>
+        <w:t>, SnagIt, Captivate, Audacity</w:t>
+      </w:r>
+    </w:p>
+    <w:p>
+      <w:r>
+        <w:pict w14:anchorId="21CC88D1">
+          <v:rect id="_x0000_i1026" style="width:0;height:1.5pt" o:hralign="center" o:hrstd="t" o:hr="t" fillcolor="#a0a0a0" stroked="f"/>
+        </w:pict>
+      </w:r>
+    </w:p>
+    <w:p>
+      <w:pPr>
+        <w:pStyle w:val="Heading2"/>
+      </w:pPr>
+      <w:r>
+        <w:t>Professional Experience</w:t>
+      </w:r>
+    </w:p>
+    <w:p>
+      <w:pPr>
+        <w:pStyle w:val="Heading3"/>
+      </w:pPr>
+      <w:r>
+        <w:t xml:space="preserve">Manager, Publications — </w:t>
+      </w:r>
+      <w:proofErr w:type="spellStart"/>
+      <w:r>
+        <w:t>Intellicheck</w:t>
+      </w:r>
+      <w:proofErr w:type="spellEnd"/>
+      <w:r>
+        <w:t xml:space="preserve"> (Remote)</w:t>
+      </w:r>
+    </w:p>
+    <w:p>
       <w:r>
         <w:rPr>
-          <w:rFonts w:eastAsia="Arial"/>
+          <w:b/>
+          <w:bCs/>
         </w:rPr>
-        <w:t xml:space="preserve">nstallation </w:t>
+        <w:t>June 2023 – January 2024</w:t>
+      </w:r>
+    </w:p>
+    <w:p>
+      <w:pPr>
+        <w:numPr>
+          <w:ilvl w:val="0"/>
+          <w:numId w:val="37"/>
+        </w:numPr>
+        <w:spacing w:after="160" w:line="278" w:lineRule="auto"/>
+      </w:pPr>
+      <w:r>
+        <w:t xml:space="preserve">Led </w:t>
+      </w:r>
+      <w:proofErr w:type="spellStart"/>
+      <w:r>
+        <w:t>Intellicheck’s</w:t>
+      </w:r>
+      <w:proofErr w:type="spellEnd"/>
+      <w:r>
+        <w:t xml:space="preserve"> first </w:t>
       </w:r>
       <w:r>
         <w:rPr>
-          <w:rFonts w:eastAsia="Arial"/>
-        </w:rPr>
-        <w:t>G</w:t>
-      </w:r>
-      <w:r>
-        <w:rPr>
-          <w:rFonts w:eastAsia="Arial"/>
-        </w:rPr>
-        <w:t>uides</w:t>
-      </w:r>
-      <w:r>
-        <w:rPr>
-          <w:rFonts w:eastAsia="Arial"/>
-        </w:rPr>
-        <w:t>,</w:t>
-      </w:r>
-      <w:r>
-        <w:t xml:space="preserve"> </w:t>
-      </w:r>
-      <w:r>
-        <w:t xml:space="preserve">Newsletters, </w:t>
-      </w:r>
-      <w:r>
-        <w:t xml:space="preserve">Online Help, </w:t>
-      </w:r>
-      <w:r>
-        <w:t>P</w:t>
-      </w:r>
-      <w:r>
-        <w:t xml:space="preserve">latform Design Guides, </w:t>
-      </w:r>
-      <w:r>
-        <w:t xml:space="preserve">Presentations, </w:t>
-      </w:r>
-      <w:r>
-        <w:t xml:space="preserve">Press Releases, </w:t>
-      </w:r>
-      <w:r>
-        <w:t xml:space="preserve">Programmer Guides, </w:t>
-      </w:r>
-      <w:r>
-        <w:t xml:space="preserve">Proposals, </w:t>
-      </w:r>
-      <w:r>
-        <w:rPr>
-          <w:rFonts w:eastAsia="Arial"/>
-        </w:rPr>
-        <w:t>R</w:t>
-      </w:r>
-      <w:r>
-        <w:rPr>
-          <w:rFonts w:eastAsia="Arial"/>
-        </w:rPr>
-        <w:t>eference</w:t>
-      </w:r>
-      <w:r>
-        <w:rPr>
-          <w:rFonts w:eastAsia="Arial"/>
-        </w:rPr>
-        <w:t xml:space="preserve"> Manuals</w:t>
-      </w:r>
-      <w:r>
-        <w:rPr>
-          <w:rFonts w:eastAsia="Arial"/>
-        </w:rPr>
-        <w:t>,</w:t>
-      </w:r>
-      <w:r>
-        <w:rPr>
-          <w:rFonts w:eastAsia="Arial"/>
-        </w:rPr>
-        <w:t xml:space="preserve"> </w:t>
-      </w:r>
-      <w:r>
-        <w:rPr>
-          <w:rFonts w:eastAsia="Arial"/>
-        </w:rPr>
-        <w:t>Reg</w:t>
-      </w:r>
-      <w:r>
-        <w:rPr>
-          <w:rFonts w:eastAsia="Arial"/>
-        </w:rPr>
-        <w:t>ister Maps,</w:t>
-      </w:r>
-      <w:r>
-        <w:rPr>
-          <w:rFonts w:eastAsia="Arial"/>
-        </w:rPr>
-        <w:t xml:space="preserve"> </w:t>
-      </w:r>
-      <w:r>
-        <w:rPr>
-          <w:rFonts w:eastAsia="Arial"/>
-        </w:rPr>
-        <w:t xml:space="preserve">Release Notes, </w:t>
-      </w:r>
-      <w:r>
-        <w:rPr>
-          <w:rFonts w:eastAsia="Arial"/>
-        </w:rPr>
-        <w:t>Sightings Report</w:t>
-      </w:r>
-      <w:r>
-        <w:rPr>
-          <w:rFonts w:eastAsia="Arial"/>
-        </w:rPr>
-        <w:t>s,</w:t>
-      </w:r>
-      <w:r>
-        <w:rPr>
-          <w:rFonts w:eastAsia="Arial"/>
-        </w:rPr>
-        <w:t xml:space="preserve"> </w:t>
-      </w:r>
-      <w:r>
-        <w:t xml:space="preserve">Specifications, Style Guides, </w:t>
-      </w:r>
-      <w:r>
-        <w:t xml:space="preserve">Training, User </w:t>
-      </w:r>
-      <w:r>
-        <w:t>Guides</w:t>
-      </w:r>
-      <w:r>
-        <w:t xml:space="preserve">, </w:t>
-      </w:r>
-      <w:r>
-        <w:t xml:space="preserve">White </w:t>
-      </w:r>
-      <w:r>
-        <w:t>P</w:t>
-      </w:r>
-      <w:r>
-        <w:t>apers</w:t>
-      </w:r>
-    </w:p>
-    <w:p>
-      <w:pPr>
-        <w:pStyle w:val="BodyText"/>
-      </w:pPr>
-    </w:p>
-    <w:p>
-      <w:pPr>
-        <w:pStyle w:val="Heading1"/>
-      </w:pPr>
-      <w:r>
-        <w:t>PROFESSIONAL EXPERIENCE</w:t>
-      </w:r>
-    </w:p>
-    <w:p>
-      <w:pPr>
-        <w:pStyle w:val="BodyText"/>
-      </w:pPr>
-    </w:p>
-    <w:p>
-      <w:pPr>
-        <w:pStyle w:val="BodyText"/>
-      </w:pPr>
-      <w:r>
-        <w:t>Manager, Publications</w:t>
-      </w:r>
-    </w:p>
-    <w:p>
-      <w:pPr>
-        <w:pStyle w:val="Heading2"/>
-        <w:tabs>
-          <w:tab w:val="right" w:pos="9360"/>
-        </w:tabs>
-        <w:rPr>
-          <w:rFonts w:eastAsia="Arial"/>
-        </w:rPr>
-      </w:pPr>
-      <w:proofErr w:type="spellStart"/>
-      <w:r>
-        <w:rPr>
-          <w:rFonts w:eastAsia="Arial"/>
-        </w:rPr>
-        <w:t>Intellicheck</w:t>
-      </w:r>
-      <w:proofErr w:type="spellEnd"/>
-      <w:r>
-        <w:rPr>
-          <w:rFonts w:eastAsia="Arial"/>
-        </w:rPr>
-        <w:t>, Remote</w:t>
-      </w:r>
-      <w:r>
-        <w:rPr>
-          <w:rFonts w:eastAsia="Arial"/>
-        </w:rPr>
-        <w:tab/>
-      </w:r>
-      <w:r>
-        <w:rPr>
-          <w:rFonts w:eastAsia="Arial"/>
-        </w:rPr>
-        <w:t xml:space="preserve">June 2023 to </w:t>
-      </w:r>
-      <w:r>
-        <w:rPr>
-          <w:rFonts w:eastAsia="Arial"/>
-        </w:rPr>
-        <w:t>Present</w:t>
-      </w:r>
-    </w:p>
-    <w:p>
-      <w:pPr>
-        <w:pStyle w:val="ListBullet"/>
-        <w:rPr>
-          <w:rFonts w:eastAsia="Arial"/>
-        </w:rPr>
-      </w:pPr>
-      <w:r>
-        <w:rPr>
-          <w:rFonts w:eastAsia="Arial"/>
-        </w:rPr>
-        <w:t xml:space="preserve">Created a process to enable the company's first </w:t>
-      </w:r>
-      <w:r>
-        <w:rPr>
-          <w:rFonts w:eastAsia="Arial"/>
           <w:b/>
           <w:bCs/>
         </w:rPr>
         <w:t>docs-as-code</w:t>
       </w:r>
       <w:r>
+        <w:t xml:space="preserve"> initiative using GitHub, Markdown, and </w:t>
+      </w:r>
+      <w:hyperlink r:id="rId7" w:history="1">
+        <w:r>
+          <w:rPr>
+            <w:rStyle w:val="Hyperlink"/>
+          </w:rPr>
+          <w:t>Readme.io</w:t>
+        </w:r>
+      </w:hyperlink>
+      <w:r>
+        <w:t xml:space="preserve"> to modernize developer documentation workflows.</w:t>
+      </w:r>
+    </w:p>
+    <w:p>
+      <w:pPr>
+        <w:numPr>
+          <w:ilvl w:val="0"/>
+          <w:numId w:val="37"/>
+        </w:numPr>
+        <w:spacing w:after="160" w:line="278" w:lineRule="auto"/>
+      </w:pPr>
+      <w:r>
         <w:rPr>
-          <w:rFonts w:eastAsia="Arial"/>
-        </w:rPr>
-        <w:t xml:space="preserve"> toolchain with </w:t>
-      </w:r>
-      <w:r>
-        <w:rPr>
-          <w:rFonts w:eastAsia="Arial"/>
           <w:b/>
           <w:bCs/>
         </w:rPr>
-        <w:t>GitHub</w:t>
+        <w:t>Designed and built ROOTS</w:t>
+      </w:r>
+      <w:r>
+        <w:t xml:space="preserve">, a Slack-integrated </w:t>
       </w:r>
       <w:r>
         <w:rPr>
-          <w:rFonts w:eastAsia="Arial"/>
-        </w:rPr>
-        <w:t xml:space="preserve"> repos, </w:t>
-      </w:r>
-      <w:r>
-        <w:rPr>
-          <w:rFonts w:eastAsia="Arial"/>
           <w:b/>
           <w:bCs/>
         </w:rPr>
-        <w:t>Markdown</w:t>
-      </w:r>
+        <w:t>retrieval-augmented generation (RAG)</w:t>
+      </w:r>
+      <w:r>
+        <w:t xml:space="preserve"> Python application using Claude to answer developer questions about API endpoints and internal functionality.</w:t>
+      </w:r>
+    </w:p>
+    <w:p>
+      <w:pPr>
+        <w:numPr>
+          <w:ilvl w:val="1"/>
+          <w:numId w:val="37"/>
+        </w:numPr>
+        <w:spacing w:after="160" w:line="278" w:lineRule="auto"/>
+      </w:pPr>
+      <w:r>
+        <w:t>Implemented retrieval pipelines over GitHub-based API documentation and internal FAQs.</w:t>
+      </w:r>
+    </w:p>
+    <w:p>
+      <w:pPr>
+        <w:numPr>
+          <w:ilvl w:val="1"/>
+          <w:numId w:val="37"/>
+        </w:numPr>
+        <w:spacing w:after="160" w:line="278" w:lineRule="auto"/>
+      </w:pPr>
+      <w:r>
+        <w:t>Delivered an authoritative internal support tool that reduced SME interruptions and accelerated developer onboarding.</w:t>
+      </w:r>
+    </w:p>
+    <w:p>
+      <w:pPr>
+        <w:numPr>
+          <w:ilvl w:val="0"/>
+          <w:numId w:val="37"/>
+        </w:numPr>
+        <w:spacing w:after="160" w:line="278" w:lineRule="auto"/>
+      </w:pPr>
+      <w:r>
+        <w:t>Converted legacy API documentation from Word to Markdown, improving clarity, consistency, and maintainability.</w:t>
+      </w:r>
+    </w:p>
+    <w:p>
+      <w:pPr>
+        <w:numPr>
+          <w:ilvl w:val="0"/>
+          <w:numId w:val="37"/>
+        </w:numPr>
+        <w:spacing w:after="160" w:line="278" w:lineRule="auto"/>
+      </w:pPr>
+      <w:r>
+        <w:t xml:space="preserve">Migrated publications to a semantic XML + Markdown authoring platform to produce single-sourced </w:t>
+      </w:r>
+      <w:proofErr w:type="spellStart"/>
+      <w:r>
+        <w:t>WebHelp</w:t>
+      </w:r>
+      <w:proofErr w:type="spellEnd"/>
+      <w:r>
+        <w:t xml:space="preserve"> output.</w:t>
+      </w:r>
+    </w:p>
+    <w:p>
+      <w:pPr>
+        <w:numPr>
+          <w:ilvl w:val="0"/>
+          <w:numId w:val="37"/>
+        </w:numPr>
+        <w:spacing w:after="160" w:line="278" w:lineRule="auto"/>
+      </w:pPr>
+      <w:r>
+        <w:t>Built Confluence spaces for onboarding, technical publications best practices, and internal communication.</w:t>
+      </w:r>
+    </w:p>
+    <w:p>
+      <w:pPr>
+        <w:numPr>
+          <w:ilvl w:val="0"/>
+          <w:numId w:val="37"/>
+        </w:numPr>
+        <w:spacing w:after="160" w:line="278" w:lineRule="auto"/>
+      </w:pPr>
+      <w:r>
+        <w:t>Analyzed and reorganized SharePoint sites across business units, simplifying permissions and implementing Power Automate workflows.</w:t>
+      </w:r>
+    </w:p>
+    <w:p>
+      <w:pPr>
+        <w:numPr>
+          <w:ilvl w:val="0"/>
+          <w:numId w:val="37"/>
+        </w:numPr>
+        <w:spacing w:after="160" w:line="278" w:lineRule="auto"/>
+      </w:pPr>
+      <w:r>
+        <w:lastRenderedPageBreak/>
+        <w:t>Designed a Jira work management project with Slack release notifications to streamline publication workflows.</w:t>
+      </w:r>
+    </w:p>
+    <w:p>
+      <w:r>
+        <w:pict w14:anchorId="3EA99018">
+          <v:rect id="_x0000_i1027" style="width:0;height:1.5pt" o:hralign="center" o:hrstd="t" o:hr="t" fillcolor="#a0a0a0" stroked="f"/>
+        </w:pict>
+      </w:r>
+    </w:p>
+    <w:p>
+      <w:pPr>
+        <w:pStyle w:val="Heading3"/>
+      </w:pPr>
+      <w:r>
+        <w:t>Technical Writer — Intel, Allentown, PA</w:t>
+      </w:r>
+    </w:p>
+    <w:p>
       <w:r>
         <w:rPr>
-          <w:rFonts w:eastAsia="Arial"/>
-        </w:rPr>
-        <w:t xml:space="preserve">, and </w:t>
-      </w:r>
-      <w:r>
-        <w:rPr>
-          <w:rFonts w:eastAsia="Arial"/>
           <w:b/>
           <w:bCs/>
         </w:rPr>
-        <w:t>Readme.io</w:t>
+        <w:t>July 2014 – April 2023</w:t>
+      </w:r>
+    </w:p>
+    <w:p>
+      <w:pPr>
+        <w:numPr>
+          <w:ilvl w:val="0"/>
+          <w:numId w:val="38"/>
+        </w:numPr>
+        <w:spacing w:after="160" w:line="278" w:lineRule="auto"/>
+      </w:pPr>
+      <w:r>
+        <w:t xml:space="preserve">Delivered </w:t>
       </w:r>
       <w:r>
         <w:rPr>
-          <w:rFonts w:eastAsia="Arial"/>
-        </w:rPr>
-        <w:t xml:space="preserve"> as the developer platform.</w:t>
-      </w:r>
-    </w:p>
-    <w:p>
-      <w:pPr>
-        <w:pStyle w:val="ListBullet"/>
-        <w:rPr>
-          <w:rFonts w:eastAsia="Arial"/>
-        </w:rPr>
-      </w:pPr>
-      <w:r>
-        <w:rPr>
-          <w:rFonts w:eastAsia="Arial"/>
-        </w:rPr>
-        <w:t xml:space="preserve">Edited </w:t>
-      </w:r>
-      <w:r>
-        <w:rPr>
-          <w:rFonts w:eastAsia="Arial"/>
           <w:b/>
           <w:bCs/>
         </w:rPr>
-        <w:t>API documentation</w:t>
+        <w:t>700+ publications</w:t>
+      </w:r>
+      <w:r>
+        <w:t xml:space="preserve"> for electrical engineers, developers, and SMEs across semiconductor and architecture teams.</w:t>
+      </w:r>
+    </w:p>
+    <w:p>
+      <w:pPr>
+        <w:numPr>
+          <w:ilvl w:val="0"/>
+          <w:numId w:val="38"/>
+        </w:numPr>
+        <w:spacing w:after="160" w:line="278" w:lineRule="auto"/>
+      </w:pPr>
+      <w:r>
+        <w:t xml:space="preserve">Authored structured content in an enterprise CCMS using </w:t>
       </w:r>
       <w:r>
         <w:rPr>
-          <w:rFonts w:eastAsia="Arial"/>
-        </w:rPr>
-        <w:t xml:space="preserve"> for clarity while converting legacy API docs from Word to Markdown.</w:t>
-      </w:r>
-    </w:p>
-    <w:p>
-      <w:pPr>
-        <w:pStyle w:val="ListBullet"/>
-        <w:rPr>
-          <w:rFonts w:eastAsia="Arial"/>
-        </w:rPr>
-      </w:pPr>
-      <w:r>
-        <w:rPr>
-          <w:rFonts w:eastAsia="Arial"/>
-        </w:rPr>
-        <w:t xml:space="preserve">Converted publications into an online format using a modern technical authoring platform that combined </w:t>
-      </w:r>
-      <w:r>
-        <w:rPr>
-          <w:rFonts w:eastAsia="Arial"/>
           <w:b/>
           <w:bCs/>
         </w:rPr>
-        <w:t>semantic XML</w:t>
-      </w:r>
+        <w:t xml:space="preserve">DITA, Tridion Docs, and </w:t>
+      </w:r>
+      <w:proofErr w:type="spellStart"/>
       <w:r>
         <w:rPr>
-          <w:rFonts w:eastAsia="Arial"/>
-        </w:rPr>
-        <w:t xml:space="preserve"> with Markdown to publish single-sourced </w:t>
-      </w:r>
-      <w:proofErr w:type="spellStart"/>
-      <w:r>
-        <w:rPr>
-          <w:rFonts w:eastAsia="Arial"/>
-          <w:b/>
-          <w:bCs/>
-        </w:rPr>
-        <w:t>WebHelp</w:t>
-      </w:r>
-      <w:proofErr w:type="spellEnd"/>
-      <w:r>
-        <w:rPr>
-          <w:rFonts w:eastAsia="Arial"/>
-        </w:rPr>
-        <w:t xml:space="preserve"> output.</w:t>
-      </w:r>
-    </w:p>
-    <w:p>
-      <w:pPr>
-        <w:pStyle w:val="ListBullet"/>
-        <w:rPr>
-          <w:rFonts w:eastAsia="Arial"/>
-        </w:rPr>
-      </w:pPr>
-      <w:r>
-        <w:rPr>
-          <w:rFonts w:eastAsia="Arial"/>
-        </w:rPr>
-        <w:t xml:space="preserve">Built several </w:t>
-      </w:r>
-      <w:r>
-        <w:rPr>
-          <w:rFonts w:eastAsia="Arial"/>
-          <w:b/>
-          <w:bCs/>
-        </w:rPr>
-        <w:t>Confluence</w:t>
-      </w:r>
-      <w:r>
-        <w:rPr>
-          <w:rFonts w:eastAsia="Arial"/>
-        </w:rPr>
-        <w:t xml:space="preserve"> spaces for internal communications, for example, customer onboarding, and technical publications best practices.</w:t>
-      </w:r>
-    </w:p>
-    <w:p>
-      <w:pPr>
-        <w:pStyle w:val="ListBullet"/>
-        <w:rPr>
-          <w:rFonts w:eastAsia="Arial"/>
-        </w:rPr>
-      </w:pPr>
-      <w:r>
-        <w:rPr>
-          <w:rFonts w:eastAsia="Arial"/>
-        </w:rPr>
-        <w:t xml:space="preserve">Managed and analyzed </w:t>
-      </w:r>
-      <w:r>
-        <w:rPr>
-          <w:rFonts w:eastAsia="Arial"/>
-          <w:b/>
-          <w:bCs/>
-        </w:rPr>
-        <w:t>SharePoint</w:t>
-      </w:r>
-      <w:r>
-        <w:rPr>
-          <w:rFonts w:eastAsia="Arial"/>
-        </w:rPr>
-        <w:t xml:space="preserve"> sites across business units to improve structure, simplify permissions strategy, and implement basic </w:t>
-      </w:r>
-      <w:r>
-        <w:rPr>
-          <w:rFonts w:eastAsia="Arial"/>
-          <w:b/>
-          <w:bCs/>
-        </w:rPr>
-        <w:t>Power Automate</w:t>
-      </w:r>
-      <w:r>
-        <w:rPr>
-          <w:rFonts w:eastAsia="Arial"/>
-        </w:rPr>
-        <w:t xml:space="preserve"> workflows.</w:t>
-      </w:r>
-    </w:p>
-    <w:p>
-      <w:pPr>
-        <w:pStyle w:val="ListBullet"/>
-        <w:rPr>
-          <w:rFonts w:eastAsia="Arial"/>
-        </w:rPr>
-      </w:pPr>
-      <w:r>
-        <w:rPr>
-          <w:rFonts w:eastAsia="Arial"/>
-        </w:rPr>
-        <w:t>Attended daily</w:t>
-      </w:r>
-      <w:r>
-        <w:rPr>
-          <w:rFonts w:eastAsia="Arial"/>
-        </w:rPr>
-        <w:t xml:space="preserve"> </w:t>
-      </w:r>
-      <w:r>
-        <w:rPr>
-          <w:rFonts w:eastAsia="Arial"/>
-          <w:b/>
-          <w:bCs/>
-        </w:rPr>
-        <w:t>Agile</w:t>
-      </w:r>
-      <w:r>
-        <w:rPr>
-          <w:rFonts w:eastAsia="Arial"/>
-        </w:rPr>
-        <w:t xml:space="preserve"> stand-ups to</w:t>
-      </w:r>
-      <w:r>
-        <w:rPr>
-          <w:rFonts w:eastAsia="Arial"/>
-        </w:rPr>
-        <w:t xml:space="preserve"> build</w:t>
-      </w:r>
-      <w:r>
-        <w:rPr>
-          <w:rFonts w:eastAsia="Arial"/>
-        </w:rPr>
-        <w:t xml:space="preserve"> link</w:t>
-      </w:r>
-      <w:r>
-        <w:rPr>
-          <w:rFonts w:eastAsia="Arial"/>
-        </w:rPr>
-        <w:t>s</w:t>
-      </w:r>
-      <w:r>
-        <w:rPr>
-          <w:rFonts w:eastAsia="Arial"/>
-        </w:rPr>
-        <w:t xml:space="preserve"> </w:t>
-      </w:r>
-      <w:r>
-        <w:rPr>
-          <w:rFonts w:eastAsia="Arial"/>
-        </w:rPr>
-        <w:t xml:space="preserve">between </w:t>
-      </w:r>
-      <w:r>
-        <w:rPr>
-          <w:rFonts w:eastAsia="Arial"/>
-        </w:rPr>
-        <w:t xml:space="preserve">technical publications </w:t>
-      </w:r>
-      <w:r>
-        <w:rPr>
-          <w:rFonts w:eastAsia="Arial"/>
-        </w:rPr>
-        <w:t>and development</w:t>
-      </w:r>
-      <w:r>
-        <w:rPr>
-          <w:rFonts w:eastAsia="Arial"/>
-        </w:rPr>
-        <w:t xml:space="preserve"> issues</w:t>
-      </w:r>
-      <w:r>
-        <w:rPr>
-          <w:rFonts w:eastAsia="Arial"/>
-        </w:rPr>
-        <w:t>.</w:t>
-      </w:r>
-    </w:p>
-    <w:p>
-      <w:pPr>
-        <w:pStyle w:val="ListBullet"/>
-        <w:rPr>
-          <w:rFonts w:eastAsia="Arial"/>
-        </w:rPr>
-      </w:pPr>
-      <w:r>
-        <w:rPr>
-          <w:rFonts w:eastAsia="Arial"/>
-        </w:rPr>
-        <w:t>Established</w:t>
-      </w:r>
-      <w:r>
-        <w:rPr>
-          <w:rFonts w:eastAsia="Arial"/>
-        </w:rPr>
-        <w:t xml:space="preserve"> a </w:t>
-      </w:r>
-      <w:r>
-        <w:rPr>
-          <w:rFonts w:eastAsia="Arial"/>
-          <w:b/>
-          <w:bCs/>
-        </w:rPr>
-        <w:t>Jira</w:t>
-      </w:r>
-      <w:r>
-        <w:rPr>
-          <w:rFonts w:eastAsia="Arial"/>
-        </w:rPr>
-        <w:t xml:space="preserve"> work management project for technical publications</w:t>
-      </w:r>
-      <w:r>
-        <w:rPr>
-          <w:rFonts w:eastAsia="Arial"/>
-        </w:rPr>
-        <w:t xml:space="preserve"> that</w:t>
-      </w:r>
-      <w:r>
-        <w:rPr>
-          <w:rFonts w:eastAsia="Arial"/>
-        </w:rPr>
-        <w:t xml:space="preserve"> </w:t>
-      </w:r>
-      <w:r>
-        <w:rPr>
-          <w:rFonts w:eastAsia="Arial"/>
-        </w:rPr>
-        <w:t>included</w:t>
-      </w:r>
-      <w:r>
-        <w:rPr>
-          <w:rFonts w:eastAsia="Arial"/>
-        </w:rPr>
-        <w:t xml:space="preserve"> a comprehensive workflow for each publication</w:t>
-      </w:r>
-      <w:r>
-        <w:rPr>
-          <w:rFonts w:eastAsia="Arial"/>
-        </w:rPr>
-        <w:t>,</w:t>
-      </w:r>
-      <w:r>
-        <w:rPr>
-          <w:rFonts w:eastAsia="Arial"/>
-        </w:rPr>
-        <w:t xml:space="preserve"> </w:t>
-      </w:r>
-      <w:r>
-        <w:rPr>
-          <w:rFonts w:eastAsia="Arial"/>
-        </w:rPr>
-        <w:t xml:space="preserve">and </w:t>
-      </w:r>
-      <w:r>
-        <w:rPr>
-          <w:rFonts w:eastAsia="Arial"/>
-        </w:rPr>
-        <w:t>Slack integration for release announcements.</w:t>
-      </w:r>
-    </w:p>
-    <w:p>
-      <w:pPr>
-        <w:pStyle w:val="BodyText"/>
-      </w:pPr>
-    </w:p>
-    <w:p>
-      <w:pPr>
-        <w:pStyle w:val="Heading2"/>
-        <w:rPr>
-          <w:rFonts w:eastAsia="Arial"/>
-        </w:rPr>
-      </w:pPr>
-      <w:r>
-        <w:t>Technical</w:t>
-      </w:r>
-      <w:r>
-        <w:t xml:space="preserve"> Writer</w:t>
-      </w:r>
-    </w:p>
-    <w:p>
-      <w:pPr>
-        <w:pStyle w:val="Heading2"/>
-        <w:tabs>
-          <w:tab w:val="right" w:pos="9360"/>
-        </w:tabs>
-      </w:pPr>
-      <w:r>
-        <w:rPr>
-          <w:rFonts w:eastAsia="Arial"/>
-        </w:rPr>
-        <w:t>Intel</w:t>
-      </w:r>
-      <w:r>
-        <w:rPr>
-          <w:rFonts w:eastAsia="Arial"/>
-        </w:rPr>
-        <w:t>, Allentown, PA</w:t>
-      </w:r>
-      <w:r>
-        <w:rPr>
-          <w:rFonts w:eastAsia="Arial"/>
-        </w:rPr>
-        <w:tab/>
-      </w:r>
-      <w:r>
-        <w:t xml:space="preserve">July </w:t>
-      </w:r>
-      <w:r>
-        <w:t>201</w:t>
-      </w:r>
-      <w:r>
-        <w:t>4</w:t>
-      </w:r>
-      <w:r>
-        <w:t xml:space="preserve"> to April </w:t>
-      </w:r>
-      <w:r>
-        <w:t>2023</w:t>
-      </w:r>
-    </w:p>
-    <w:p>
-      <w:pPr>
-        <w:pStyle w:val="ListBullet"/>
-        <w:rPr>
-          <w:rFonts w:eastAsia="Arial"/>
-        </w:rPr>
-      </w:pPr>
-      <w:r>
-        <w:rPr>
-          <w:rFonts w:eastAsia="Arial"/>
-        </w:rPr>
-        <w:t xml:space="preserve">Worked remotely </w:t>
-      </w:r>
-      <w:r>
-        <w:rPr>
-          <w:rFonts w:eastAsia="Arial"/>
-        </w:rPr>
-        <w:t xml:space="preserve">and </w:t>
-      </w:r>
-      <w:r>
-        <w:rPr>
-          <w:rFonts w:eastAsia="Arial"/>
-        </w:rPr>
-        <w:t xml:space="preserve">on-site </w:t>
-      </w:r>
-      <w:r>
-        <w:rPr>
-          <w:rFonts w:eastAsia="Arial"/>
-        </w:rPr>
-        <w:t xml:space="preserve">to </w:t>
-      </w:r>
-      <w:r>
-        <w:rPr>
-          <w:rFonts w:eastAsia="Arial"/>
-        </w:rPr>
-        <w:t>finalize</w:t>
-      </w:r>
-      <w:r>
-        <w:rPr>
-          <w:rFonts w:eastAsia="Arial"/>
-        </w:rPr>
-        <w:t xml:space="preserve"> </w:t>
-      </w:r>
-      <w:r>
-        <w:rPr>
-          <w:rFonts w:eastAsia="Arial"/>
-        </w:rPr>
-        <w:t>more than 700</w:t>
-      </w:r>
-      <w:r>
-        <w:rPr>
-          <w:rFonts w:eastAsia="Arial"/>
-        </w:rPr>
-        <w:t xml:space="preserve"> </w:t>
-      </w:r>
-      <w:r>
-        <w:rPr>
-          <w:rFonts w:eastAsia="Arial"/>
-        </w:rPr>
-        <w:t>deliverables</w:t>
-      </w:r>
-      <w:r>
-        <w:rPr>
-          <w:rFonts w:eastAsia="Arial"/>
-        </w:rPr>
-        <w:t xml:space="preserve">, </w:t>
-      </w:r>
-      <w:r>
-        <w:rPr>
-          <w:rFonts w:eastAsia="Arial"/>
-        </w:rPr>
-        <w:t>c</w:t>
-      </w:r>
-      <w:r>
-        <w:rPr>
-          <w:rFonts w:eastAsia="Arial"/>
-        </w:rPr>
-        <w:t>ollaborat</w:t>
-      </w:r>
-      <w:r>
-        <w:rPr>
-          <w:rFonts w:eastAsia="Arial"/>
-        </w:rPr>
-        <w:t xml:space="preserve">ing with </w:t>
-      </w:r>
-      <w:r>
-        <w:rPr>
-          <w:rFonts w:eastAsia="Arial"/>
-        </w:rPr>
-        <w:t xml:space="preserve">electrical engineers, developers, and </w:t>
-      </w:r>
-      <w:r>
-        <w:rPr>
-          <w:rFonts w:eastAsia="Arial"/>
-        </w:rPr>
-        <w:t>subject matter experts (</w:t>
-      </w:r>
-      <w:r>
-        <w:rPr>
-          <w:rFonts w:eastAsia="Arial"/>
-          <w:b/>
-          <w:bCs/>
-        </w:rPr>
-        <w:t>SME</w:t>
-      </w:r>
-      <w:r>
-        <w:rPr>
-          <w:rFonts w:eastAsia="Arial"/>
-        </w:rPr>
-        <w:t>s)</w:t>
-      </w:r>
-      <w:r>
-        <w:rPr>
-          <w:rFonts w:eastAsia="Arial"/>
-        </w:rPr>
-        <w:t xml:space="preserve"> </w:t>
-      </w:r>
-      <w:r>
-        <w:rPr>
-          <w:rFonts w:eastAsia="Arial"/>
-        </w:rPr>
-        <w:t xml:space="preserve">to </w:t>
-      </w:r>
-      <w:r>
-        <w:rPr>
-          <w:rFonts w:eastAsia="Arial"/>
-        </w:rPr>
-        <w:t>deliver</w:t>
-      </w:r>
-      <w:r>
-        <w:rPr>
-          <w:rFonts w:eastAsia="Arial"/>
-        </w:rPr>
-        <w:t xml:space="preserve"> </w:t>
-      </w:r>
-      <w:r>
-        <w:rPr>
-          <w:rFonts w:eastAsia="Arial"/>
-        </w:rPr>
-        <w:t>high</w:t>
-      </w:r>
-      <w:r>
-        <w:rPr>
-          <w:rFonts w:eastAsia="Arial"/>
-        </w:rPr>
-        <w:t>-</w:t>
-      </w:r>
-      <w:r>
-        <w:rPr>
-          <w:rFonts w:eastAsia="Arial"/>
-        </w:rPr>
-        <w:t>quality</w:t>
-      </w:r>
-      <w:r>
-        <w:rPr>
-          <w:rFonts w:eastAsia="Arial"/>
-        </w:rPr>
-        <w:t xml:space="preserve"> </w:t>
-      </w:r>
-      <w:r>
-        <w:rPr>
-          <w:rFonts w:eastAsia="Arial"/>
-        </w:rPr>
-        <w:t>documentation</w:t>
-      </w:r>
-      <w:r>
-        <w:rPr>
-          <w:rFonts w:eastAsia="Arial"/>
-        </w:rPr>
-        <w:t>.</w:t>
-      </w:r>
-      <w:r>
-        <w:rPr>
-          <w:rFonts w:eastAsia="Arial"/>
-        </w:rPr>
-        <w:t xml:space="preserve"> </w:t>
-      </w:r>
-    </w:p>
-    <w:p>
-      <w:pPr>
-        <w:pStyle w:val="ListBullet"/>
-        <w:rPr>
-          <w:rFonts w:eastAsia="Arial"/>
-        </w:rPr>
-      </w:pPr>
-      <w:r>
-        <w:rPr>
-          <w:rFonts w:eastAsia="Arial"/>
-        </w:rPr>
-        <w:t>Utilized</w:t>
-      </w:r>
-      <w:r>
-        <w:rPr>
-          <w:rFonts w:eastAsia="Arial"/>
-        </w:rPr>
-        <w:t xml:space="preserve"> structured </w:t>
-      </w:r>
-      <w:r>
-        <w:rPr>
-          <w:rFonts w:eastAsia="Arial"/>
-        </w:rPr>
-        <w:t xml:space="preserve">content in an enterprise </w:t>
-      </w:r>
-      <w:r>
-        <w:rPr>
-          <w:rFonts w:eastAsia="Arial"/>
-        </w:rPr>
-        <w:t>component content management system (</w:t>
-      </w:r>
-      <w:r>
-        <w:rPr>
-          <w:rFonts w:eastAsia="Arial"/>
-          <w:b/>
-          <w:bCs/>
-        </w:rPr>
-        <w:t>CCMS</w:t>
-      </w:r>
-      <w:r>
-        <w:rPr>
-          <w:rFonts w:eastAsia="Arial"/>
-        </w:rPr>
-        <w:t>)</w:t>
-      </w:r>
-      <w:r>
-        <w:rPr>
-          <w:rFonts w:eastAsia="Arial"/>
-        </w:rPr>
-        <w:t xml:space="preserve"> built with Darwin Information Typing Architecture (</w:t>
-      </w:r>
-      <w:r>
-        <w:rPr>
-          <w:rFonts w:eastAsia="Arial"/>
-          <w:b/>
-          <w:bCs/>
-        </w:rPr>
-        <w:t>DITA</w:t>
-      </w:r>
-      <w:r>
-        <w:rPr>
-          <w:rFonts w:eastAsia="Arial"/>
-        </w:rPr>
-        <w:t xml:space="preserve">), Tridion Docs, and </w:t>
-      </w:r>
-      <w:proofErr w:type="spellStart"/>
-      <w:r>
-        <w:rPr>
-          <w:rFonts w:eastAsia="Arial"/>
           <w:b/>
           <w:bCs/>
         </w:rPr>
@@ -1395,555 +464,316 @@
       </w:r>
       <w:proofErr w:type="spellEnd"/>
       <w:r>
+        <w:t>.</w:t>
+      </w:r>
+    </w:p>
+    <w:p>
+      <w:pPr>
+        <w:numPr>
+          <w:ilvl w:val="0"/>
+          <w:numId w:val="38"/>
+        </w:numPr>
+        <w:spacing w:after="160" w:line="278" w:lineRule="auto"/>
+      </w:pPr>
+      <w:r>
+        <w:t xml:space="preserve">Established a </w:t>
+      </w:r>
+      <w:r>
         <w:rPr>
-          <w:rFonts w:eastAsia="Arial"/>
-        </w:rPr>
-        <w:t>.</w:t>
-      </w:r>
-    </w:p>
-    <w:p>
-      <w:pPr>
-        <w:pStyle w:val="ListBullet"/>
-        <w:rPr>
-          <w:rFonts w:eastAsia="Arial"/>
-        </w:rPr>
-      </w:pPr>
-      <w:r>
-        <w:rPr>
-          <w:rFonts w:eastAsia="Arial"/>
-        </w:rPr>
-        <w:t xml:space="preserve">Established a docs-as-code workflow with developers using </w:t>
-      </w:r>
-      <w:r>
-        <w:rPr>
-          <w:rFonts w:eastAsia="Arial"/>
           <w:b/>
           <w:bCs/>
         </w:rPr>
-        <w:t>Linux</w:t>
-      </w:r>
+        <w:t>docs-as-code workflow</w:t>
+      </w:r>
+      <w:r>
+        <w:t xml:space="preserve"> using Linux, Gerrit, Sphinx, Docker, and RST to revise instruction set reference manuals.</w:t>
+      </w:r>
+    </w:p>
+    <w:p>
+      <w:pPr>
+        <w:numPr>
+          <w:ilvl w:val="0"/>
+          <w:numId w:val="38"/>
+        </w:numPr>
+        <w:spacing w:after="160" w:line="278" w:lineRule="auto"/>
+      </w:pPr>
+      <w:r>
+        <w:t>Designed diagrams and illustrations for architecture documents, including logical flows, sequences, waveforms, and circuit block diagrams.</w:t>
+      </w:r>
+    </w:p>
+    <w:p>
+      <w:pPr>
+        <w:numPr>
+          <w:ilvl w:val="0"/>
+          <w:numId w:val="38"/>
+        </w:numPr>
+        <w:spacing w:after="160" w:line="278" w:lineRule="auto"/>
+      </w:pPr>
+      <w:r>
+        <w:t>Managed shared reviews with Adobe Acrobat and Word, implementing thousands of contributor comments.</w:t>
+      </w:r>
+    </w:p>
+    <w:p>
+      <w:pPr>
+        <w:numPr>
+          <w:ilvl w:val="0"/>
+          <w:numId w:val="38"/>
+        </w:numPr>
+        <w:spacing w:after="160" w:line="278" w:lineRule="auto"/>
+      </w:pPr>
+      <w:r>
+        <w:t>Delivered training on grammar, style, templates, SharePoint, Microsoft 365 co-authoring, automation, and reporting.</w:t>
+      </w:r>
+    </w:p>
+    <w:p>
+      <w:pPr>
+        <w:numPr>
+          <w:ilvl w:val="0"/>
+          <w:numId w:val="38"/>
+        </w:numPr>
+        <w:spacing w:after="160" w:line="278" w:lineRule="auto"/>
+      </w:pPr>
+      <w:r>
+        <w:t>Released documents through a Salesforce + Adobe AEM CMS supporting customer entitlements and lifecycle processing.</w:t>
+      </w:r>
+    </w:p>
+    <w:p>
+      <w:r>
+        <w:pict w14:anchorId="0A09BE37">
+          <v:rect id="_x0000_i1028" style="width:0;height:1.5pt" o:hralign="center" o:hrstd="t" o:hr="t" fillcolor="#a0a0a0" stroked="f"/>
+        </w:pict>
+      </w:r>
+    </w:p>
+    <w:p>
+      <w:pPr>
+        <w:pStyle w:val="Heading3"/>
+      </w:pPr>
+      <w:r>
+        <w:t>Senior Technical Writer — Avago Technologies (Broadcom), Allentown, PA</w:t>
+      </w:r>
+    </w:p>
+    <w:p>
       <w:r>
         <w:rPr>
-          <w:rFonts w:eastAsia="Arial"/>
-        </w:rPr>
-        <w:t xml:space="preserve">, </w:t>
-      </w:r>
-      <w:r>
-        <w:rPr>
-          <w:rFonts w:eastAsia="Arial"/>
           <w:b/>
           <w:bCs/>
         </w:rPr>
-        <w:t>Gerrit</w:t>
+        <w:t>July 2011 – July 2014</w:t>
+      </w:r>
+    </w:p>
+    <w:p>
+      <w:pPr>
+        <w:numPr>
+          <w:ilvl w:val="0"/>
+          <w:numId w:val="39"/>
+        </w:numPr>
+        <w:spacing w:after="160" w:line="278" w:lineRule="auto"/>
+      </w:pPr>
+      <w:r>
+        <w:t>Documented integrated circuits for the storage industry by interviewing SMEs and analyzing design documents.</w:t>
+      </w:r>
+    </w:p>
+    <w:p>
+      <w:pPr>
+        <w:numPr>
+          <w:ilvl w:val="0"/>
+          <w:numId w:val="39"/>
+        </w:numPr>
+        <w:spacing w:after="160" w:line="278" w:lineRule="auto"/>
+      </w:pPr>
+      <w:r>
+        <w:t xml:space="preserve">Developed custom </w:t>
       </w:r>
       <w:r>
         <w:rPr>
-          <w:rFonts w:eastAsia="Arial"/>
-        </w:rPr>
-        <w:t xml:space="preserve">, </w:t>
-      </w:r>
-      <w:r>
-        <w:rPr>
-          <w:rFonts w:eastAsia="Arial"/>
           <w:b/>
           <w:bCs/>
         </w:rPr>
-        <w:t>Sphinx</w:t>
-      </w:r>
+        <w:t xml:space="preserve">FrameMaker </w:t>
+      </w:r>
+      <w:proofErr w:type="spellStart"/>
       <w:r>
         <w:rPr>
-          <w:rFonts w:eastAsia="Arial"/>
-        </w:rPr>
-        <w:t xml:space="preserve">, </w:t>
-      </w:r>
-      <w:r>
-        <w:rPr>
-          <w:rFonts w:eastAsia="Arial"/>
           <w:b/>
           <w:bCs/>
         </w:rPr>
-        <w:t>Docker</w:t>
-      </w:r>
+        <w:t>ExtendScripts</w:t>
+      </w:r>
+      <w:proofErr w:type="spellEnd"/>
+      <w:r>
+        <w:t xml:space="preserve"> to automate complex documentation build processes, improving quality and reducing production time.</w:t>
+      </w:r>
+    </w:p>
+    <w:p>
+      <w:r>
+        <w:pict w14:anchorId="32D30120">
+          <v:rect id="_x0000_i1029" style="width:0;height:1.5pt" o:hralign="center" o:hrstd="t" o:hr="t" fillcolor="#a0a0a0" stroked="f"/>
+        </w:pict>
+      </w:r>
+    </w:p>
+    <w:p>
+      <w:pPr>
+        <w:pStyle w:val="Heading3"/>
+      </w:pPr>
+      <w:r>
+        <w:t>Technical Writer — Innovative Control Systems, Wind Gap, PA</w:t>
+      </w:r>
+    </w:p>
+    <w:p>
       <w:r>
         <w:rPr>
-          <w:rFonts w:eastAsia="Arial"/>
-        </w:rPr>
-        <w:t>, and restructured text (</w:t>
-      </w:r>
-      <w:r>
-        <w:rPr>
-          <w:rFonts w:eastAsia="Arial"/>
           <w:b/>
           <w:bCs/>
         </w:rPr>
-        <w:t>RST</w:t>
-      </w:r>
+        <w:t>May 2007 – July 2011</w:t>
+      </w:r>
+    </w:p>
+    <w:p>
+      <w:pPr>
+        <w:numPr>
+          <w:ilvl w:val="0"/>
+          <w:numId w:val="40"/>
+        </w:numPr>
+        <w:spacing w:after="160" w:line="278" w:lineRule="auto"/>
+      </w:pPr>
+      <w:r>
+        <w:t>Authored 40+ manuals, requirements specifications, technical briefs, installation guides, quick references, and brochures.</w:t>
+      </w:r>
+    </w:p>
+    <w:p>
+      <w:pPr>
+        <w:numPr>
+          <w:ilvl w:val="0"/>
+          <w:numId w:val="40"/>
+        </w:numPr>
+        <w:spacing w:after="160" w:line="278" w:lineRule="auto"/>
+      </w:pPr>
+      <w:r>
+        <w:t>Developed online training using Adobe Captivate for point-of-sale cash management software.</w:t>
+      </w:r>
+    </w:p>
+    <w:p>
+      <w:r>
+        <w:pict w14:anchorId="63DEE47E">
+          <v:rect id="_x0000_i1030" style="width:0;height:1.5pt" o:hralign="center" o:hrstd="t" o:hr="t" fillcolor="#a0a0a0" stroked="f"/>
+        </w:pict>
+      </w:r>
+    </w:p>
+    <w:p>
+      <w:pPr>
+        <w:pStyle w:val="Heading3"/>
+      </w:pPr>
+      <w:r>
+        <w:t>Applications Support Specialist — Agere Systems (LSI Logic), Allentown, PA</w:t>
+      </w:r>
+    </w:p>
+    <w:p>
       <w:r>
         <w:rPr>
-          <w:rFonts w:eastAsia="Arial"/>
-        </w:rPr>
-        <w:t>) to revise instruction set reference manuals.</w:t>
-      </w:r>
-    </w:p>
-    <w:p>
-      <w:pPr>
-        <w:pStyle w:val="ListBullet"/>
-        <w:rPr>
-          <w:rFonts w:eastAsia="Arial"/>
-        </w:rPr>
-      </w:pPr>
-      <w:r>
-        <w:rPr>
-          <w:rFonts w:eastAsia="Arial"/>
-        </w:rPr>
-        <w:t xml:space="preserve">Designed </w:t>
-      </w:r>
-      <w:r>
-        <w:rPr>
-          <w:rFonts w:eastAsia="Arial"/>
           <w:b/>
           <w:bCs/>
         </w:rPr>
-        <w:t>diagrams</w:t>
-      </w:r>
+        <w:t>November 2000 – December 2005</w:t>
+      </w:r>
+    </w:p>
+    <w:p>
+      <w:pPr>
+        <w:numPr>
+          <w:ilvl w:val="0"/>
+          <w:numId w:val="41"/>
+        </w:numPr>
+        <w:spacing w:after="160" w:line="278" w:lineRule="auto"/>
+      </w:pPr>
+      <w:r>
+        <w:t>Reviewed and revised detailed integrated circuit specifications, improving templates, drawings, indexes, and workflows.</w:t>
+      </w:r>
+    </w:p>
+    <w:p>
+      <w:r>
+        <w:pict w14:anchorId="78F094A1">
+          <v:rect id="_x0000_i1031" style="width:0;height:1.5pt" o:hralign="center" o:hrstd="t" o:hr="t" fillcolor="#a0a0a0" stroked="f"/>
+        </w:pict>
+      </w:r>
+    </w:p>
+    <w:p>
+      <w:pPr>
+        <w:pStyle w:val="Heading2"/>
+      </w:pPr>
+      <w:r>
+        <w:t>Education</w:t>
+      </w:r>
+    </w:p>
+    <w:p>
       <w:r>
         <w:rPr>
-          <w:rFonts w:eastAsia="Arial"/>
-        </w:rPr>
-        <w:t xml:space="preserve"> and </w:t>
-      </w:r>
-      <w:r>
-        <w:rPr>
-          <w:rFonts w:eastAsia="Arial"/>
           <w:b/>
           <w:bCs/>
         </w:rPr>
-        <w:t>illustrations</w:t>
-      </w:r>
+        <w:t>New Jersey Institute of Technology</w:t>
+      </w:r>
+      <w:r>
+        <w:t xml:space="preserve"> — </w:t>
+      </w:r>
+      <w:proofErr w:type="gramStart"/>
+      <w:r>
+        <w:t>Master’s Degree</w:t>
+      </w:r>
+      <w:proofErr w:type="gramEnd"/>
+      <w:r>
+        <w:t xml:space="preserve"> (Summa Cum Laude)</w:t>
+      </w:r>
+      <w:r>
+        <w:br/>
+        <w:t>Professional &amp; Technical Communications</w:t>
+      </w:r>
+    </w:p>
+    <w:p>
       <w:r>
         <w:rPr>
-          <w:rFonts w:eastAsia="Arial"/>
-        </w:rPr>
-        <w:t xml:space="preserve"> for high-level </w:t>
-      </w:r>
-      <w:r>
-        <w:rPr>
-          <w:rFonts w:eastAsia="Arial"/>
-        </w:rPr>
-        <w:t>architecture documents</w:t>
-      </w:r>
-      <w:r>
-        <w:rPr>
-          <w:rFonts w:eastAsia="Arial"/>
-        </w:rPr>
-        <w:t xml:space="preserve"> to </w:t>
-      </w:r>
-      <w:r>
-        <w:rPr>
-          <w:rFonts w:eastAsia="Arial"/>
-        </w:rPr>
-        <w:t>accurately depict</w:t>
-      </w:r>
-      <w:r>
-        <w:rPr>
-          <w:rFonts w:eastAsia="Arial"/>
-        </w:rPr>
-        <w:t xml:space="preserve"> logical flows</w:t>
-      </w:r>
-      <w:r>
-        <w:rPr>
-          <w:rFonts w:eastAsia="Arial"/>
-        </w:rPr>
-        <w:t>, sequences, waveforms</w:t>
-      </w:r>
-      <w:r>
-        <w:rPr>
-          <w:rFonts w:eastAsia="Arial"/>
-        </w:rPr>
-        <w:t>, and circuit blocks</w:t>
-      </w:r>
-      <w:r>
-        <w:rPr>
-          <w:rFonts w:eastAsia="Arial"/>
-        </w:rPr>
-        <w:t xml:space="preserve"> </w:t>
-      </w:r>
-      <w:r>
-        <w:rPr>
-          <w:rFonts w:eastAsia="Arial"/>
-        </w:rPr>
-        <w:t>for electrical engineers and developers.</w:t>
-      </w:r>
-    </w:p>
-    <w:p>
-      <w:pPr>
-        <w:pStyle w:val="ListBullet"/>
-        <w:rPr>
-          <w:rFonts w:eastAsia="Arial"/>
-        </w:rPr>
-      </w:pPr>
-      <w:r>
-        <w:rPr>
-          <w:rFonts w:eastAsia="Arial"/>
-        </w:rPr>
-        <w:t>Collected, organized, and</w:t>
-      </w:r>
-      <w:r>
-        <w:rPr>
-          <w:rFonts w:eastAsia="Arial"/>
-        </w:rPr>
-        <w:t xml:space="preserve"> </w:t>
-      </w:r>
-      <w:r>
-        <w:rPr>
-          <w:rFonts w:eastAsia="Arial"/>
-        </w:rPr>
-        <w:t xml:space="preserve">implemented thousands of comments from contributors </w:t>
-      </w:r>
-      <w:r>
-        <w:rPr>
-          <w:rFonts w:eastAsia="Arial"/>
-        </w:rPr>
-        <w:t>to</w:t>
-      </w:r>
-      <w:r>
-        <w:rPr>
-          <w:rFonts w:eastAsia="Arial"/>
-        </w:rPr>
-        <w:t xml:space="preserve"> shared</w:t>
-      </w:r>
-      <w:r>
-        <w:rPr>
-          <w:rFonts w:eastAsia="Arial"/>
-        </w:rPr>
-        <w:t xml:space="preserve"> review</w:t>
-      </w:r>
-      <w:r>
-        <w:rPr>
-          <w:rFonts w:eastAsia="Arial"/>
-        </w:rPr>
-        <w:t xml:space="preserve">s with </w:t>
-      </w:r>
-      <w:r>
-        <w:rPr>
-          <w:rFonts w:eastAsia="Arial"/>
           <w:b/>
           <w:bCs/>
         </w:rPr>
-        <w:t>Adobe Acrobat</w:t>
-      </w:r>
-      <w:r>
-        <w:rPr>
-          <w:rFonts w:eastAsia="Arial"/>
-        </w:rPr>
-        <w:t xml:space="preserve"> </w:t>
-      </w:r>
-      <w:r>
-        <w:rPr>
-          <w:rFonts w:eastAsia="Arial"/>
-        </w:rPr>
-        <w:t xml:space="preserve">and </w:t>
-      </w:r>
-      <w:r>
-        <w:rPr>
-          <w:rFonts w:eastAsia="Arial"/>
-          <w:b/>
-          <w:bCs/>
-        </w:rPr>
-        <w:t>Microsoft Word</w:t>
-      </w:r>
-      <w:r>
-        <w:rPr>
-          <w:rFonts w:eastAsia="Arial"/>
-        </w:rPr>
-        <w:t>,</w:t>
-      </w:r>
-      <w:r>
-        <w:rPr>
-          <w:rFonts w:eastAsia="Arial"/>
-        </w:rPr>
-        <w:t xml:space="preserve"> </w:t>
-      </w:r>
-      <w:r>
-        <w:rPr>
-          <w:rFonts w:eastAsia="Arial"/>
-        </w:rPr>
-        <w:t xml:space="preserve">improving </w:t>
-      </w:r>
-      <w:r>
-        <w:rPr>
-          <w:rFonts w:eastAsia="Arial"/>
-        </w:rPr>
-        <w:t xml:space="preserve">documentation </w:t>
-      </w:r>
-      <w:r>
-        <w:rPr>
-          <w:rFonts w:eastAsia="Arial"/>
-        </w:rPr>
-        <w:t>turn-around time</w:t>
-      </w:r>
-      <w:r>
-        <w:rPr>
-          <w:rFonts w:eastAsia="Arial"/>
-        </w:rPr>
-        <w:t>.</w:t>
-      </w:r>
-    </w:p>
-    <w:p>
-      <w:pPr>
-        <w:pStyle w:val="ListBullet"/>
-        <w:rPr>
-          <w:rFonts w:eastAsia="Arial"/>
-        </w:rPr>
-      </w:pPr>
-      <w:r>
-        <w:rPr>
-          <w:rFonts w:eastAsia="Arial"/>
-        </w:rPr>
-        <w:t>Present</w:t>
-      </w:r>
-      <w:r>
-        <w:rPr>
-          <w:rFonts w:eastAsia="Arial"/>
-        </w:rPr>
-        <w:t>ed</w:t>
-      </w:r>
-      <w:r>
-        <w:rPr>
-          <w:rFonts w:eastAsia="Arial"/>
-        </w:rPr>
-        <w:t xml:space="preserve"> </w:t>
-      </w:r>
-      <w:r>
-        <w:rPr>
-          <w:rFonts w:eastAsia="Arial"/>
-        </w:rPr>
-        <w:t xml:space="preserve">training </w:t>
-      </w:r>
-      <w:r>
-        <w:rPr>
-          <w:rFonts w:eastAsia="Arial"/>
-        </w:rPr>
-        <w:t xml:space="preserve">on </w:t>
-      </w:r>
-      <w:r>
-        <w:rPr>
-          <w:rFonts w:eastAsia="Arial"/>
-        </w:rPr>
-        <w:t xml:space="preserve">grammar, style, </w:t>
-      </w:r>
-      <w:r>
-        <w:rPr>
-          <w:rFonts w:eastAsia="Arial"/>
-        </w:rPr>
-        <w:t>template</w:t>
-      </w:r>
-      <w:r>
-        <w:rPr>
-          <w:rFonts w:eastAsia="Arial"/>
-        </w:rPr>
-        <w:t>s</w:t>
-      </w:r>
-      <w:r>
-        <w:rPr>
-          <w:rFonts w:eastAsia="Arial"/>
-        </w:rPr>
-        <w:t xml:space="preserve">, </w:t>
-      </w:r>
-      <w:r>
-        <w:rPr>
-          <w:rFonts w:eastAsia="Arial"/>
-          <w:b/>
-          <w:bCs/>
-        </w:rPr>
-        <w:t>SharePoint</w:t>
-      </w:r>
-      <w:r>
-        <w:rPr>
-          <w:rFonts w:eastAsia="Arial"/>
-        </w:rPr>
-        <w:t>,</w:t>
-      </w:r>
-      <w:r>
-        <w:rPr>
-          <w:rFonts w:eastAsia="Arial"/>
-        </w:rPr>
-        <w:t xml:space="preserve"> </w:t>
-      </w:r>
-      <w:r>
-        <w:rPr>
-          <w:rFonts w:eastAsia="Arial"/>
-          <w:b/>
-          <w:bCs/>
-        </w:rPr>
-        <w:t>Microsoft 365</w:t>
-      </w:r>
-      <w:r>
-        <w:rPr>
-          <w:rFonts w:eastAsia="Arial"/>
-        </w:rPr>
-        <w:t xml:space="preserve"> </w:t>
-      </w:r>
-      <w:r>
-        <w:rPr>
-          <w:rFonts w:eastAsia="Arial"/>
-        </w:rPr>
-        <w:t>co-authoring, automation, and reporting</w:t>
-      </w:r>
-      <w:r>
-        <w:rPr>
-          <w:rFonts w:eastAsia="Arial"/>
-        </w:rPr>
-        <w:t>—resulting in quality improvements and efficiency gains.</w:t>
-      </w:r>
-    </w:p>
-    <w:p>
-      <w:pPr>
-        <w:pStyle w:val="ListBullet"/>
-        <w:rPr>
-          <w:rFonts w:eastAsia="Arial"/>
-        </w:rPr>
-      </w:pPr>
-      <w:r>
-        <w:rPr>
-          <w:rFonts w:eastAsia="Arial"/>
-        </w:rPr>
-        <w:t xml:space="preserve">Released documents through an enterprise content management system (CMS) based on </w:t>
-      </w:r>
-      <w:r>
-        <w:rPr>
-          <w:rFonts w:eastAsia="Arial"/>
-          <w:b/>
-          <w:bCs/>
-        </w:rPr>
-        <w:t>Salesforce</w:t>
-      </w:r>
-      <w:r>
-        <w:rPr>
-          <w:rFonts w:eastAsia="Arial"/>
-        </w:rPr>
-        <w:t xml:space="preserve"> and </w:t>
-      </w:r>
-      <w:r>
-        <w:rPr>
-          <w:rFonts w:eastAsia="Arial"/>
-          <w:b/>
-          <w:bCs/>
-        </w:rPr>
-        <w:t>Adobe AEM</w:t>
-      </w:r>
-      <w:r>
-        <w:rPr>
-          <w:rFonts w:eastAsia="Arial"/>
-        </w:rPr>
-        <w:t xml:space="preserve"> that enabled external customer entitlements and lifecycle</w:t>
-      </w:r>
-      <w:r>
-        <w:rPr>
-          <w:rFonts w:eastAsia="Arial"/>
-        </w:rPr>
-        <w:t xml:space="preserve"> </w:t>
-      </w:r>
-      <w:r>
-        <w:rPr>
-          <w:rFonts w:eastAsia="Arial"/>
-        </w:rPr>
-        <w:t>processing</w:t>
-      </w:r>
-      <w:r>
-        <w:rPr>
-          <w:rFonts w:eastAsia="Arial"/>
-        </w:rPr>
-        <w:t>.</w:t>
-      </w:r>
-    </w:p>
-    <w:p>
-      <w:pPr>
-        <w:pStyle w:val="BodyText"/>
-        <w:rPr>
-          <w:rFonts w:eastAsia="Arial"/>
-        </w:rPr>
-      </w:pPr>
-    </w:p>
-    <w:p>
-      <w:pPr>
-        <w:pStyle w:val="Header"/>
-        <w:pBdr>
-          <w:bottom w:val="double" w:sz="4" w:space="1" w:color="auto"/>
-        </w:pBdr>
-        <w:jc w:val="center"/>
-        <w:rPr>
-          <w:b/>
-          <w:bCs/>
-          <w:sz w:val="28"/>
-          <w:szCs w:val="28"/>
-        </w:rPr>
-      </w:pPr>
-      <w:r>
-        <w:rPr>
-          <w:b/>
-          <w:bCs/>
-          <w:sz w:val="28"/>
-          <w:szCs w:val="28"/>
-        </w:rPr>
+        <w:t>Indiana University of Pennsylvania</w:t>
+      </w:r>
+      <w:r>
+        <w:t xml:space="preserve"> — </w:t>
+      </w:r>
+      <w:proofErr w:type="gramStart"/>
+      <w:r>
+        <w:t>Bachelor’s Degree</w:t>
+      </w:r>
+      <w:proofErr w:type="gramEnd"/>
+      <w:r>
+        <w:br/>
+        <w:t>Journalism Major · Computer Science Minor</w:t>
+      </w:r>
+    </w:p>
+    <w:p>
+      <w:r>
+        <w:pict w14:anchorId="4082E30B">
+          <v:rect id="_x0000_i1032" style="width:0;height:1.5pt" o:hralign="center" o:hrstd="t" o:hr="t" fillcolor="#a0a0a0" stroked="f"/>
+        </w:pict>
+      </w:r>
+    </w:p>
+    <w:p>
+      <w:pPr>
+        <w:pStyle w:val="Heading2"/>
+      </w:pPr>
+      <w:r>
         <w:lastRenderedPageBreak/>
-        <w:t>JASON LANGKAMER-SMITH</w:t>
-      </w:r>
-    </w:p>
-    <w:p>
-      <w:pPr>
-        <w:pStyle w:val="Header"/>
-        <w:tabs>
-          <w:tab w:val="clear" w:pos="4680"/>
-        </w:tabs>
-        <w:rPr>
-          <w:sz w:val="20"/>
-          <w:szCs w:val="20"/>
-        </w:rPr>
-      </w:pPr>
-      <w:r>
-        <w:rPr>
-          <w:sz w:val="20"/>
-          <w:szCs w:val="20"/>
-        </w:rPr>
-        <w:t>218 NORTH 30TH STREET</w:t>
-      </w:r>
-      <w:r>
-        <w:rPr>
-          <w:sz w:val="20"/>
-          <w:szCs w:val="20"/>
-        </w:rPr>
-        <w:tab/>
-        <w:t>(484) 241-0122</w:t>
-      </w:r>
-    </w:p>
-    <w:p>
-      <w:pPr>
-        <w:pStyle w:val="Header"/>
-        <w:tabs>
-          <w:tab w:val="clear" w:pos="4680"/>
-        </w:tabs>
-        <w:spacing w:after="240"/>
-        <w:jc w:val="center"/>
-        <w:rPr>
-          <w:sz w:val="28"/>
-          <w:szCs w:val="28"/>
-        </w:rPr>
-      </w:pPr>
-      <w:r>
-        <w:rPr>
-          <w:sz w:val="20"/>
-          <w:szCs w:val="20"/>
-        </w:rPr>
-        <w:t>ALLENTOWN, PA 18104</w:t>
-      </w:r>
-      <w:r>
-        <w:rPr>
-          <w:sz w:val="20"/>
-          <w:szCs w:val="20"/>
-        </w:rPr>
-        <w:tab/>
-        <w:t>jasonls1015@outlook.com</w:t>
+        <w:t>Memberships</w:t>
+      </w:r>
+    </w:p>
+    <w:p>
+      <w:r>
+        <w:t>Member &amp; Volunteer — Society for Technical Communications (STC), Philadelphia Metro Chapter</w:t>
+      </w:r>
+    </w:p>
+    <w:p>
+      <w:r>
+        <w:pict w14:anchorId="784CEEE4">
+          <v:rect id="_x0000_i1033" style="width:0;height:1.5pt" o:hralign="center" o:hrstd="t" o:hr="t" fillcolor="#a0a0a0" stroked="f"/>
+        </w:pict>
       </w:r>
     </w:p>
     <w:p>
@@ -1951,720 +781,18 @@
         <w:pStyle w:val="Heading2"/>
       </w:pPr>
       <w:r>
-        <w:t>Senior Technical Writer</w:t>
-      </w:r>
-    </w:p>
-    <w:p>
-      <w:pPr>
-        <w:pStyle w:val="Heading3"/>
-      </w:pPr>
-      <w:r>
-        <w:rPr>
-          <w:rFonts w:eastAsia="Arial"/>
-        </w:rPr>
-        <w:t>Avago Technologies</w:t>
-      </w:r>
-      <w:r>
-        <w:rPr>
-          <w:rFonts w:eastAsia="Arial"/>
-        </w:rPr>
-        <w:t xml:space="preserve"> (Broadcom), Allentown, PA</w:t>
-      </w:r>
-      <w:r>
-        <w:tab/>
-      </w:r>
-      <w:r>
-        <w:t xml:space="preserve">July </w:t>
-      </w:r>
-      <w:r>
-        <w:t>2011</w:t>
-      </w:r>
-      <w:r>
-        <w:t xml:space="preserve"> to</w:t>
-      </w:r>
-      <w:r>
-        <w:t xml:space="preserve"> July </w:t>
-      </w:r>
-      <w:r>
-        <w:t>2014</w:t>
-      </w:r>
-    </w:p>
-    <w:p>
-      <w:pPr>
-        <w:pStyle w:val="ListBullet"/>
-      </w:pPr>
-      <w:r>
-        <w:rPr>
-          <w:rFonts w:eastAsia="Arial"/>
-        </w:rPr>
-        <w:t xml:space="preserve">Documented </w:t>
-      </w:r>
-      <w:r>
-        <w:rPr>
-          <w:rFonts w:eastAsia="Arial"/>
-        </w:rPr>
-        <w:t>integrated circuits for the storage industry</w:t>
-      </w:r>
-      <w:r>
-        <w:rPr>
-          <w:rFonts w:eastAsia="Arial"/>
-        </w:rPr>
-        <w:t xml:space="preserve"> </w:t>
-      </w:r>
-      <w:r>
-        <w:rPr>
-          <w:rFonts w:eastAsia="Arial"/>
-        </w:rPr>
-        <w:t xml:space="preserve">with </w:t>
-      </w:r>
-      <w:r>
-        <w:rPr>
-          <w:rFonts w:eastAsia="Arial"/>
-        </w:rPr>
-        <w:t xml:space="preserve">a team of six collaborative writers by interviewing </w:t>
-      </w:r>
-      <w:r>
-        <w:rPr>
-          <w:rFonts w:eastAsia="Arial"/>
-        </w:rPr>
-        <w:t>subject matter experts (SMEs)</w:t>
-      </w:r>
-      <w:r>
-        <w:rPr>
-          <w:rFonts w:eastAsia="Arial"/>
-        </w:rPr>
-        <w:t xml:space="preserve"> and analyzing design documents</w:t>
-      </w:r>
-      <w:r>
-        <w:rPr>
-          <w:rFonts w:eastAsia="Arial"/>
-        </w:rPr>
-        <w:t>,</w:t>
-      </w:r>
-      <w:r>
-        <w:rPr>
-          <w:rFonts w:eastAsia="Arial"/>
-        </w:rPr>
-        <w:t xml:space="preserve"> </w:t>
-      </w:r>
-      <w:r>
-        <w:rPr>
-          <w:rFonts w:eastAsia="Arial"/>
-        </w:rPr>
-        <w:t>resulting in customized content for hard-disk-drive (HDD) manufacturers.</w:t>
-      </w:r>
-    </w:p>
-    <w:p>
-      <w:pPr>
-        <w:pStyle w:val="ListBullet"/>
-      </w:pPr>
-      <w:r>
-        <w:rPr>
-          <w:rFonts w:eastAsia="Arial"/>
-        </w:rPr>
-        <w:t xml:space="preserve">Developed </w:t>
-      </w:r>
-      <w:r>
-        <w:rPr>
-          <w:rFonts w:eastAsia="Arial"/>
-        </w:rPr>
-        <w:t>custom</w:t>
-      </w:r>
-      <w:r>
-        <w:rPr>
-          <w:rFonts w:eastAsia="Arial"/>
-        </w:rPr>
-        <w:t xml:space="preserve"> FrameMaker </w:t>
-      </w:r>
-      <w:proofErr w:type="spellStart"/>
-      <w:r>
-        <w:rPr>
-          <w:rFonts w:eastAsia="Arial"/>
-        </w:rPr>
-        <w:t>ExtendScripts</w:t>
-      </w:r>
-      <w:proofErr w:type="spellEnd"/>
-      <w:r>
-        <w:rPr>
-          <w:rFonts w:eastAsia="Arial"/>
-        </w:rPr>
-        <w:t xml:space="preserve"> </w:t>
-      </w:r>
-      <w:r>
-        <w:rPr>
-          <w:rFonts w:eastAsia="Arial"/>
-        </w:rPr>
-        <w:t>applications</w:t>
-      </w:r>
-      <w:r>
-        <w:rPr>
-          <w:rFonts w:eastAsia="Arial"/>
-        </w:rPr>
-        <w:t xml:space="preserve"> to </w:t>
-      </w:r>
-      <w:r>
-        <w:rPr>
-          <w:rFonts w:eastAsia="Arial"/>
-        </w:rPr>
-        <w:t>automate</w:t>
-      </w:r>
-      <w:r>
-        <w:rPr>
-          <w:rFonts w:eastAsia="Arial"/>
-        </w:rPr>
-        <w:t xml:space="preserve"> complex documentation build</w:t>
-      </w:r>
-      <w:r>
-        <w:rPr>
-          <w:rFonts w:eastAsia="Arial"/>
-        </w:rPr>
-        <w:t xml:space="preserve"> processes, resulting in improved </w:t>
-      </w:r>
-      <w:r>
-        <w:rPr>
-          <w:rFonts w:eastAsia="Arial"/>
-        </w:rPr>
-        <w:t xml:space="preserve">quality and significant savings </w:t>
-      </w:r>
-      <w:r>
-        <w:rPr>
-          <w:rFonts w:eastAsia="Arial"/>
-        </w:rPr>
-        <w:t xml:space="preserve">of </w:t>
-      </w:r>
-      <w:r>
-        <w:rPr>
-          <w:rFonts w:eastAsia="Arial"/>
-        </w:rPr>
-        <w:t>time and resources.</w:t>
-      </w:r>
-    </w:p>
-    <w:p>
-      <w:pPr>
-        <w:pStyle w:val="BodyText"/>
-      </w:pPr>
-    </w:p>
-    <w:p>
-      <w:pPr>
-        <w:pStyle w:val="Heading2"/>
-      </w:pPr>
-      <w:r>
-        <w:t xml:space="preserve">Technical Writer </w:t>
-      </w:r>
-    </w:p>
-    <w:p>
-      <w:pPr>
-        <w:pStyle w:val="Heading2"/>
-        <w:tabs>
-          <w:tab w:val="right" w:pos="9360"/>
-        </w:tabs>
-      </w:pPr>
-      <w:r>
-        <w:t>Innovative Control Systems</w:t>
-      </w:r>
-      <w:r>
-        <w:t>, Wind Gap, PA</w:t>
-      </w:r>
-      <w:r>
-        <w:tab/>
-      </w:r>
-      <w:r>
-        <w:t xml:space="preserve">May </w:t>
-      </w:r>
-      <w:r>
-        <w:t>2007</w:t>
-      </w:r>
-      <w:r>
-        <w:t xml:space="preserve"> to </w:t>
-      </w:r>
-      <w:r>
-        <w:t xml:space="preserve">July </w:t>
-      </w:r>
-      <w:r>
-        <w:t>2011</w:t>
-      </w:r>
-    </w:p>
-    <w:p>
-      <w:pPr>
-        <w:pStyle w:val="ListBullet"/>
-      </w:pPr>
-      <w:r>
-        <w:rPr>
-          <w:rFonts w:eastAsia="Arial"/>
-        </w:rPr>
-        <w:t xml:space="preserve">Worked closely with quality assurance, development, marketing, and support to write more than 40 manuals, </w:t>
-      </w:r>
-      <w:r>
-        <w:rPr>
-          <w:rFonts w:eastAsia="Arial"/>
-        </w:rPr>
-        <w:t>requirements specifications,</w:t>
-      </w:r>
-      <w:r>
-        <w:rPr>
-          <w:rFonts w:eastAsia="Arial"/>
-        </w:rPr>
-        <w:t xml:space="preserve"> </w:t>
-      </w:r>
-      <w:r>
-        <w:rPr>
-          <w:rFonts w:eastAsia="Arial"/>
-        </w:rPr>
-        <w:t>technical briefs, installation guides, quick references, instruction sheets and brochures</w:t>
-      </w:r>
-      <w:r>
-        <w:rPr>
-          <w:rFonts w:eastAsia="Arial"/>
-        </w:rPr>
-        <w:t>—</w:t>
-      </w:r>
-      <w:r>
-        <w:rPr>
-          <w:rFonts w:eastAsia="Arial"/>
-        </w:rPr>
-        <w:t>significantly improv</w:t>
-      </w:r>
-      <w:r>
-        <w:rPr>
-          <w:rFonts w:eastAsia="Arial"/>
-        </w:rPr>
-        <w:t xml:space="preserve">ing </w:t>
-      </w:r>
-      <w:r>
-        <w:rPr>
-          <w:rFonts w:eastAsia="Arial"/>
-        </w:rPr>
-        <w:t>both the quality and quantity of documentation for a small business with a loyal customer base.</w:t>
-      </w:r>
-    </w:p>
-    <w:p>
-      <w:pPr>
-        <w:pStyle w:val="ListBullet"/>
-      </w:pPr>
-      <w:r>
-        <w:rPr>
-          <w:rFonts w:eastAsia="Arial"/>
-        </w:rPr>
-        <w:t xml:space="preserve">Developed online training </w:t>
-      </w:r>
-      <w:r>
-        <w:rPr>
-          <w:rFonts w:eastAsia="Arial"/>
-        </w:rPr>
-        <w:t xml:space="preserve">with Adobe Captivate </w:t>
-      </w:r>
-      <w:r>
-        <w:rPr>
-          <w:rFonts w:eastAsia="Arial"/>
-        </w:rPr>
-        <w:t xml:space="preserve">for point-of-sale cash management software, enabling car wash </w:t>
-      </w:r>
-      <w:r>
-        <w:rPr>
-          <w:rFonts w:eastAsia="Arial"/>
-        </w:rPr>
-        <w:t xml:space="preserve">owners to provide employees with </w:t>
-      </w:r>
-      <w:r>
-        <w:rPr>
-          <w:rFonts w:eastAsia="Arial"/>
-        </w:rPr>
-        <w:t>progressive</w:t>
-      </w:r>
-      <w:r>
-        <w:rPr>
-          <w:rFonts w:eastAsia="Arial"/>
-        </w:rPr>
-        <w:t xml:space="preserve"> and interactive </w:t>
-      </w:r>
-      <w:r>
-        <w:rPr>
-          <w:rFonts w:eastAsia="Arial"/>
-        </w:rPr>
-        <w:t>learning</w:t>
-      </w:r>
-      <w:r>
-        <w:rPr>
-          <w:rFonts w:eastAsia="Arial"/>
-        </w:rPr>
-        <w:t xml:space="preserve"> resources.</w:t>
-      </w:r>
-    </w:p>
-    <w:p>
-      <w:pPr>
-        <w:pStyle w:val="BodyText"/>
-      </w:pPr>
-    </w:p>
-    <w:p>
-      <w:pPr>
-        <w:pStyle w:val="Heading2"/>
-      </w:pPr>
-      <w:r>
-        <w:t xml:space="preserve">Applications Support Specialist </w:t>
-      </w:r>
-    </w:p>
-    <w:p>
-      <w:pPr>
-        <w:pStyle w:val="Heading2"/>
-        <w:tabs>
-          <w:tab w:val="right" w:pos="9360"/>
-        </w:tabs>
-      </w:pPr>
-      <w:r>
-        <w:t>Agere Systems</w:t>
-      </w:r>
-      <w:r>
-        <w:t xml:space="preserve"> (LSI Logic)</w:t>
-      </w:r>
-      <w:r>
-        <w:t>, Allentown, PA</w:t>
-      </w:r>
-      <w:r>
-        <w:tab/>
-      </w:r>
-      <w:r>
-        <w:t xml:space="preserve">November </w:t>
-      </w:r>
-      <w:r>
-        <w:t>2000</w:t>
-      </w:r>
-      <w:r>
-        <w:t xml:space="preserve"> to December </w:t>
-      </w:r>
-      <w:r>
-        <w:t>2005</w:t>
-      </w:r>
-    </w:p>
-    <w:p>
-      <w:pPr>
-        <w:pStyle w:val="ListBullet"/>
-        <w:rPr>
-          <w:rFonts w:eastAsia="Arial"/>
-        </w:rPr>
-      </w:pPr>
-      <w:r>
-        <w:rPr>
-          <w:rFonts w:eastAsia="Arial"/>
-        </w:rPr>
-        <w:t xml:space="preserve">Collaboratively </w:t>
-      </w:r>
-      <w:r>
-        <w:rPr>
-          <w:rFonts w:eastAsia="Arial"/>
-        </w:rPr>
-        <w:t xml:space="preserve">reviewed and revised highly </w:t>
-      </w:r>
-      <w:r>
-        <w:rPr>
-          <w:rFonts w:eastAsia="Arial"/>
-        </w:rPr>
-        <w:t>detailed</w:t>
-      </w:r>
-      <w:r>
-        <w:rPr>
-          <w:rFonts w:eastAsia="Arial"/>
-        </w:rPr>
-        <w:t xml:space="preserve"> </w:t>
-      </w:r>
-      <w:r>
-        <w:rPr>
-          <w:rFonts w:eastAsia="Arial"/>
-        </w:rPr>
-        <w:t xml:space="preserve">integrated circuit </w:t>
-      </w:r>
-      <w:r>
-        <w:rPr>
-          <w:rFonts w:eastAsia="Arial"/>
-        </w:rPr>
-        <w:t>specifications</w:t>
-      </w:r>
-      <w:r>
-        <w:rPr>
-          <w:rFonts w:eastAsia="Arial"/>
-        </w:rPr>
-        <w:t>,</w:t>
-      </w:r>
-      <w:r>
-        <w:rPr>
-          <w:rFonts w:eastAsia="Arial"/>
-        </w:rPr>
-        <w:t xml:space="preserve"> </w:t>
-      </w:r>
-      <w:r>
-        <w:rPr>
-          <w:rFonts w:eastAsia="Arial"/>
-        </w:rPr>
-        <w:t xml:space="preserve">resulting in cleaner </w:t>
-      </w:r>
-      <w:r>
-        <w:rPr>
-          <w:rFonts w:eastAsia="Arial"/>
-        </w:rPr>
-        <w:t>templates, standard</w:t>
-      </w:r>
-      <w:r>
-        <w:rPr>
-          <w:rFonts w:eastAsia="Arial"/>
-        </w:rPr>
-        <w:t>ized</w:t>
-      </w:r>
-      <w:r>
-        <w:rPr>
-          <w:rFonts w:eastAsia="Arial"/>
-        </w:rPr>
-        <w:t xml:space="preserve"> drawings, improv</w:t>
-      </w:r>
-      <w:r>
-        <w:rPr>
-          <w:rFonts w:eastAsia="Arial"/>
-        </w:rPr>
-        <w:t>ed</w:t>
-      </w:r>
-      <w:r>
-        <w:rPr>
-          <w:rFonts w:eastAsia="Arial"/>
-        </w:rPr>
-        <w:t xml:space="preserve"> indexes</w:t>
-      </w:r>
-      <w:r>
-        <w:rPr>
-          <w:rFonts w:eastAsia="Arial"/>
-        </w:rPr>
-        <w:t xml:space="preserve">, and </w:t>
-      </w:r>
-      <w:r>
-        <w:rPr>
-          <w:rFonts w:eastAsia="Arial"/>
-        </w:rPr>
-        <w:t xml:space="preserve">more </w:t>
-      </w:r>
-      <w:r>
-        <w:rPr>
-          <w:rFonts w:eastAsia="Arial"/>
-        </w:rPr>
-        <w:t>efficient</w:t>
-      </w:r>
-      <w:r>
-        <w:rPr>
-          <w:rFonts w:eastAsia="Arial"/>
-        </w:rPr>
-        <w:t xml:space="preserve"> content workflows.</w:t>
-      </w:r>
-    </w:p>
-    <w:p>
-      <w:pPr>
-        <w:pStyle w:val="BodyText"/>
-      </w:pPr>
-    </w:p>
-    <w:p>
-      <w:pPr>
-        <w:pStyle w:val="Heading1"/>
-      </w:pPr>
-      <w:r>
-        <w:t>EDUCATION</w:t>
-      </w:r>
-    </w:p>
-    <w:p>
-      <w:pPr>
-        <w:pStyle w:val="BodyText"/>
-      </w:pPr>
-    </w:p>
-    <w:p>
-      <w:pPr>
-        <w:pStyle w:val="Heading2"/>
-      </w:pPr>
-      <w:r>
-        <w:t xml:space="preserve">New Jersey Institute of Technology, </w:t>
-      </w:r>
-      <w:proofErr w:type="gramStart"/>
-      <w:r>
-        <w:t>Master</w:t>
-      </w:r>
-      <w:r>
-        <w:t>’</w:t>
-      </w:r>
-      <w:r>
-        <w:t>s Degree</w:t>
-      </w:r>
-      <w:proofErr w:type="gramEnd"/>
-      <w:r>
-        <w:t xml:space="preserve"> (</w:t>
-      </w:r>
-      <w:r>
-        <w:t>S</w:t>
-      </w:r>
-      <w:r>
-        <w:t>umma Cum Laude</w:t>
-      </w:r>
-      <w:r>
-        <w:t xml:space="preserve">) </w:t>
-      </w:r>
-    </w:p>
-    <w:p>
-      <w:pPr>
-        <w:pStyle w:val="ListBullet"/>
-      </w:pPr>
-      <w:r>
-        <w:t xml:space="preserve">Professional &amp; Technical Communications </w:t>
-      </w:r>
-    </w:p>
-    <w:p>
-      <w:pPr>
-        <w:pStyle w:val="BodyText"/>
-      </w:pPr>
-    </w:p>
-    <w:p>
-      <w:pPr>
-        <w:pStyle w:val="Heading2"/>
-      </w:pPr>
-      <w:r>
-        <w:t xml:space="preserve">Indiana University of Pennsylvania, </w:t>
-      </w:r>
-      <w:proofErr w:type="gramStart"/>
-      <w:r>
-        <w:t>B</w:t>
-      </w:r>
-      <w:r>
-        <w:t>achelor’s Degree</w:t>
-      </w:r>
-      <w:proofErr w:type="gramEnd"/>
-      <w:r>
-        <w:t xml:space="preserve"> </w:t>
-      </w:r>
-    </w:p>
-    <w:p>
-      <w:pPr>
-        <w:pStyle w:val="ListBullet"/>
-      </w:pPr>
-      <w:r>
-        <w:t>Journalism</w:t>
-      </w:r>
-      <w:r>
-        <w:t xml:space="preserve"> Major</w:t>
-      </w:r>
-    </w:p>
-    <w:p>
-      <w:pPr>
-        <w:pStyle w:val="ListBullet"/>
-      </w:pPr>
-      <w:r>
-        <w:t xml:space="preserve">Computer Science </w:t>
-      </w:r>
-      <w:r>
-        <w:t>Minor</w:t>
-      </w:r>
-    </w:p>
-    <w:p>
-      <w:pPr>
-        <w:pStyle w:val="BodyText"/>
-      </w:pPr>
-    </w:p>
-    <w:p>
-      <w:pPr>
-        <w:pStyle w:val="BodyText"/>
-        <w:rPr>
-          <w:rFonts w:eastAsia="Arial"/>
-        </w:rPr>
-      </w:pPr>
-    </w:p>
-    <w:p>
-      <w:pPr>
-        <w:pStyle w:val="Heading1"/>
-        <w:rPr>
-          <w:rFonts w:eastAsia="Arial"/>
-        </w:rPr>
-      </w:pPr>
-      <w:r>
-        <w:rPr>
-          <w:rFonts w:eastAsia="Arial"/>
-        </w:rPr>
-        <w:t>MEMBERSHIPS</w:t>
-      </w:r>
-    </w:p>
-    <w:p>
-      <w:pPr>
-        <w:pStyle w:val="BodyText"/>
-        <w:rPr>
-          <w:rFonts w:eastAsia="Arial"/>
-        </w:rPr>
-      </w:pPr>
-      <w:r>
-        <w:rPr>
-          <w:rFonts w:eastAsia="Arial"/>
-        </w:rPr>
-        <w:t xml:space="preserve">Member </w:t>
-      </w:r>
-      <w:r>
-        <w:rPr>
-          <w:rFonts w:eastAsia="Arial"/>
-        </w:rPr>
-        <w:t xml:space="preserve">and </w:t>
-      </w:r>
-      <w:r>
-        <w:rPr>
-          <w:rFonts w:eastAsia="Arial"/>
-        </w:rPr>
-        <w:t>volunteer</w:t>
-      </w:r>
-      <w:r>
-        <w:rPr>
-          <w:rFonts w:eastAsia="Arial"/>
-        </w:rPr>
-        <w:t xml:space="preserve"> at the </w:t>
-      </w:r>
-      <w:r>
-        <w:rPr>
-          <w:rFonts w:eastAsia="Arial"/>
-        </w:rPr>
-        <w:t>Society for Technical Communications (STC)</w:t>
-      </w:r>
-      <w:r>
-        <w:rPr>
-          <w:rFonts w:eastAsia="Arial"/>
-        </w:rPr>
-        <w:t>,</w:t>
-      </w:r>
-      <w:r>
-        <w:rPr>
-          <w:rFonts w:eastAsia="Arial"/>
-        </w:rPr>
-        <w:t xml:space="preserve"> Philadelphia Metro Chapter</w:t>
-      </w:r>
-    </w:p>
-    <w:p>
-      <w:pPr>
-        <w:pStyle w:val="BodyText"/>
-      </w:pPr>
-    </w:p>
-    <w:p>
-      <w:pPr>
-        <w:pStyle w:val="Heading1"/>
-      </w:pPr>
-      <w:r>
-        <w:t>TRAINING</w:t>
-      </w:r>
-    </w:p>
-    <w:p>
-      <w:pPr>
-        <w:pStyle w:val="ListBullet"/>
-      </w:pPr>
-      <w:r>
-        <w:t xml:space="preserve">Creating API Documentation, </w:t>
-      </w:r>
-      <w:r>
-        <w:t>LinkedIn Learning Certificate</w:t>
-      </w:r>
-    </w:p>
-    <w:p>
-      <w:pPr>
-        <w:pStyle w:val="ListBullet"/>
-      </w:pPr>
-      <w:r>
-        <w:t>Getting Started with GitHub, Pluralsight Training</w:t>
-      </w:r>
-    </w:p>
+        <w:t>Training</w:t>
+      </w:r>
+    </w:p>
+    <w:p>
+      <w:r>
+        <w:t>Creating API Documentation — LinkedIn Learning Certificate</w:t>
+      </w:r>
+    </w:p>
+    <w:p/>
+    <w:p/>
     <w:sectPr>
-      <w:footerReference w:type="default" r:id="rId7"/>
+      <w:footerReference w:type="default" r:id="rId8"/>
       <w:type w:val="continuous"/>
       <w:pgSz w:w="12240" w:h="15840"/>
       <w:pgMar w:top="720" w:right="1440" w:bottom="720" w:left="1440" w:header="720" w:footer="432" w:gutter="0"/>
@@ -2677,7 +805,7 @@
 </file>
 
 <file path=word/endnotes.xml><?xml version="1.0" encoding="utf-8"?>
-<w:endnotes xmlns:wpc="http://schemas.microsoft.com/office/word/2010/wordprocessingCanvas" xmlns:cx="http://schemas.microsoft.com/office/drawing/2014/chartex" xmlns:cx1="http://schemas.microsoft.com/office/drawing/2015/9/8/chartex" xmlns:cx2="http://schemas.microsoft.com/office/drawing/2015/10/21/chartex" xmlns:cx3="http://schemas.microsoft.com/office/drawing/2016/5/9/chartex" xmlns:cx4="http://schemas.microsoft.com/office/drawing/2016/5/10/chartex" xmlns:cx5="http://schemas.microsoft.com/office/drawing/2016/5/11/chartex" xmlns:cx6="http://schemas.microsoft.com/office/drawing/2016/5/12/chartex" xmlns:cx7="http://schemas.microsoft.com/office/drawing/2016/5/13/chartex" xmlns:cx8="http://schemas.microsoft.com/office/drawing/2016/5/14/chartex" xmlns:mc="http://schemas.openxmlformats.org/markup-compatibility/2006" xmlns:aink="http://schemas.microsoft.com/office/drawing/2016/ink" xmlns:am3d="http://schemas.microsoft.com/office/drawing/2017/model3d" xmlns:o="urn:schemas-microsoft-com:office:office" xmlns:oel="http://schemas.microsoft.com/office/2019/extlst" xmlns:r="http://schemas.openxmlformats.org/officeDocument/2006/relationships" xmlns:m="http://schemas.openxmlformats.org/officeDocument/2006/math" xmlns:v="urn:schemas-microsoft-com:vml" xmlns:wp14="http://schemas.microsoft.com/office/word/2010/wordprocessingDrawing" xmlns:wp="http://schemas.openxmlformats.org/drawingml/2006/wordprocessingDrawing" xmlns:w10="urn:schemas-microsoft-com:office:word" xmlns:w="http://schemas.openxmlformats.org/wordprocessingml/2006/main" xmlns:w14="http://schemas.microsoft.com/office/word/2010/wordml" xmlns:w15="http://schemas.microsoft.com/office/word/2012/wordml" xmlns:w16cex="http://schemas.microsoft.com/office/word/2018/wordml/cex" xmlns:w16cid="http://schemas.microsoft.com/office/word/2016/wordml/cid" xmlns:w16="http://schemas.microsoft.com/office/word/2018/wordml" xmlns:w16sdtdh="http://schemas.microsoft.com/office/word/2020/wordml/sdtdatahash" xmlns:w16se="http://schemas.microsoft.com/office/word/2015/wordml/symex" xmlns:wpg="http://schemas.microsoft.com/office/word/2010/wordprocessingGroup" xmlns:wpi="http://schemas.microsoft.com/office/word/2010/wordprocessingInk" xmlns:wne="http://schemas.microsoft.com/office/word/2006/wordml" xmlns:wps="http://schemas.microsoft.com/office/word/2010/wordprocessingShape" mc:Ignorable="w14 w15 w16se w16cid w16 w16cex w16sdtdh wp14">
+<w:endnotes xmlns:wpc="http://schemas.microsoft.com/office/word/2010/wordprocessingCanvas" xmlns:cx="http://schemas.microsoft.com/office/drawing/2014/chartex" xmlns:cx1="http://schemas.microsoft.com/office/drawing/2015/9/8/chartex" xmlns:cx2="http://schemas.microsoft.com/office/drawing/2015/10/21/chartex" xmlns:cx3="http://schemas.microsoft.com/office/drawing/2016/5/9/chartex" xmlns:cx4="http://schemas.microsoft.com/office/drawing/2016/5/10/chartex" xmlns:cx5="http://schemas.microsoft.com/office/drawing/2016/5/11/chartex" xmlns:cx6="http://schemas.microsoft.com/office/drawing/2016/5/12/chartex" xmlns:cx7="http://schemas.microsoft.com/office/drawing/2016/5/13/chartex" xmlns:cx8="http://schemas.microsoft.com/office/drawing/2016/5/14/chartex" xmlns:mc="http://schemas.openxmlformats.org/markup-compatibility/2006" xmlns:aink="http://schemas.microsoft.com/office/drawing/2016/ink" xmlns:am3d="http://schemas.microsoft.com/office/drawing/2017/model3d" xmlns:o="urn:schemas-microsoft-com:office:office" xmlns:oel="http://schemas.microsoft.com/office/2019/extlst" xmlns:r="http://schemas.openxmlformats.org/officeDocument/2006/relationships" xmlns:m="http://schemas.openxmlformats.org/officeDocument/2006/math" xmlns:v="urn:schemas-microsoft-com:vml" xmlns:wp14="http://schemas.microsoft.com/office/word/2010/wordprocessingDrawing" xmlns:wp="http://schemas.openxmlformats.org/drawingml/2006/wordprocessingDrawing" xmlns:w10="urn:schemas-microsoft-com:office:word" xmlns:w="http://schemas.openxmlformats.org/wordprocessingml/2006/main" xmlns:w14="http://schemas.microsoft.com/office/word/2010/wordml" xmlns:w15="http://schemas.microsoft.com/office/word/2012/wordml" xmlns:w16cei="http://schemas.microsoft.com/office/word/2026/wordml/cei" xmlns:w16cex="http://schemas.microsoft.com/office/word/2018/wordml/cex" xmlns:w16cid="http://schemas.microsoft.com/office/word/2016/wordml/cid" xmlns:w16="http://schemas.microsoft.com/office/word/2018/wordml" xmlns:w16du="http://schemas.microsoft.com/office/word/2023/wordml/word16du" xmlns:w16sdtdh="http://schemas.microsoft.com/office/word/2020/wordml/sdtdatahash" xmlns:w16sdtfl="http://schemas.microsoft.com/office/word/2024/wordml/sdtformatlock" xmlns:w16se="http://schemas.microsoft.com/office/word/2015/wordml/symex" xmlns:wpg="http://schemas.microsoft.com/office/word/2010/wordprocessingGroup" xmlns:wpi="http://schemas.microsoft.com/office/word/2010/wordprocessingInk" xmlns:wne="http://schemas.microsoft.com/office/word/2006/wordml" xmlns:wps="http://schemas.microsoft.com/office/word/2010/wordprocessingShape" mc:Ignorable="w14 w15 w16se w16cid w16 w16cex w16sdtdh w16sdtfl w16du wp14">
   <w:endnote w:type="separator" w:id="-1">
     <w:p>
       <w:r>
@@ -2696,7 +824,7 @@
 </file>
 
 <file path=word/footer1.xml><?xml version="1.0" encoding="utf-8"?>
-<w:ftr xmlns:wpc="http://schemas.microsoft.com/office/word/2010/wordprocessingCanvas" xmlns:cx="http://schemas.microsoft.com/office/drawing/2014/chartex" xmlns:cx1="http://schemas.microsoft.com/office/drawing/2015/9/8/chartex" xmlns:cx2="http://schemas.microsoft.com/office/drawing/2015/10/21/chartex" xmlns:cx3="http://schemas.microsoft.com/office/drawing/2016/5/9/chartex" xmlns:cx4="http://schemas.microsoft.com/office/drawing/2016/5/10/chartex" xmlns:cx5="http://schemas.microsoft.com/office/drawing/2016/5/11/chartex" xmlns:cx6="http://schemas.microsoft.com/office/drawing/2016/5/12/chartex" xmlns:cx7="http://schemas.microsoft.com/office/drawing/2016/5/13/chartex" xmlns:cx8="http://schemas.microsoft.com/office/drawing/2016/5/14/chartex" xmlns:mc="http://schemas.openxmlformats.org/markup-compatibility/2006" xmlns:aink="http://schemas.microsoft.com/office/drawing/2016/ink" xmlns:am3d="http://schemas.microsoft.com/office/drawing/2017/model3d" xmlns:o="urn:schemas-microsoft-com:office:office" xmlns:oel="http://schemas.microsoft.com/office/2019/extlst" xmlns:r="http://schemas.openxmlformats.org/officeDocument/2006/relationships" xmlns:m="http://schemas.openxmlformats.org/officeDocument/2006/math" xmlns:v="urn:schemas-microsoft-com:vml" xmlns:wp14="http://schemas.microsoft.com/office/word/2010/wordprocessingDrawing" xmlns:wp="http://schemas.openxmlformats.org/drawingml/2006/wordprocessingDrawing" xmlns:w10="urn:schemas-microsoft-com:office:word" xmlns:w="http://schemas.openxmlformats.org/wordprocessingml/2006/main" xmlns:w14="http://schemas.microsoft.com/office/word/2010/wordml" xmlns:w15="http://schemas.microsoft.com/office/word/2012/wordml" xmlns:w16cex="http://schemas.microsoft.com/office/word/2018/wordml/cex" xmlns:w16cid="http://schemas.microsoft.com/office/word/2016/wordml/cid" xmlns:w16="http://schemas.microsoft.com/office/word/2018/wordml" xmlns:w16sdtdh="http://schemas.microsoft.com/office/word/2020/wordml/sdtdatahash" xmlns:w16se="http://schemas.microsoft.com/office/word/2015/wordml/symex" xmlns:wpg="http://schemas.microsoft.com/office/word/2010/wordprocessingGroup" xmlns:wpi="http://schemas.microsoft.com/office/word/2010/wordprocessingInk" xmlns:wne="http://schemas.microsoft.com/office/word/2006/wordml" xmlns:wps="http://schemas.microsoft.com/office/word/2010/wordprocessingShape" mc:Ignorable="w14 w15 w16se w16cid w16 w16cex w16sdtdh wp14">
+<w:ftr xmlns:wpc="http://schemas.microsoft.com/office/word/2010/wordprocessingCanvas" xmlns:cx="http://schemas.microsoft.com/office/drawing/2014/chartex" xmlns:cx1="http://schemas.microsoft.com/office/drawing/2015/9/8/chartex" xmlns:cx2="http://schemas.microsoft.com/office/drawing/2015/10/21/chartex" xmlns:cx3="http://schemas.microsoft.com/office/drawing/2016/5/9/chartex" xmlns:cx4="http://schemas.microsoft.com/office/drawing/2016/5/10/chartex" xmlns:cx5="http://schemas.microsoft.com/office/drawing/2016/5/11/chartex" xmlns:cx6="http://schemas.microsoft.com/office/drawing/2016/5/12/chartex" xmlns:cx7="http://schemas.microsoft.com/office/drawing/2016/5/13/chartex" xmlns:cx8="http://schemas.microsoft.com/office/drawing/2016/5/14/chartex" xmlns:mc="http://schemas.openxmlformats.org/markup-compatibility/2006" xmlns:aink="http://schemas.microsoft.com/office/drawing/2016/ink" xmlns:am3d="http://schemas.microsoft.com/office/drawing/2017/model3d" xmlns:o="urn:schemas-microsoft-com:office:office" xmlns:oel="http://schemas.microsoft.com/office/2019/extlst" xmlns:r="http://schemas.openxmlformats.org/officeDocument/2006/relationships" xmlns:m="http://schemas.openxmlformats.org/officeDocument/2006/math" xmlns:v="urn:schemas-microsoft-com:vml" xmlns:wp14="http://schemas.microsoft.com/office/word/2010/wordprocessingDrawing" xmlns:wp="http://schemas.openxmlformats.org/drawingml/2006/wordprocessingDrawing" xmlns:w10="urn:schemas-microsoft-com:office:word" xmlns:w="http://schemas.openxmlformats.org/wordprocessingml/2006/main" xmlns:w14="http://schemas.microsoft.com/office/word/2010/wordml" xmlns:w15="http://schemas.microsoft.com/office/word/2012/wordml" xmlns:w16cei="http://schemas.microsoft.com/office/word/2026/wordml/cei" xmlns:w16cex="http://schemas.microsoft.com/office/word/2018/wordml/cex" xmlns:w16cid="http://schemas.microsoft.com/office/word/2016/wordml/cid" xmlns:w16="http://schemas.microsoft.com/office/word/2018/wordml" xmlns:w16du="http://schemas.microsoft.com/office/word/2023/wordml/word16du" xmlns:w16sdtdh="http://schemas.microsoft.com/office/word/2020/wordml/sdtdatahash" xmlns:w16sdtfl="http://schemas.microsoft.com/office/word/2024/wordml/sdtformatlock" xmlns:w16se="http://schemas.microsoft.com/office/word/2015/wordml/symex" xmlns:wpg="http://schemas.microsoft.com/office/word/2010/wordprocessingGroup" xmlns:wpi="http://schemas.microsoft.com/office/word/2010/wordprocessingInk" xmlns:wne="http://schemas.microsoft.com/office/word/2006/wordml" xmlns:wps="http://schemas.microsoft.com/office/word/2010/wordprocessingShape" mc:Ignorable="w14 w15 w16se w16cid w16 w16cex w16sdtdh w16sdtfl w16du wp14">
   <w:p>
     <w:pPr>
       <w:pStyle w:val="Footer"/>
@@ -2764,7 +892,7 @@
 </file>
 
 <file path=word/footnotes.xml><?xml version="1.0" encoding="utf-8"?>
-<w:footnotes xmlns:wpc="http://schemas.microsoft.com/office/word/2010/wordprocessingCanvas" xmlns:cx="http://schemas.microsoft.com/office/drawing/2014/chartex" xmlns:cx1="http://schemas.microsoft.com/office/drawing/2015/9/8/chartex" xmlns:cx2="http://schemas.microsoft.com/office/drawing/2015/10/21/chartex" xmlns:cx3="http://schemas.microsoft.com/office/drawing/2016/5/9/chartex" xmlns:cx4="http://schemas.microsoft.com/office/drawing/2016/5/10/chartex" xmlns:cx5="http://schemas.microsoft.com/office/drawing/2016/5/11/chartex" xmlns:cx6="http://schemas.microsoft.com/office/drawing/2016/5/12/chartex" xmlns:cx7="http://schemas.microsoft.com/office/drawing/2016/5/13/chartex" xmlns:cx8="http://schemas.microsoft.com/office/drawing/2016/5/14/chartex" xmlns:mc="http://schemas.openxmlformats.org/markup-compatibility/2006" xmlns:aink="http://schemas.microsoft.com/office/drawing/2016/ink" xmlns:am3d="http://schemas.microsoft.com/office/drawing/2017/model3d" xmlns:o="urn:schemas-microsoft-com:office:office" xmlns:oel="http://schemas.microsoft.com/office/2019/extlst" xmlns:r="http://schemas.openxmlformats.org/officeDocument/2006/relationships" xmlns:m="http://schemas.openxmlformats.org/officeDocument/2006/math" xmlns:v="urn:schemas-microsoft-com:vml" xmlns:wp14="http://schemas.microsoft.com/office/word/2010/wordprocessingDrawing" xmlns:wp="http://schemas.openxmlformats.org/drawingml/2006/wordprocessingDrawing" xmlns:w10="urn:schemas-microsoft-com:office:word" xmlns:w="http://schemas.openxmlformats.org/wordprocessingml/2006/main" xmlns:w14="http://schemas.microsoft.com/office/word/2010/wordml" xmlns:w15="http://schemas.microsoft.com/office/word/2012/wordml" xmlns:w16cex="http://schemas.microsoft.com/office/word/2018/wordml/cex" xmlns:w16cid="http://schemas.microsoft.com/office/word/2016/wordml/cid" xmlns:w16="http://schemas.microsoft.com/office/word/2018/wordml" xmlns:w16sdtdh="http://schemas.microsoft.com/office/word/2020/wordml/sdtdatahash" xmlns:w16se="http://schemas.microsoft.com/office/word/2015/wordml/symex" xmlns:wpg="http://schemas.microsoft.com/office/word/2010/wordprocessingGroup" xmlns:wpi="http://schemas.microsoft.com/office/word/2010/wordprocessingInk" xmlns:wne="http://schemas.microsoft.com/office/word/2006/wordml" xmlns:wps="http://schemas.microsoft.com/office/word/2010/wordprocessingShape" mc:Ignorable="w14 w15 w16se w16cid w16 w16cex w16sdtdh wp14">
+<w:footnotes xmlns:wpc="http://schemas.microsoft.com/office/word/2010/wordprocessingCanvas" xmlns:cx="http://schemas.microsoft.com/office/drawing/2014/chartex" xmlns:cx1="http://schemas.microsoft.com/office/drawing/2015/9/8/chartex" xmlns:cx2="http://schemas.microsoft.com/office/drawing/2015/10/21/chartex" xmlns:cx3="http://schemas.microsoft.com/office/drawing/2016/5/9/chartex" xmlns:cx4="http://schemas.microsoft.com/office/drawing/2016/5/10/chartex" xmlns:cx5="http://schemas.microsoft.com/office/drawing/2016/5/11/chartex" xmlns:cx6="http://schemas.microsoft.com/office/drawing/2016/5/12/chartex" xmlns:cx7="http://schemas.microsoft.com/office/drawing/2016/5/13/chartex" xmlns:cx8="http://schemas.microsoft.com/office/drawing/2016/5/14/chartex" xmlns:mc="http://schemas.openxmlformats.org/markup-compatibility/2006" xmlns:aink="http://schemas.microsoft.com/office/drawing/2016/ink" xmlns:am3d="http://schemas.microsoft.com/office/drawing/2017/model3d" xmlns:o="urn:schemas-microsoft-com:office:office" xmlns:oel="http://schemas.microsoft.com/office/2019/extlst" xmlns:r="http://schemas.openxmlformats.org/officeDocument/2006/relationships" xmlns:m="http://schemas.openxmlformats.org/officeDocument/2006/math" xmlns:v="urn:schemas-microsoft-com:vml" xmlns:wp14="http://schemas.microsoft.com/office/word/2010/wordprocessingDrawing" xmlns:wp="http://schemas.openxmlformats.org/drawingml/2006/wordprocessingDrawing" xmlns:w10="urn:schemas-microsoft-com:office:word" xmlns:w="http://schemas.openxmlformats.org/wordprocessingml/2006/main" xmlns:w14="http://schemas.microsoft.com/office/word/2010/wordml" xmlns:w15="http://schemas.microsoft.com/office/word/2012/wordml" xmlns:w16cei="http://schemas.microsoft.com/office/word/2026/wordml/cei" xmlns:w16cex="http://schemas.microsoft.com/office/word/2018/wordml/cex" xmlns:w16cid="http://schemas.microsoft.com/office/word/2016/wordml/cid" xmlns:w16="http://schemas.microsoft.com/office/word/2018/wordml" xmlns:w16du="http://schemas.microsoft.com/office/word/2023/wordml/word16du" xmlns:w16sdtdh="http://schemas.microsoft.com/office/word/2020/wordml/sdtdatahash" xmlns:w16sdtfl="http://schemas.microsoft.com/office/word/2024/wordml/sdtformatlock" xmlns:w16se="http://schemas.microsoft.com/office/word/2015/wordml/symex" xmlns:wpg="http://schemas.microsoft.com/office/word/2010/wordprocessingGroup" xmlns:wpi="http://schemas.microsoft.com/office/word/2010/wordprocessingInk" xmlns:wne="http://schemas.microsoft.com/office/word/2006/wordml" xmlns:wps="http://schemas.microsoft.com/office/word/2010/wordprocessingShape" mc:Ignorable="w14 w15 w16se w16cid w16 w16cex w16sdtdh w16sdtfl w16du wp14">
   <w:footnote w:type="separator" w:id="-1">
     <w:p>
       <w:r>
@@ -2783,7 +911,7 @@
 </file>
 
 <file path=word/numbering.xml><?xml version="1.0" encoding="utf-8"?>
-<w:numbering xmlns:wpc="http://schemas.microsoft.com/office/word/2010/wordprocessingCanvas" xmlns:cx="http://schemas.microsoft.com/office/drawing/2014/chartex" xmlns:cx1="http://schemas.microsoft.com/office/drawing/2015/9/8/chartex" xmlns:cx2="http://schemas.microsoft.com/office/drawing/2015/10/21/chartex" xmlns:cx3="http://schemas.microsoft.com/office/drawing/2016/5/9/chartex" xmlns:cx4="http://schemas.microsoft.com/office/drawing/2016/5/10/chartex" xmlns:cx5="http://schemas.microsoft.com/office/drawing/2016/5/11/chartex" xmlns:cx6="http://schemas.microsoft.com/office/drawing/2016/5/12/chartex" xmlns:cx7="http://schemas.microsoft.com/office/drawing/2016/5/13/chartex" xmlns:cx8="http://schemas.microsoft.com/office/drawing/2016/5/14/chartex" xmlns:mc="http://schemas.openxmlformats.org/markup-compatibility/2006" xmlns:aink="http://schemas.microsoft.com/office/drawing/2016/ink" xmlns:am3d="http://schemas.microsoft.com/office/drawing/2017/model3d" xmlns:o="urn:schemas-microsoft-com:office:office" xmlns:oel="http://schemas.microsoft.com/office/2019/extlst" xmlns:r="http://schemas.openxmlformats.org/officeDocument/2006/relationships" xmlns:m="http://schemas.openxmlformats.org/officeDocument/2006/math" xmlns:v="urn:schemas-microsoft-com:vml" xmlns:wp14="http://schemas.microsoft.com/office/word/2010/wordprocessingDrawing" xmlns:wp="http://schemas.openxmlformats.org/drawingml/2006/wordprocessingDrawing" xmlns:w10="urn:schemas-microsoft-com:office:word" xmlns:w="http://schemas.openxmlformats.org/wordprocessingml/2006/main" xmlns:w14="http://schemas.microsoft.com/office/word/2010/wordml" xmlns:w15="http://schemas.microsoft.com/office/word/2012/wordml" xmlns:w16cex="http://schemas.microsoft.com/office/word/2018/wordml/cex" xmlns:w16cid="http://schemas.microsoft.com/office/word/2016/wordml/cid" xmlns:w16="http://schemas.microsoft.com/office/word/2018/wordml" xmlns:w16sdtdh="http://schemas.microsoft.com/office/word/2020/wordml/sdtdatahash" xmlns:w16se="http://schemas.microsoft.com/office/word/2015/wordml/symex" xmlns:wpg="http://schemas.microsoft.com/office/word/2010/wordprocessingGroup" xmlns:wpi="http://schemas.microsoft.com/office/word/2010/wordprocessingInk" xmlns:wne="http://schemas.microsoft.com/office/word/2006/wordml" xmlns:wps="http://schemas.microsoft.com/office/word/2010/wordprocessingShape" mc:Ignorable="w14 w15 w16se w16cid w16 w16cex w16sdtdh wp14">
+<w:numbering xmlns:wpc="http://schemas.microsoft.com/office/word/2010/wordprocessingCanvas" xmlns:cx="http://schemas.microsoft.com/office/drawing/2014/chartex" xmlns:cx1="http://schemas.microsoft.com/office/drawing/2015/9/8/chartex" xmlns:cx2="http://schemas.microsoft.com/office/drawing/2015/10/21/chartex" xmlns:cx3="http://schemas.microsoft.com/office/drawing/2016/5/9/chartex" xmlns:cx4="http://schemas.microsoft.com/office/drawing/2016/5/10/chartex" xmlns:cx5="http://schemas.microsoft.com/office/drawing/2016/5/11/chartex" xmlns:cx6="http://schemas.microsoft.com/office/drawing/2016/5/12/chartex" xmlns:cx7="http://schemas.microsoft.com/office/drawing/2016/5/13/chartex" xmlns:cx8="http://schemas.microsoft.com/office/drawing/2016/5/14/chartex" xmlns:mc="http://schemas.openxmlformats.org/markup-compatibility/2006" xmlns:aink="http://schemas.microsoft.com/office/drawing/2016/ink" xmlns:am3d="http://schemas.microsoft.com/office/drawing/2017/model3d" xmlns:o="urn:schemas-microsoft-com:office:office" xmlns:oel="http://schemas.microsoft.com/office/2019/extlst" xmlns:r="http://schemas.openxmlformats.org/officeDocument/2006/relationships" xmlns:m="http://schemas.openxmlformats.org/officeDocument/2006/math" xmlns:v="urn:schemas-microsoft-com:vml" xmlns:wp14="http://schemas.microsoft.com/office/word/2010/wordprocessingDrawing" xmlns:wp="http://schemas.openxmlformats.org/drawingml/2006/wordprocessingDrawing" xmlns:w10="urn:schemas-microsoft-com:office:word" xmlns:w="http://schemas.openxmlformats.org/wordprocessingml/2006/main" xmlns:w14="http://schemas.microsoft.com/office/word/2010/wordml" xmlns:w15="http://schemas.microsoft.com/office/word/2012/wordml" xmlns:w16cei="http://schemas.microsoft.com/office/word/2026/wordml/cei" xmlns:w16cex="http://schemas.microsoft.com/office/word/2018/wordml/cex" xmlns:w16cid="http://schemas.microsoft.com/office/word/2016/wordml/cid" xmlns:w16="http://schemas.microsoft.com/office/word/2018/wordml" xmlns:w16du="http://schemas.microsoft.com/office/word/2023/wordml/word16du" xmlns:w16sdtdh="http://schemas.microsoft.com/office/word/2020/wordml/sdtdatahash" xmlns:w16sdtfl="http://schemas.microsoft.com/office/word/2024/wordml/sdtformatlock" xmlns:w16se="http://schemas.microsoft.com/office/word/2015/wordml/symex" xmlns:wpg="http://schemas.microsoft.com/office/word/2010/wordprocessingGroup" xmlns:wpi="http://schemas.microsoft.com/office/word/2010/wordprocessingInk" xmlns:wne="http://schemas.microsoft.com/office/word/2006/wordml" xmlns:wps="http://schemas.microsoft.com/office/word/2010/wordprocessingShape" mc:Ignorable="w14 w15 w16se w16cid w16 w16cex w16sdtdh w16sdtfl w16du wp14">
   <w:abstractNum w:abstractNumId="0" w15:restartNumberingAfterBreak="0">
     <w:nsid w:val="89B2D7EE"/>
     <w:multiLevelType w:val="hybridMultilevel"/>
@@ -3175,6 +1303,155 @@
     </w:lvl>
   </w:abstractNum>
   <w:abstractNum w:abstractNumId="14" w15:restartNumberingAfterBreak="0">
+    <w:nsid w:val="032C52F4"/>
+    <w:multiLevelType w:val="multilevel"/>
+    <w:tmpl w:val="491E518C"/>
+    <w:lvl w:ilvl="0">
+      <w:start w:val="1"/>
+      <w:numFmt w:val="bullet"/>
+      <w:lvlText w:val=""/>
+      <w:lvlJc w:val="left"/>
+      <w:pPr>
+        <w:tabs>
+          <w:tab w:val="num" w:pos="720"/>
+        </w:tabs>
+        <w:ind w:left="720" w:hanging="360"/>
+      </w:pPr>
+      <w:rPr>
+        <w:rFonts w:ascii="Symbol" w:hAnsi="Symbol" w:hint="default"/>
+        <w:sz w:val="20"/>
+      </w:rPr>
+    </w:lvl>
+    <w:lvl w:ilvl="1" w:tentative="1">
+      <w:start w:val="1"/>
+      <w:numFmt w:val="bullet"/>
+      <w:lvlText w:val="o"/>
+      <w:lvlJc w:val="left"/>
+      <w:pPr>
+        <w:tabs>
+          <w:tab w:val="num" w:pos="1440"/>
+        </w:tabs>
+        <w:ind w:left="1440" w:hanging="360"/>
+      </w:pPr>
+      <w:rPr>
+        <w:rFonts w:ascii="Courier New" w:hAnsi="Courier New" w:hint="default"/>
+        <w:sz w:val="20"/>
+      </w:rPr>
+    </w:lvl>
+    <w:lvl w:ilvl="2" w:tentative="1">
+      <w:start w:val="1"/>
+      <w:numFmt w:val="bullet"/>
+      <w:lvlText w:val=""/>
+      <w:lvlJc w:val="left"/>
+      <w:pPr>
+        <w:tabs>
+          <w:tab w:val="num" w:pos="2160"/>
+        </w:tabs>
+        <w:ind w:left="2160" w:hanging="360"/>
+      </w:pPr>
+      <w:rPr>
+        <w:rFonts w:ascii="Wingdings" w:hAnsi="Wingdings" w:hint="default"/>
+        <w:sz w:val="20"/>
+      </w:rPr>
+    </w:lvl>
+    <w:lvl w:ilvl="3" w:tentative="1">
+      <w:start w:val="1"/>
+      <w:numFmt w:val="bullet"/>
+      <w:lvlText w:val=""/>
+      <w:lvlJc w:val="left"/>
+      <w:pPr>
+        <w:tabs>
+          <w:tab w:val="num" w:pos="2880"/>
+        </w:tabs>
+        <w:ind w:left="2880" w:hanging="360"/>
+      </w:pPr>
+      <w:rPr>
+        <w:rFonts w:ascii="Wingdings" w:hAnsi="Wingdings" w:hint="default"/>
+        <w:sz w:val="20"/>
+      </w:rPr>
+    </w:lvl>
+    <w:lvl w:ilvl="4" w:tentative="1">
+      <w:start w:val="1"/>
+      <w:numFmt w:val="bullet"/>
+      <w:lvlText w:val=""/>
+      <w:lvlJc w:val="left"/>
+      <w:pPr>
+        <w:tabs>
+          <w:tab w:val="num" w:pos="3600"/>
+        </w:tabs>
+        <w:ind w:left="3600" w:hanging="360"/>
+      </w:pPr>
+      <w:rPr>
+        <w:rFonts w:ascii="Wingdings" w:hAnsi="Wingdings" w:hint="default"/>
+        <w:sz w:val="20"/>
+      </w:rPr>
+    </w:lvl>
+    <w:lvl w:ilvl="5" w:tentative="1">
+      <w:start w:val="1"/>
+      <w:numFmt w:val="bullet"/>
+      <w:lvlText w:val=""/>
+      <w:lvlJc w:val="left"/>
+      <w:pPr>
+        <w:tabs>
+          <w:tab w:val="num" w:pos="4320"/>
+        </w:tabs>
+        <w:ind w:left="4320" w:hanging="360"/>
+      </w:pPr>
+      <w:rPr>
+        <w:rFonts w:ascii="Wingdings" w:hAnsi="Wingdings" w:hint="default"/>
+        <w:sz w:val="20"/>
+      </w:rPr>
+    </w:lvl>
+    <w:lvl w:ilvl="6" w:tentative="1">
+      <w:start w:val="1"/>
+      <w:numFmt w:val="bullet"/>
+      <w:lvlText w:val=""/>
+      <w:lvlJc w:val="left"/>
+      <w:pPr>
+        <w:tabs>
+          <w:tab w:val="num" w:pos="5040"/>
+        </w:tabs>
+        <w:ind w:left="5040" w:hanging="360"/>
+      </w:pPr>
+      <w:rPr>
+        <w:rFonts w:ascii="Wingdings" w:hAnsi="Wingdings" w:hint="default"/>
+        <w:sz w:val="20"/>
+      </w:rPr>
+    </w:lvl>
+    <w:lvl w:ilvl="7" w:tentative="1">
+      <w:start w:val="1"/>
+      <w:numFmt w:val="bullet"/>
+      <w:lvlText w:val=""/>
+      <w:lvlJc w:val="left"/>
+      <w:pPr>
+        <w:tabs>
+          <w:tab w:val="num" w:pos="5760"/>
+        </w:tabs>
+        <w:ind w:left="5760" w:hanging="360"/>
+      </w:pPr>
+      <w:rPr>
+        <w:rFonts w:ascii="Wingdings" w:hAnsi="Wingdings" w:hint="default"/>
+        <w:sz w:val="20"/>
+      </w:rPr>
+    </w:lvl>
+    <w:lvl w:ilvl="8" w:tentative="1">
+      <w:start w:val="1"/>
+      <w:numFmt w:val="bullet"/>
+      <w:lvlText w:val=""/>
+      <w:lvlJc w:val="left"/>
+      <w:pPr>
+        <w:tabs>
+          <w:tab w:val="num" w:pos="6480"/>
+        </w:tabs>
+        <w:ind w:left="6480" w:hanging="360"/>
+      </w:pPr>
+      <w:rPr>
+        <w:rFonts w:ascii="Wingdings" w:hAnsi="Wingdings" w:hint="default"/>
+        <w:sz w:val="20"/>
+      </w:rPr>
+    </w:lvl>
+  </w:abstractNum>
+  <w:abstractNum w:abstractNumId="15" w15:restartNumberingAfterBreak="0">
     <w:nsid w:val="05CF52EC"/>
     <w:multiLevelType w:val="hybridMultilevel"/>
     <w:tmpl w:val="70B5B5BB"/>
@@ -3225,7 +1502,7 @@
       <w:lvlJc w:val="left"/>
     </w:lvl>
   </w:abstractNum>
-  <w:abstractNum w:abstractNumId="15" w15:restartNumberingAfterBreak="0">
+  <w:abstractNum w:abstractNumId="16" w15:restartNumberingAfterBreak="0">
     <w:nsid w:val="073CC50B"/>
     <w:multiLevelType w:val="hybridMultilevel"/>
     <w:tmpl w:val="493627AC"/>
@@ -3276,7 +1553,7 @@
       <w:lvlJc w:val="left"/>
     </w:lvl>
   </w:abstractNum>
-  <w:abstractNum w:abstractNumId="16" w15:restartNumberingAfterBreak="0">
+  <w:abstractNum w:abstractNumId="17" w15:restartNumberingAfterBreak="0">
     <w:nsid w:val="09F367EF"/>
     <w:multiLevelType w:val="hybridMultilevel"/>
     <w:tmpl w:val="19CC2910"/>
@@ -3416,7 +1693,156 @@
       </w:rPr>
     </w:lvl>
   </w:abstractNum>
-  <w:abstractNum w:abstractNumId="17" w15:restartNumberingAfterBreak="0">
+  <w:abstractNum w:abstractNumId="18" w15:restartNumberingAfterBreak="0">
+    <w:nsid w:val="110F2D1F"/>
+    <w:multiLevelType w:val="multilevel"/>
+    <w:tmpl w:val="87D696BC"/>
+    <w:lvl w:ilvl="0">
+      <w:start w:val="1"/>
+      <w:numFmt w:val="bullet"/>
+      <w:lvlText w:val=""/>
+      <w:lvlJc w:val="left"/>
+      <w:pPr>
+        <w:tabs>
+          <w:tab w:val="num" w:pos="720"/>
+        </w:tabs>
+        <w:ind w:left="720" w:hanging="360"/>
+      </w:pPr>
+      <w:rPr>
+        <w:rFonts w:ascii="Symbol" w:hAnsi="Symbol" w:hint="default"/>
+        <w:sz w:val="20"/>
+      </w:rPr>
+    </w:lvl>
+    <w:lvl w:ilvl="1" w:tentative="1">
+      <w:start w:val="1"/>
+      <w:numFmt w:val="bullet"/>
+      <w:lvlText w:val="o"/>
+      <w:lvlJc w:val="left"/>
+      <w:pPr>
+        <w:tabs>
+          <w:tab w:val="num" w:pos="1440"/>
+        </w:tabs>
+        <w:ind w:left="1440" w:hanging="360"/>
+      </w:pPr>
+      <w:rPr>
+        <w:rFonts w:ascii="Courier New" w:hAnsi="Courier New" w:hint="default"/>
+        <w:sz w:val="20"/>
+      </w:rPr>
+    </w:lvl>
+    <w:lvl w:ilvl="2" w:tentative="1">
+      <w:start w:val="1"/>
+      <w:numFmt w:val="bullet"/>
+      <w:lvlText w:val=""/>
+      <w:lvlJc w:val="left"/>
+      <w:pPr>
+        <w:tabs>
+          <w:tab w:val="num" w:pos="2160"/>
+        </w:tabs>
+        <w:ind w:left="2160" w:hanging="360"/>
+      </w:pPr>
+      <w:rPr>
+        <w:rFonts w:ascii="Wingdings" w:hAnsi="Wingdings" w:hint="default"/>
+        <w:sz w:val="20"/>
+      </w:rPr>
+    </w:lvl>
+    <w:lvl w:ilvl="3" w:tentative="1">
+      <w:start w:val="1"/>
+      <w:numFmt w:val="bullet"/>
+      <w:lvlText w:val=""/>
+      <w:lvlJc w:val="left"/>
+      <w:pPr>
+        <w:tabs>
+          <w:tab w:val="num" w:pos="2880"/>
+        </w:tabs>
+        <w:ind w:left="2880" w:hanging="360"/>
+      </w:pPr>
+      <w:rPr>
+        <w:rFonts w:ascii="Wingdings" w:hAnsi="Wingdings" w:hint="default"/>
+        <w:sz w:val="20"/>
+      </w:rPr>
+    </w:lvl>
+    <w:lvl w:ilvl="4" w:tentative="1">
+      <w:start w:val="1"/>
+      <w:numFmt w:val="bullet"/>
+      <w:lvlText w:val=""/>
+      <w:lvlJc w:val="left"/>
+      <w:pPr>
+        <w:tabs>
+          <w:tab w:val="num" w:pos="3600"/>
+        </w:tabs>
+        <w:ind w:left="3600" w:hanging="360"/>
+      </w:pPr>
+      <w:rPr>
+        <w:rFonts w:ascii="Wingdings" w:hAnsi="Wingdings" w:hint="default"/>
+        <w:sz w:val="20"/>
+      </w:rPr>
+    </w:lvl>
+    <w:lvl w:ilvl="5" w:tentative="1">
+      <w:start w:val="1"/>
+      <w:numFmt w:val="bullet"/>
+      <w:lvlText w:val=""/>
+      <w:lvlJc w:val="left"/>
+      <w:pPr>
+        <w:tabs>
+          <w:tab w:val="num" w:pos="4320"/>
+        </w:tabs>
+        <w:ind w:left="4320" w:hanging="360"/>
+      </w:pPr>
+      <w:rPr>
+        <w:rFonts w:ascii="Wingdings" w:hAnsi="Wingdings" w:hint="default"/>
+        <w:sz w:val="20"/>
+      </w:rPr>
+    </w:lvl>
+    <w:lvl w:ilvl="6" w:tentative="1">
+      <w:start w:val="1"/>
+      <w:numFmt w:val="bullet"/>
+      <w:lvlText w:val=""/>
+      <w:lvlJc w:val="left"/>
+      <w:pPr>
+        <w:tabs>
+          <w:tab w:val="num" w:pos="5040"/>
+        </w:tabs>
+        <w:ind w:left="5040" w:hanging="360"/>
+      </w:pPr>
+      <w:rPr>
+        <w:rFonts w:ascii="Wingdings" w:hAnsi="Wingdings" w:hint="default"/>
+        <w:sz w:val="20"/>
+      </w:rPr>
+    </w:lvl>
+    <w:lvl w:ilvl="7" w:tentative="1">
+      <w:start w:val="1"/>
+      <w:numFmt w:val="bullet"/>
+      <w:lvlText w:val=""/>
+      <w:lvlJc w:val="left"/>
+      <w:pPr>
+        <w:tabs>
+          <w:tab w:val="num" w:pos="5760"/>
+        </w:tabs>
+        <w:ind w:left="5760" w:hanging="360"/>
+      </w:pPr>
+      <w:rPr>
+        <w:rFonts w:ascii="Wingdings" w:hAnsi="Wingdings" w:hint="default"/>
+        <w:sz w:val="20"/>
+      </w:rPr>
+    </w:lvl>
+    <w:lvl w:ilvl="8" w:tentative="1">
+      <w:start w:val="1"/>
+      <w:numFmt w:val="bullet"/>
+      <w:lvlText w:val=""/>
+      <w:lvlJc w:val="left"/>
+      <w:pPr>
+        <w:tabs>
+          <w:tab w:val="num" w:pos="6480"/>
+        </w:tabs>
+        <w:ind w:left="6480" w:hanging="360"/>
+      </w:pPr>
+      <w:rPr>
+        <w:rFonts w:ascii="Wingdings" w:hAnsi="Wingdings" w:hint="default"/>
+        <w:sz w:val="20"/>
+      </w:rPr>
+    </w:lvl>
+  </w:abstractNum>
+  <w:abstractNum w:abstractNumId="19" w15:restartNumberingAfterBreak="0">
     <w:nsid w:val="188029C2"/>
     <w:multiLevelType w:val="hybridMultilevel"/>
     <w:tmpl w:val="61489A52"/>
@@ -3476,7 +1902,7 @@
       <w:lvlJc w:val="left"/>
     </w:lvl>
   </w:abstractNum>
-  <w:abstractNum w:abstractNumId="18" w15:restartNumberingAfterBreak="0">
+  <w:abstractNum w:abstractNumId="20" w15:restartNumberingAfterBreak="0">
     <w:nsid w:val="18F06479"/>
     <w:multiLevelType w:val="hybridMultilevel"/>
     <w:tmpl w:val="812C0FCA"/>
@@ -3593,7 +2019,7 @@
       </w:rPr>
     </w:lvl>
   </w:abstractNum>
-  <w:abstractNum w:abstractNumId="19" w15:restartNumberingAfterBreak="0">
+  <w:abstractNum w:abstractNumId="21" w15:restartNumberingAfterBreak="0">
     <w:nsid w:val="20A20FDE"/>
     <w:multiLevelType w:val="hybridMultilevel"/>
     <w:tmpl w:val="F88E03B0"/>
@@ -3733,7 +2159,7 @@
       </w:rPr>
     </w:lvl>
   </w:abstractNum>
-  <w:abstractNum w:abstractNumId="20" w15:restartNumberingAfterBreak="0">
+  <w:abstractNum w:abstractNumId="22" w15:restartNumberingAfterBreak="0">
     <w:nsid w:val="21877F2F"/>
     <w:multiLevelType w:val="hybridMultilevel"/>
     <w:tmpl w:val="09B0E400"/>
@@ -3793,7 +2219,7 @@
       <w:lvlJc w:val="left"/>
     </w:lvl>
   </w:abstractNum>
-  <w:abstractNum w:abstractNumId="21" w15:restartNumberingAfterBreak="0">
+  <w:abstractNum w:abstractNumId="23" w15:restartNumberingAfterBreak="0">
     <w:nsid w:val="28B9B14B"/>
     <w:multiLevelType w:val="hybridMultilevel"/>
     <w:tmpl w:val="0233C8C7"/>
@@ -3844,7 +2270,7 @@
       <w:lvlJc w:val="left"/>
     </w:lvl>
   </w:abstractNum>
-  <w:abstractNum w:abstractNumId="22" w15:restartNumberingAfterBreak="0">
+  <w:abstractNum w:abstractNumId="24" w15:restartNumberingAfterBreak="0">
     <w:nsid w:val="29137C6D"/>
     <w:multiLevelType w:val="hybridMultilevel"/>
     <w:tmpl w:val="821ABE96"/>
@@ -3956,7 +2382,7 @@
       </w:rPr>
     </w:lvl>
   </w:abstractNum>
-  <w:abstractNum w:abstractNumId="23" w15:restartNumberingAfterBreak="0">
+  <w:abstractNum w:abstractNumId="25" w15:restartNumberingAfterBreak="0">
     <w:nsid w:val="36AD4DAE"/>
     <w:multiLevelType w:val="hybridMultilevel"/>
     <w:tmpl w:val="BC468472"/>
@@ -4068,7 +2494,7 @@
       </w:rPr>
     </w:lvl>
   </w:abstractNum>
-  <w:abstractNum w:abstractNumId="24" w15:restartNumberingAfterBreak="0">
+  <w:abstractNum w:abstractNumId="26" w15:restartNumberingAfterBreak="0">
     <w:nsid w:val="483B52E5"/>
     <w:multiLevelType w:val="hybridMultilevel"/>
     <w:tmpl w:val="AA644A7E"/>
@@ -4212,7 +2638,7 @@
       </w:rPr>
     </w:lvl>
   </w:abstractNum>
-  <w:abstractNum w:abstractNumId="25" w15:restartNumberingAfterBreak="0">
+  <w:abstractNum w:abstractNumId="27" w15:restartNumberingAfterBreak="0">
     <w:nsid w:val="4A597550"/>
     <w:multiLevelType w:val="hybridMultilevel"/>
     <w:tmpl w:val="9B06D588"/>
@@ -4272,7 +2698,156 @@
       <w:lvlJc w:val="left"/>
     </w:lvl>
   </w:abstractNum>
-  <w:abstractNum w:abstractNumId="26" w15:restartNumberingAfterBreak="0">
+  <w:abstractNum w:abstractNumId="28" w15:restartNumberingAfterBreak="0">
+    <w:nsid w:val="4B6A5FBA"/>
+    <w:multiLevelType w:val="multilevel"/>
+    <w:tmpl w:val="7382C6B0"/>
+    <w:lvl w:ilvl="0">
+      <w:start w:val="1"/>
+      <w:numFmt w:val="bullet"/>
+      <w:lvlText w:val=""/>
+      <w:lvlJc w:val="left"/>
+      <w:pPr>
+        <w:tabs>
+          <w:tab w:val="num" w:pos="720"/>
+        </w:tabs>
+        <w:ind w:left="720" w:hanging="360"/>
+      </w:pPr>
+      <w:rPr>
+        <w:rFonts w:ascii="Symbol" w:hAnsi="Symbol" w:hint="default"/>
+        <w:sz w:val="20"/>
+      </w:rPr>
+    </w:lvl>
+    <w:lvl w:ilvl="1" w:tentative="1">
+      <w:start w:val="1"/>
+      <w:numFmt w:val="bullet"/>
+      <w:lvlText w:val="o"/>
+      <w:lvlJc w:val="left"/>
+      <w:pPr>
+        <w:tabs>
+          <w:tab w:val="num" w:pos="1440"/>
+        </w:tabs>
+        <w:ind w:left="1440" w:hanging="360"/>
+      </w:pPr>
+      <w:rPr>
+        <w:rFonts w:ascii="Courier New" w:hAnsi="Courier New" w:hint="default"/>
+        <w:sz w:val="20"/>
+      </w:rPr>
+    </w:lvl>
+    <w:lvl w:ilvl="2" w:tentative="1">
+      <w:start w:val="1"/>
+      <w:numFmt w:val="bullet"/>
+      <w:lvlText w:val=""/>
+      <w:lvlJc w:val="left"/>
+      <w:pPr>
+        <w:tabs>
+          <w:tab w:val="num" w:pos="2160"/>
+        </w:tabs>
+        <w:ind w:left="2160" w:hanging="360"/>
+      </w:pPr>
+      <w:rPr>
+        <w:rFonts w:ascii="Wingdings" w:hAnsi="Wingdings" w:hint="default"/>
+        <w:sz w:val="20"/>
+      </w:rPr>
+    </w:lvl>
+    <w:lvl w:ilvl="3" w:tentative="1">
+      <w:start w:val="1"/>
+      <w:numFmt w:val="bullet"/>
+      <w:lvlText w:val=""/>
+      <w:lvlJc w:val="left"/>
+      <w:pPr>
+        <w:tabs>
+          <w:tab w:val="num" w:pos="2880"/>
+        </w:tabs>
+        <w:ind w:left="2880" w:hanging="360"/>
+      </w:pPr>
+      <w:rPr>
+        <w:rFonts w:ascii="Wingdings" w:hAnsi="Wingdings" w:hint="default"/>
+        <w:sz w:val="20"/>
+      </w:rPr>
+    </w:lvl>
+    <w:lvl w:ilvl="4" w:tentative="1">
+      <w:start w:val="1"/>
+      <w:numFmt w:val="bullet"/>
+      <w:lvlText w:val=""/>
+      <w:lvlJc w:val="left"/>
+      <w:pPr>
+        <w:tabs>
+          <w:tab w:val="num" w:pos="3600"/>
+        </w:tabs>
+        <w:ind w:left="3600" w:hanging="360"/>
+      </w:pPr>
+      <w:rPr>
+        <w:rFonts w:ascii="Wingdings" w:hAnsi="Wingdings" w:hint="default"/>
+        <w:sz w:val="20"/>
+      </w:rPr>
+    </w:lvl>
+    <w:lvl w:ilvl="5" w:tentative="1">
+      <w:start w:val="1"/>
+      <w:numFmt w:val="bullet"/>
+      <w:lvlText w:val=""/>
+      <w:lvlJc w:val="left"/>
+      <w:pPr>
+        <w:tabs>
+          <w:tab w:val="num" w:pos="4320"/>
+        </w:tabs>
+        <w:ind w:left="4320" w:hanging="360"/>
+      </w:pPr>
+      <w:rPr>
+        <w:rFonts w:ascii="Wingdings" w:hAnsi="Wingdings" w:hint="default"/>
+        <w:sz w:val="20"/>
+      </w:rPr>
+    </w:lvl>
+    <w:lvl w:ilvl="6" w:tentative="1">
+      <w:start w:val="1"/>
+      <w:numFmt w:val="bullet"/>
+      <w:lvlText w:val=""/>
+      <w:lvlJc w:val="left"/>
+      <w:pPr>
+        <w:tabs>
+          <w:tab w:val="num" w:pos="5040"/>
+        </w:tabs>
+        <w:ind w:left="5040" w:hanging="360"/>
+      </w:pPr>
+      <w:rPr>
+        <w:rFonts w:ascii="Wingdings" w:hAnsi="Wingdings" w:hint="default"/>
+        <w:sz w:val="20"/>
+      </w:rPr>
+    </w:lvl>
+    <w:lvl w:ilvl="7" w:tentative="1">
+      <w:start w:val="1"/>
+      <w:numFmt w:val="bullet"/>
+      <w:lvlText w:val=""/>
+      <w:lvlJc w:val="left"/>
+      <w:pPr>
+        <w:tabs>
+          <w:tab w:val="num" w:pos="5760"/>
+        </w:tabs>
+        <w:ind w:left="5760" w:hanging="360"/>
+      </w:pPr>
+      <w:rPr>
+        <w:rFonts w:ascii="Wingdings" w:hAnsi="Wingdings" w:hint="default"/>
+        <w:sz w:val="20"/>
+      </w:rPr>
+    </w:lvl>
+    <w:lvl w:ilvl="8" w:tentative="1">
+      <w:start w:val="1"/>
+      <w:numFmt w:val="bullet"/>
+      <w:lvlText w:val=""/>
+      <w:lvlJc w:val="left"/>
+      <w:pPr>
+        <w:tabs>
+          <w:tab w:val="num" w:pos="6480"/>
+        </w:tabs>
+        <w:ind w:left="6480" w:hanging="360"/>
+      </w:pPr>
+      <w:rPr>
+        <w:rFonts w:ascii="Wingdings" w:hAnsi="Wingdings" w:hint="default"/>
+        <w:sz w:val="20"/>
+      </w:rPr>
+    </w:lvl>
+  </w:abstractNum>
+  <w:abstractNum w:abstractNumId="29" w15:restartNumberingAfterBreak="0">
     <w:nsid w:val="4ED50E31"/>
     <w:multiLevelType w:val="hybridMultilevel"/>
     <w:tmpl w:val="3DAA15D0"/>
@@ -4412,7 +2987,156 @@
       </w:rPr>
     </w:lvl>
   </w:abstractNum>
-  <w:abstractNum w:abstractNumId="27" w15:restartNumberingAfterBreak="0">
+  <w:abstractNum w:abstractNumId="30" w15:restartNumberingAfterBreak="0">
+    <w:nsid w:val="560B1F55"/>
+    <w:multiLevelType w:val="multilevel"/>
+    <w:tmpl w:val="67FE085A"/>
+    <w:lvl w:ilvl="0">
+      <w:start w:val="1"/>
+      <w:numFmt w:val="bullet"/>
+      <w:lvlText w:val=""/>
+      <w:lvlJc w:val="left"/>
+      <w:pPr>
+        <w:tabs>
+          <w:tab w:val="num" w:pos="720"/>
+        </w:tabs>
+        <w:ind w:left="720" w:hanging="360"/>
+      </w:pPr>
+      <w:rPr>
+        <w:rFonts w:ascii="Symbol" w:hAnsi="Symbol" w:hint="default"/>
+        <w:sz w:val="20"/>
+      </w:rPr>
+    </w:lvl>
+    <w:lvl w:ilvl="1" w:tentative="1">
+      <w:start w:val="1"/>
+      <w:numFmt w:val="bullet"/>
+      <w:lvlText w:val="o"/>
+      <w:lvlJc w:val="left"/>
+      <w:pPr>
+        <w:tabs>
+          <w:tab w:val="num" w:pos="1440"/>
+        </w:tabs>
+        <w:ind w:left="1440" w:hanging="360"/>
+      </w:pPr>
+      <w:rPr>
+        <w:rFonts w:ascii="Courier New" w:hAnsi="Courier New" w:hint="default"/>
+        <w:sz w:val="20"/>
+      </w:rPr>
+    </w:lvl>
+    <w:lvl w:ilvl="2" w:tentative="1">
+      <w:start w:val="1"/>
+      <w:numFmt w:val="bullet"/>
+      <w:lvlText w:val=""/>
+      <w:lvlJc w:val="left"/>
+      <w:pPr>
+        <w:tabs>
+          <w:tab w:val="num" w:pos="2160"/>
+        </w:tabs>
+        <w:ind w:left="2160" w:hanging="360"/>
+      </w:pPr>
+      <w:rPr>
+        <w:rFonts w:ascii="Wingdings" w:hAnsi="Wingdings" w:hint="default"/>
+        <w:sz w:val="20"/>
+      </w:rPr>
+    </w:lvl>
+    <w:lvl w:ilvl="3" w:tentative="1">
+      <w:start w:val="1"/>
+      <w:numFmt w:val="bullet"/>
+      <w:lvlText w:val=""/>
+      <w:lvlJc w:val="left"/>
+      <w:pPr>
+        <w:tabs>
+          <w:tab w:val="num" w:pos="2880"/>
+        </w:tabs>
+        <w:ind w:left="2880" w:hanging="360"/>
+      </w:pPr>
+      <w:rPr>
+        <w:rFonts w:ascii="Wingdings" w:hAnsi="Wingdings" w:hint="default"/>
+        <w:sz w:val="20"/>
+      </w:rPr>
+    </w:lvl>
+    <w:lvl w:ilvl="4" w:tentative="1">
+      <w:start w:val="1"/>
+      <w:numFmt w:val="bullet"/>
+      <w:lvlText w:val=""/>
+      <w:lvlJc w:val="left"/>
+      <w:pPr>
+        <w:tabs>
+          <w:tab w:val="num" w:pos="3600"/>
+        </w:tabs>
+        <w:ind w:left="3600" w:hanging="360"/>
+      </w:pPr>
+      <w:rPr>
+        <w:rFonts w:ascii="Wingdings" w:hAnsi="Wingdings" w:hint="default"/>
+        <w:sz w:val="20"/>
+      </w:rPr>
+    </w:lvl>
+    <w:lvl w:ilvl="5" w:tentative="1">
+      <w:start w:val="1"/>
+      <w:numFmt w:val="bullet"/>
+      <w:lvlText w:val=""/>
+      <w:lvlJc w:val="left"/>
+      <w:pPr>
+        <w:tabs>
+          <w:tab w:val="num" w:pos="4320"/>
+        </w:tabs>
+        <w:ind w:left="4320" w:hanging="360"/>
+      </w:pPr>
+      <w:rPr>
+        <w:rFonts w:ascii="Wingdings" w:hAnsi="Wingdings" w:hint="default"/>
+        <w:sz w:val="20"/>
+      </w:rPr>
+    </w:lvl>
+    <w:lvl w:ilvl="6" w:tentative="1">
+      <w:start w:val="1"/>
+      <w:numFmt w:val="bullet"/>
+      <w:lvlText w:val=""/>
+      <w:lvlJc w:val="left"/>
+      <w:pPr>
+        <w:tabs>
+          <w:tab w:val="num" w:pos="5040"/>
+        </w:tabs>
+        <w:ind w:left="5040" w:hanging="360"/>
+      </w:pPr>
+      <w:rPr>
+        <w:rFonts w:ascii="Wingdings" w:hAnsi="Wingdings" w:hint="default"/>
+        <w:sz w:val="20"/>
+      </w:rPr>
+    </w:lvl>
+    <w:lvl w:ilvl="7" w:tentative="1">
+      <w:start w:val="1"/>
+      <w:numFmt w:val="bullet"/>
+      <w:lvlText w:val=""/>
+      <w:lvlJc w:val="left"/>
+      <w:pPr>
+        <w:tabs>
+          <w:tab w:val="num" w:pos="5760"/>
+        </w:tabs>
+        <w:ind w:left="5760" w:hanging="360"/>
+      </w:pPr>
+      <w:rPr>
+        <w:rFonts w:ascii="Wingdings" w:hAnsi="Wingdings" w:hint="default"/>
+        <w:sz w:val="20"/>
+      </w:rPr>
+    </w:lvl>
+    <w:lvl w:ilvl="8" w:tentative="1">
+      <w:start w:val="1"/>
+      <w:numFmt w:val="bullet"/>
+      <w:lvlText w:val=""/>
+      <w:lvlJc w:val="left"/>
+      <w:pPr>
+        <w:tabs>
+          <w:tab w:val="num" w:pos="6480"/>
+        </w:tabs>
+        <w:ind w:left="6480" w:hanging="360"/>
+      </w:pPr>
+      <w:rPr>
+        <w:rFonts w:ascii="Wingdings" w:hAnsi="Wingdings" w:hint="default"/>
+        <w:sz w:val="20"/>
+      </w:rPr>
+    </w:lvl>
+  </w:abstractNum>
+  <w:abstractNum w:abstractNumId="31" w15:restartNumberingAfterBreak="0">
     <w:nsid w:val="56C61F90"/>
     <w:multiLevelType w:val="hybridMultilevel"/>
     <w:tmpl w:val="05EC7F24"/>
@@ -4476,7 +3200,7 @@
       <w:lvlJc w:val="left"/>
     </w:lvl>
   </w:abstractNum>
-  <w:abstractNum w:abstractNumId="28" w15:restartNumberingAfterBreak="0">
+  <w:abstractNum w:abstractNumId="32" w15:restartNumberingAfterBreak="0">
     <w:nsid w:val="5ACB5FC6"/>
     <w:multiLevelType w:val="hybridMultilevel"/>
     <w:tmpl w:val="FCD62246"/>
@@ -4536,7 +3260,7 @@
       <w:lvlJc w:val="left"/>
     </w:lvl>
   </w:abstractNum>
-  <w:abstractNum w:abstractNumId="29" w15:restartNumberingAfterBreak="0">
+  <w:abstractNum w:abstractNumId="33" w15:restartNumberingAfterBreak="0">
     <w:nsid w:val="5BA51289"/>
     <w:multiLevelType w:val="hybridMultilevel"/>
     <w:tmpl w:val="9E8AB9C0"/>
@@ -4596,7 +3320,7 @@
       <w:lvlJc w:val="left"/>
     </w:lvl>
   </w:abstractNum>
-  <w:abstractNum w:abstractNumId="30" w15:restartNumberingAfterBreak="0">
+  <w:abstractNum w:abstractNumId="34" w15:restartNumberingAfterBreak="0">
     <w:nsid w:val="624A0EB6"/>
     <w:multiLevelType w:val="hybridMultilevel"/>
     <w:tmpl w:val="1F5A089E"/>
@@ -4713,7 +3437,7 @@
       </w:rPr>
     </w:lvl>
   </w:abstractNum>
-  <w:abstractNum w:abstractNumId="31" w15:restartNumberingAfterBreak="0">
+  <w:abstractNum w:abstractNumId="35" w15:restartNumberingAfterBreak="0">
     <w:nsid w:val="625A6ABB"/>
     <w:multiLevelType w:val="hybridMultilevel"/>
     <w:tmpl w:val="AEFC9D68"/>
@@ -4773,7 +3497,156 @@
       <w:lvlJc w:val="left"/>
     </w:lvl>
   </w:abstractNum>
-  <w:abstractNum w:abstractNumId="32" w15:restartNumberingAfterBreak="0">
+  <w:abstractNum w:abstractNumId="36" w15:restartNumberingAfterBreak="0">
+    <w:nsid w:val="68FE1DD3"/>
+    <w:multiLevelType w:val="multilevel"/>
+    <w:tmpl w:val="C046ED14"/>
+    <w:lvl w:ilvl="0">
+      <w:start w:val="1"/>
+      <w:numFmt w:val="bullet"/>
+      <w:lvlText w:val=""/>
+      <w:lvlJc w:val="left"/>
+      <w:pPr>
+        <w:tabs>
+          <w:tab w:val="num" w:pos="720"/>
+        </w:tabs>
+        <w:ind w:left="720" w:hanging="360"/>
+      </w:pPr>
+      <w:rPr>
+        <w:rFonts w:ascii="Symbol" w:hAnsi="Symbol" w:hint="default"/>
+        <w:sz w:val="20"/>
+      </w:rPr>
+    </w:lvl>
+    <w:lvl w:ilvl="1">
+      <w:start w:val="1"/>
+      <w:numFmt w:val="bullet"/>
+      <w:lvlText w:val="o"/>
+      <w:lvlJc w:val="left"/>
+      <w:pPr>
+        <w:tabs>
+          <w:tab w:val="num" w:pos="1440"/>
+        </w:tabs>
+        <w:ind w:left="1440" w:hanging="360"/>
+      </w:pPr>
+      <w:rPr>
+        <w:rFonts w:ascii="Courier New" w:hAnsi="Courier New" w:hint="default"/>
+        <w:sz w:val="20"/>
+      </w:rPr>
+    </w:lvl>
+    <w:lvl w:ilvl="2" w:tentative="1">
+      <w:start w:val="1"/>
+      <w:numFmt w:val="bullet"/>
+      <w:lvlText w:val=""/>
+      <w:lvlJc w:val="left"/>
+      <w:pPr>
+        <w:tabs>
+          <w:tab w:val="num" w:pos="2160"/>
+        </w:tabs>
+        <w:ind w:left="2160" w:hanging="360"/>
+      </w:pPr>
+      <w:rPr>
+        <w:rFonts w:ascii="Wingdings" w:hAnsi="Wingdings" w:hint="default"/>
+        <w:sz w:val="20"/>
+      </w:rPr>
+    </w:lvl>
+    <w:lvl w:ilvl="3" w:tentative="1">
+      <w:start w:val="1"/>
+      <w:numFmt w:val="bullet"/>
+      <w:lvlText w:val=""/>
+      <w:lvlJc w:val="left"/>
+      <w:pPr>
+        <w:tabs>
+          <w:tab w:val="num" w:pos="2880"/>
+        </w:tabs>
+        <w:ind w:left="2880" w:hanging="360"/>
+      </w:pPr>
+      <w:rPr>
+        <w:rFonts w:ascii="Wingdings" w:hAnsi="Wingdings" w:hint="default"/>
+        <w:sz w:val="20"/>
+      </w:rPr>
+    </w:lvl>
+    <w:lvl w:ilvl="4" w:tentative="1">
+      <w:start w:val="1"/>
+      <w:numFmt w:val="bullet"/>
+      <w:lvlText w:val=""/>
+      <w:lvlJc w:val="left"/>
+      <w:pPr>
+        <w:tabs>
+          <w:tab w:val="num" w:pos="3600"/>
+        </w:tabs>
+        <w:ind w:left="3600" w:hanging="360"/>
+      </w:pPr>
+      <w:rPr>
+        <w:rFonts w:ascii="Wingdings" w:hAnsi="Wingdings" w:hint="default"/>
+        <w:sz w:val="20"/>
+      </w:rPr>
+    </w:lvl>
+    <w:lvl w:ilvl="5" w:tentative="1">
+      <w:start w:val="1"/>
+      <w:numFmt w:val="bullet"/>
+      <w:lvlText w:val=""/>
+      <w:lvlJc w:val="left"/>
+      <w:pPr>
+        <w:tabs>
+          <w:tab w:val="num" w:pos="4320"/>
+        </w:tabs>
+        <w:ind w:left="4320" w:hanging="360"/>
+      </w:pPr>
+      <w:rPr>
+        <w:rFonts w:ascii="Wingdings" w:hAnsi="Wingdings" w:hint="default"/>
+        <w:sz w:val="20"/>
+      </w:rPr>
+    </w:lvl>
+    <w:lvl w:ilvl="6" w:tentative="1">
+      <w:start w:val="1"/>
+      <w:numFmt w:val="bullet"/>
+      <w:lvlText w:val=""/>
+      <w:lvlJc w:val="left"/>
+      <w:pPr>
+        <w:tabs>
+          <w:tab w:val="num" w:pos="5040"/>
+        </w:tabs>
+        <w:ind w:left="5040" w:hanging="360"/>
+      </w:pPr>
+      <w:rPr>
+        <w:rFonts w:ascii="Wingdings" w:hAnsi="Wingdings" w:hint="default"/>
+        <w:sz w:val="20"/>
+      </w:rPr>
+    </w:lvl>
+    <w:lvl w:ilvl="7" w:tentative="1">
+      <w:start w:val="1"/>
+      <w:numFmt w:val="bullet"/>
+      <w:lvlText w:val=""/>
+      <w:lvlJc w:val="left"/>
+      <w:pPr>
+        <w:tabs>
+          <w:tab w:val="num" w:pos="5760"/>
+        </w:tabs>
+        <w:ind w:left="5760" w:hanging="360"/>
+      </w:pPr>
+      <w:rPr>
+        <w:rFonts w:ascii="Wingdings" w:hAnsi="Wingdings" w:hint="default"/>
+        <w:sz w:val="20"/>
+      </w:rPr>
+    </w:lvl>
+    <w:lvl w:ilvl="8" w:tentative="1">
+      <w:start w:val="1"/>
+      <w:numFmt w:val="bullet"/>
+      <w:lvlText w:val=""/>
+      <w:lvlJc w:val="left"/>
+      <w:pPr>
+        <w:tabs>
+          <w:tab w:val="num" w:pos="6480"/>
+        </w:tabs>
+        <w:ind w:left="6480" w:hanging="360"/>
+      </w:pPr>
+      <w:rPr>
+        <w:rFonts w:ascii="Wingdings" w:hAnsi="Wingdings" w:hint="default"/>
+        <w:sz w:val="20"/>
+      </w:rPr>
+    </w:lvl>
+  </w:abstractNum>
+  <w:abstractNum w:abstractNumId="37" w15:restartNumberingAfterBreak="0">
     <w:nsid w:val="6A446DC3"/>
     <w:multiLevelType w:val="hybridMultilevel"/>
     <w:tmpl w:val="5E36C66C"/>
@@ -4833,7 +3706,7 @@
       <w:lvlJc w:val="left"/>
     </w:lvl>
   </w:abstractNum>
-  <w:abstractNum w:abstractNumId="33" w15:restartNumberingAfterBreak="0">
+  <w:abstractNum w:abstractNumId="38" w15:restartNumberingAfterBreak="0">
     <w:nsid w:val="6C7C24C0"/>
     <w:multiLevelType w:val="hybridMultilevel"/>
     <w:tmpl w:val="2F924B0E"/>
@@ -4943,6 +3816,155 @@
       </w:pPr>
       <w:rPr>
         <w:rFonts w:ascii="Wingdings" w:hAnsi="Wingdings" w:hint="default"/>
+      </w:rPr>
+    </w:lvl>
+  </w:abstractNum>
+  <w:abstractNum w:abstractNumId="39" w15:restartNumberingAfterBreak="0">
+    <w:nsid w:val="75A7636C"/>
+    <w:multiLevelType w:val="multilevel"/>
+    <w:tmpl w:val="C082D79C"/>
+    <w:lvl w:ilvl="0">
+      <w:start w:val="1"/>
+      <w:numFmt w:val="bullet"/>
+      <w:lvlText w:val=""/>
+      <w:lvlJc w:val="left"/>
+      <w:pPr>
+        <w:tabs>
+          <w:tab w:val="num" w:pos="720"/>
+        </w:tabs>
+        <w:ind w:left="720" w:hanging="360"/>
+      </w:pPr>
+      <w:rPr>
+        <w:rFonts w:ascii="Symbol" w:hAnsi="Symbol" w:hint="default"/>
+        <w:sz w:val="20"/>
+      </w:rPr>
+    </w:lvl>
+    <w:lvl w:ilvl="1" w:tentative="1">
+      <w:start w:val="1"/>
+      <w:numFmt w:val="bullet"/>
+      <w:lvlText w:val="o"/>
+      <w:lvlJc w:val="left"/>
+      <w:pPr>
+        <w:tabs>
+          <w:tab w:val="num" w:pos="1440"/>
+        </w:tabs>
+        <w:ind w:left="1440" w:hanging="360"/>
+      </w:pPr>
+      <w:rPr>
+        <w:rFonts w:ascii="Courier New" w:hAnsi="Courier New" w:hint="default"/>
+        <w:sz w:val="20"/>
+      </w:rPr>
+    </w:lvl>
+    <w:lvl w:ilvl="2" w:tentative="1">
+      <w:start w:val="1"/>
+      <w:numFmt w:val="bullet"/>
+      <w:lvlText w:val=""/>
+      <w:lvlJc w:val="left"/>
+      <w:pPr>
+        <w:tabs>
+          <w:tab w:val="num" w:pos="2160"/>
+        </w:tabs>
+        <w:ind w:left="2160" w:hanging="360"/>
+      </w:pPr>
+      <w:rPr>
+        <w:rFonts w:ascii="Wingdings" w:hAnsi="Wingdings" w:hint="default"/>
+        <w:sz w:val="20"/>
+      </w:rPr>
+    </w:lvl>
+    <w:lvl w:ilvl="3" w:tentative="1">
+      <w:start w:val="1"/>
+      <w:numFmt w:val="bullet"/>
+      <w:lvlText w:val=""/>
+      <w:lvlJc w:val="left"/>
+      <w:pPr>
+        <w:tabs>
+          <w:tab w:val="num" w:pos="2880"/>
+        </w:tabs>
+        <w:ind w:left="2880" w:hanging="360"/>
+      </w:pPr>
+      <w:rPr>
+        <w:rFonts w:ascii="Wingdings" w:hAnsi="Wingdings" w:hint="default"/>
+        <w:sz w:val="20"/>
+      </w:rPr>
+    </w:lvl>
+    <w:lvl w:ilvl="4" w:tentative="1">
+      <w:start w:val="1"/>
+      <w:numFmt w:val="bullet"/>
+      <w:lvlText w:val=""/>
+      <w:lvlJc w:val="left"/>
+      <w:pPr>
+        <w:tabs>
+          <w:tab w:val="num" w:pos="3600"/>
+        </w:tabs>
+        <w:ind w:left="3600" w:hanging="360"/>
+      </w:pPr>
+      <w:rPr>
+        <w:rFonts w:ascii="Wingdings" w:hAnsi="Wingdings" w:hint="default"/>
+        <w:sz w:val="20"/>
+      </w:rPr>
+    </w:lvl>
+    <w:lvl w:ilvl="5" w:tentative="1">
+      <w:start w:val="1"/>
+      <w:numFmt w:val="bullet"/>
+      <w:lvlText w:val=""/>
+      <w:lvlJc w:val="left"/>
+      <w:pPr>
+        <w:tabs>
+          <w:tab w:val="num" w:pos="4320"/>
+        </w:tabs>
+        <w:ind w:left="4320" w:hanging="360"/>
+      </w:pPr>
+      <w:rPr>
+        <w:rFonts w:ascii="Wingdings" w:hAnsi="Wingdings" w:hint="default"/>
+        <w:sz w:val="20"/>
+      </w:rPr>
+    </w:lvl>
+    <w:lvl w:ilvl="6" w:tentative="1">
+      <w:start w:val="1"/>
+      <w:numFmt w:val="bullet"/>
+      <w:lvlText w:val=""/>
+      <w:lvlJc w:val="left"/>
+      <w:pPr>
+        <w:tabs>
+          <w:tab w:val="num" w:pos="5040"/>
+        </w:tabs>
+        <w:ind w:left="5040" w:hanging="360"/>
+      </w:pPr>
+      <w:rPr>
+        <w:rFonts w:ascii="Wingdings" w:hAnsi="Wingdings" w:hint="default"/>
+        <w:sz w:val="20"/>
+      </w:rPr>
+    </w:lvl>
+    <w:lvl w:ilvl="7" w:tentative="1">
+      <w:start w:val="1"/>
+      <w:numFmt w:val="bullet"/>
+      <w:lvlText w:val=""/>
+      <w:lvlJc w:val="left"/>
+      <w:pPr>
+        <w:tabs>
+          <w:tab w:val="num" w:pos="5760"/>
+        </w:tabs>
+        <w:ind w:left="5760" w:hanging="360"/>
+      </w:pPr>
+      <w:rPr>
+        <w:rFonts w:ascii="Wingdings" w:hAnsi="Wingdings" w:hint="default"/>
+        <w:sz w:val="20"/>
+      </w:rPr>
+    </w:lvl>
+    <w:lvl w:ilvl="8" w:tentative="1">
+      <w:start w:val="1"/>
+      <w:numFmt w:val="bullet"/>
+      <w:lvlText w:val=""/>
+      <w:lvlJc w:val="left"/>
+      <w:pPr>
+        <w:tabs>
+          <w:tab w:val="num" w:pos="6480"/>
+        </w:tabs>
+        <w:ind w:left="6480" w:hanging="360"/>
+      </w:pPr>
+      <w:rPr>
+        <w:rFonts w:ascii="Wingdings" w:hAnsi="Wingdings" w:hint="default"/>
+        <w:sz w:val="20"/>
       </w:rPr>
     </w:lvl>
   </w:abstractNum>
@@ -4950,7 +3972,7 @@
     <w:abstractNumId w:val="2"/>
   </w:num>
   <w:num w:numId="2" w16cid:durableId="1463573319">
-    <w:abstractNumId w:val="21"/>
+    <w:abstractNumId w:val="23"/>
   </w:num>
   <w:num w:numId="3" w16cid:durableId="1650480651">
     <w:abstractNumId w:val="1"/>
@@ -4962,52 +3984,52 @@
     <w:abstractNumId w:val="3"/>
   </w:num>
   <w:num w:numId="6" w16cid:durableId="1896044526">
-    <w:abstractNumId w:val="14"/>
+    <w:abstractNumId w:val="15"/>
   </w:num>
   <w:num w:numId="7" w16cid:durableId="497354020">
-    <w:abstractNumId w:val="15"/>
+    <w:abstractNumId w:val="16"/>
   </w:num>
   <w:num w:numId="8" w16cid:durableId="1259631026">
+    <w:abstractNumId w:val="37"/>
+  </w:num>
+  <w:num w:numId="9" w16cid:durableId="1885290039">
     <w:abstractNumId w:val="32"/>
   </w:num>
-  <w:num w:numId="9" w16cid:durableId="1885290039">
-    <w:abstractNumId w:val="28"/>
+  <w:num w:numId="10" w16cid:durableId="1319848852">
+    <w:abstractNumId w:val="19"/>
   </w:num>
-  <w:num w:numId="10" w16cid:durableId="1319848852">
+  <w:num w:numId="11" w16cid:durableId="337778763">
+    <w:abstractNumId w:val="33"/>
+  </w:num>
+  <w:num w:numId="12" w16cid:durableId="255401351">
+    <w:abstractNumId w:val="27"/>
+  </w:num>
+  <w:num w:numId="13" w16cid:durableId="1972594749">
+    <w:abstractNumId w:val="22"/>
+  </w:num>
+  <w:num w:numId="14" w16cid:durableId="561986013">
+    <w:abstractNumId w:val="35"/>
+  </w:num>
+  <w:num w:numId="15" w16cid:durableId="365257379">
     <w:abstractNumId w:val="17"/>
   </w:num>
-  <w:num w:numId="11" w16cid:durableId="337778763">
+  <w:num w:numId="16" w16cid:durableId="1295402104">
     <w:abstractNumId w:val="29"/>
   </w:num>
-  <w:num w:numId="12" w16cid:durableId="255401351">
-    <w:abstractNumId w:val="25"/>
+  <w:num w:numId="17" w16cid:durableId="64842535">
+    <w:abstractNumId w:val="21"/>
   </w:num>
-  <w:num w:numId="13" w16cid:durableId="1972594749">
-    <w:abstractNumId w:val="20"/>
-  </w:num>
-  <w:num w:numId="14" w16cid:durableId="561986013">
+  <w:num w:numId="18" w16cid:durableId="646201615">
     <w:abstractNumId w:val="31"/>
   </w:num>
-  <w:num w:numId="15" w16cid:durableId="365257379">
-    <w:abstractNumId w:val="16"/>
-  </w:num>
-  <w:num w:numId="16" w16cid:durableId="1295402104">
+  <w:num w:numId="19" w16cid:durableId="838693075">
     <w:abstractNumId w:val="26"/>
   </w:num>
-  <w:num w:numId="17" w16cid:durableId="64842535">
-    <w:abstractNumId w:val="19"/>
-  </w:num>
-  <w:num w:numId="18" w16cid:durableId="646201615">
-    <w:abstractNumId w:val="27"/>
-  </w:num>
-  <w:num w:numId="19" w16cid:durableId="838693075">
-    <w:abstractNumId w:val="24"/>
-  </w:num>
   <w:num w:numId="20" w16cid:durableId="365446216">
-    <w:abstractNumId w:val="30"/>
+    <w:abstractNumId w:val="34"/>
   </w:num>
   <w:num w:numId="21" w16cid:durableId="930703647">
-    <w:abstractNumId w:val="18"/>
+    <w:abstractNumId w:val="20"/>
   </w:num>
   <w:num w:numId="22" w16cid:durableId="1141996344">
     <w:abstractNumId w:val="13"/>
@@ -5040,22 +4062,40 @@
     <w:abstractNumId w:val="4"/>
   </w:num>
   <w:num w:numId="32" w16cid:durableId="1131048209">
-    <w:abstractNumId w:val="33"/>
+    <w:abstractNumId w:val="38"/>
   </w:num>
   <w:num w:numId="33" w16cid:durableId="1529491041">
-    <w:abstractNumId w:val="22"/>
+    <w:abstractNumId w:val="24"/>
   </w:num>
   <w:num w:numId="34" w16cid:durableId="966855608">
-    <w:abstractNumId w:val="23"/>
+    <w:abstractNumId w:val="25"/>
   </w:num>
   <w:num w:numId="35" w16cid:durableId="1203445240">
     <w:abstractNumId w:val="13"/>
+  </w:num>
+  <w:num w:numId="36" w16cid:durableId="1682970467">
+    <w:abstractNumId w:val="14"/>
+  </w:num>
+  <w:num w:numId="37" w16cid:durableId="1786000869">
+    <w:abstractNumId w:val="36"/>
+  </w:num>
+  <w:num w:numId="38" w16cid:durableId="88358278">
+    <w:abstractNumId w:val="28"/>
+  </w:num>
+  <w:num w:numId="39" w16cid:durableId="386997618">
+    <w:abstractNumId w:val="39"/>
+  </w:num>
+  <w:num w:numId="40" w16cid:durableId="1664889188">
+    <w:abstractNumId w:val="30"/>
+  </w:num>
+  <w:num w:numId="41" w16cid:durableId="719286592">
+    <w:abstractNumId w:val="18"/>
   </w:num>
 </w:numbering>
 </file>
 
 <file path=word/styles.xml><?xml version="1.0" encoding="utf-8"?>
-<w:styles xmlns:mc="http://schemas.openxmlformats.org/markup-compatibility/2006" xmlns:r="http://schemas.openxmlformats.org/officeDocument/2006/relationships" xmlns:w="http://schemas.openxmlformats.org/wordprocessingml/2006/main" xmlns:w14="http://schemas.microsoft.com/office/word/2010/wordml" xmlns:w15="http://schemas.microsoft.com/office/word/2012/wordml" xmlns:w16cex="http://schemas.microsoft.com/office/word/2018/wordml/cex" xmlns:w16cid="http://schemas.microsoft.com/office/word/2016/wordml/cid" xmlns:w16="http://schemas.microsoft.com/office/word/2018/wordml" xmlns:w16sdtdh="http://schemas.microsoft.com/office/word/2020/wordml/sdtdatahash" xmlns:w16se="http://schemas.microsoft.com/office/word/2015/wordml/symex" mc:Ignorable="w14 w15 w16se w16cid w16 w16cex w16sdtdh">
+<w:styles xmlns:mc="http://schemas.openxmlformats.org/markup-compatibility/2006" xmlns:r="http://schemas.openxmlformats.org/officeDocument/2006/relationships" xmlns:w="http://schemas.openxmlformats.org/wordprocessingml/2006/main" xmlns:w14="http://schemas.microsoft.com/office/word/2010/wordml" xmlns:w15="http://schemas.microsoft.com/office/word/2012/wordml" xmlns:w16cex="http://schemas.microsoft.com/office/word/2018/wordml/cex" xmlns:w16cid="http://schemas.microsoft.com/office/word/2016/wordml/cid" xmlns:w16="http://schemas.microsoft.com/office/word/2018/wordml" xmlns:w16du="http://schemas.microsoft.com/office/word/2023/wordml/word16du" xmlns:w16sdtdh="http://schemas.microsoft.com/office/word/2020/wordml/sdtdatahash" xmlns:w16sdtfl="http://schemas.microsoft.com/office/word/2024/wordml/sdtformatlock" xmlns:w16se="http://schemas.microsoft.com/office/word/2015/wordml/symex" mc:Ignorable="w14 w15 w16se w16cid w16 w16cex w16sdtdh w16sdtfl w16du">
   <w:docDefaults>
     <w:rPrDefault>
       <w:rPr>
@@ -5142,7 +4182,7 @@
     <w:lsdException w:name="Body Text Indent 2" w:semiHidden="1" w:unhideWhenUsed="1"/>
     <w:lsdException w:name="Body Text Indent 3" w:semiHidden="1" w:unhideWhenUsed="1"/>
     <w:lsdException w:name="Block Text" w:semiHidden="1" w:unhideWhenUsed="1"/>
-    <w:lsdException w:name="Hyperlink" w:semiHidden="1" w:unhideWhenUsed="1"/>
+    <w:lsdException w:name="Hyperlink" w:semiHidden="1" w:uiPriority="99" w:unhideWhenUsed="1"/>
     <w:lsdException w:name="FollowedHyperlink" w:semiHidden="1" w:unhideWhenUsed="1"/>
     <w:lsdException w:name="Document Map" w:semiHidden="1" w:unhideWhenUsed="1"/>
     <w:lsdException w:name="Plain Text" w:semiHidden="1" w:unhideWhenUsed="1"/>
@@ -5715,6 +4755,17 @@
       <w:contextualSpacing/>
     </w:pPr>
   </w:style>
+  <w:style w:type="character" w:styleId="Hyperlink">
+    <w:name w:val="Hyperlink"/>
+    <w:basedOn w:val="DefaultParagraphFont"/>
+    <w:uiPriority w:val="99"/>
+    <w:unhideWhenUsed/>
+    <w:rsid w:val="00F312DB"/>
+    <w:rPr>
+      <w:color w:val="0000FF" w:themeColor="hyperlink"/>
+      <w:u w:val="single"/>
+    </w:rPr>
+  </w:style>
 </w:styles>
 </file>
 

--- a/docs/jls-resume.docx
+++ b/docs/jls-resume.docx
@@ -5,12 +5,23 @@
     <w:p>
       <w:pPr>
         <w:pStyle w:val="Heading1"/>
-      </w:pPr>
-      <w:r>
+        <w:rPr>
+          <w:sz w:val="30"/>
+          <w:szCs w:val="36"/>
+        </w:rPr>
+      </w:pPr>
+      <w:r>
+        <w:rPr>
+          <w:sz w:val="30"/>
+          <w:szCs w:val="36"/>
+        </w:rPr>
         <w:t>Jason Langkamer-Smith</w:t>
       </w:r>
     </w:p>
     <w:p>
+      <w:pPr>
+        <w:jc w:val="center"/>
+      </w:pPr>
       <w:r>
         <w:t>218 North 30th Street · Allentown, PA 18104 · (484) 241-0122 · jasonls1015@outlook.com</w:t>
       </w:r>
@@ -23,6 +34,7 @@
     <w:p>
       <w:pPr>
         <w:pStyle w:val="Heading2"/>
+        <w:jc w:val="center"/>
       </w:pPr>
       <w:r>
         <w:t>Senior Technical Writer · Documentation Architect · Developer Experience</w:t>
@@ -224,7 +236,14 @@
           <w:b/>
           <w:bCs/>
         </w:rPr>
-        <w:t>June 2023 – January 2024</w:t>
+        <w:t xml:space="preserve">June 2023 – </w:t>
+      </w:r>
+      <w:r>
+        <w:rPr>
+          <w:b/>
+          <w:bCs/>
+        </w:rPr>
+        <w:t>July 2026</w:t>
       </w:r>
     </w:p>
     <w:p>
@@ -277,10 +296,6 @@
         <w:spacing w:after="160" w:line="278" w:lineRule="auto"/>
       </w:pPr>
       <w:r>
-        <w:rPr>
-          <w:b/>
-          <w:bCs/>
-        </w:rPr>
         <w:t>Designed and built ROOTS</w:t>
       </w:r>
       <w:r>
@@ -303,10 +318,9 @@
           <w:ilvl w:val="1"/>
           <w:numId w:val="37"/>
         </w:numPr>
-        <w:spacing w:after="160" w:line="278" w:lineRule="auto"/>
-      </w:pPr>
-      <w:r>
-        <w:t>Implemented retrieval pipelines over GitHub-based API documentation and internal FAQs.</w:t>
+      </w:pPr>
+      <w:r>
+        <w:t>Implemented retrieval pipelines over GitHub API documentation and internal FAQs.</w:t>
       </w:r>
     </w:p>
     <w:p>
@@ -315,7 +329,7 @@
           <w:ilvl w:val="1"/>
           <w:numId w:val="37"/>
         </w:numPr>
-        <w:spacing w:after="160" w:line="278" w:lineRule="auto"/>
+        <w:spacing w:after="120"/>
       </w:pPr>
       <w:r>
         <w:t>Delivered an authoritative internal support tool that reduced SME interruptions and accelerated developer onboarding.</w:t>
@@ -386,12 +400,12 @@
         <w:spacing w:after="160" w:line="278" w:lineRule="auto"/>
       </w:pPr>
       <w:r>
+        <w:t>Designed a Jira work management project with Slack release notifications to streamline publication workflows.</w:t>
+      </w:r>
+    </w:p>
+    <w:p>
+      <w:r>
         <w:lastRenderedPageBreak/>
-        <w:t>Designed a Jira work management project with Slack release notifications to streamline publication workflows.</w:t>
-      </w:r>
-    </w:p>
-    <w:p>
-      <w:r>
         <w:pict w14:anchorId="3EA99018">
           <v:rect id="_x0000_i1027" style="width:0;height:1.5pt" o:hralign="center" o:hrstd="t" o:hr="t" fillcolor="#a0a0a0" stroked="f"/>
         </w:pict>
@@ -420,7 +434,7 @@
           <w:ilvl w:val="0"/>
           <w:numId w:val="38"/>
         </w:numPr>
-        <w:spacing w:after="160" w:line="278" w:lineRule="auto"/>
+        <w:spacing w:after="60" w:line="278" w:lineRule="auto"/>
       </w:pPr>
       <w:r>
         <w:t xml:space="preserve">Delivered </w:t>
@@ -442,7 +456,7 @@
           <w:ilvl w:val="0"/>
           <w:numId w:val="38"/>
         </w:numPr>
-        <w:spacing w:after="160" w:line="278" w:lineRule="auto"/>
+        <w:spacing w:after="60" w:line="278" w:lineRule="auto"/>
       </w:pPr>
       <w:r>
         <w:t xml:space="preserve">Authored structured content in an enterprise CCMS using </w:t>
@@ -473,7 +487,7 @@
           <w:ilvl w:val="0"/>
           <w:numId w:val="38"/>
         </w:numPr>
-        <w:spacing w:after="160" w:line="278" w:lineRule="auto"/>
+        <w:spacing w:after="60" w:line="278" w:lineRule="auto"/>
       </w:pPr>
       <w:r>
         <w:t xml:space="preserve">Established a </w:t>
@@ -495,7 +509,7 @@
           <w:ilvl w:val="0"/>
           <w:numId w:val="38"/>
         </w:numPr>
-        <w:spacing w:after="160" w:line="278" w:lineRule="auto"/>
+        <w:spacing w:after="60" w:line="278" w:lineRule="auto"/>
       </w:pPr>
       <w:r>
         <w:t>Designed diagrams and illustrations for architecture documents, including logical flows, sequences, waveforms, and circuit block diagrams.</w:t>
@@ -507,7 +521,7 @@
           <w:ilvl w:val="0"/>
           <w:numId w:val="38"/>
         </w:numPr>
-        <w:spacing w:after="160" w:line="278" w:lineRule="auto"/>
+        <w:spacing w:after="60" w:line="278" w:lineRule="auto"/>
       </w:pPr>
       <w:r>
         <w:t>Managed shared reviews with Adobe Acrobat and Word, implementing thousands of contributor comments.</w:t>
@@ -519,7 +533,7 @@
           <w:ilvl w:val="0"/>
           <w:numId w:val="38"/>
         </w:numPr>
-        <w:spacing w:after="160" w:line="278" w:lineRule="auto"/>
+        <w:spacing w:after="60" w:line="278" w:lineRule="auto"/>
       </w:pPr>
       <w:r>
         <w:t>Delivered training on grammar, style, templates, SharePoint, Microsoft 365 co-authoring, automation, and reporting.</w:t>
@@ -531,7 +545,7 @@
           <w:ilvl w:val="0"/>
           <w:numId w:val="38"/>
         </w:numPr>
-        <w:spacing w:after="160" w:line="278" w:lineRule="auto"/>
+        <w:spacing w:after="60" w:line="278" w:lineRule="auto"/>
       </w:pPr>
       <w:r>
         <w:t>Released documents through a Salesforce + Adobe AEM CMS supporting customer entitlements and lifecycle processing.</w:t>
@@ -567,7 +581,7 @@
           <w:ilvl w:val="0"/>
           <w:numId w:val="39"/>
         </w:numPr>
-        <w:spacing w:after="160" w:line="278" w:lineRule="auto"/>
+        <w:spacing w:after="60" w:line="278" w:lineRule="auto"/>
       </w:pPr>
       <w:r>
         <w:t>Documented integrated circuits for the storage industry by interviewing SMEs and analyzing design documents.</w:t>
@@ -579,7 +593,7 @@
           <w:ilvl w:val="0"/>
           <w:numId w:val="39"/>
         </w:numPr>
-        <w:spacing w:after="160" w:line="278" w:lineRule="auto"/>
+        <w:spacing w:after="60" w:line="278" w:lineRule="auto"/>
       </w:pPr>
       <w:r>
         <w:t xml:space="preserve">Developed custom </w:t>
@@ -634,7 +648,7 @@
           <w:ilvl w:val="0"/>
           <w:numId w:val="40"/>
         </w:numPr>
-        <w:spacing w:after="160" w:line="278" w:lineRule="auto"/>
+        <w:spacing w:after="60" w:line="278" w:lineRule="auto"/>
       </w:pPr>
       <w:r>
         <w:t>Authored 40+ manuals, requirements specifications, technical briefs, installation guides, quick references, and brochures.</w:t>
@@ -646,7 +660,7 @@
           <w:ilvl w:val="0"/>
           <w:numId w:val="40"/>
         </w:numPr>
-        <w:spacing w:after="160" w:line="278" w:lineRule="auto"/>
+        <w:spacing w:after="60" w:line="278" w:lineRule="auto"/>
       </w:pPr>
       <w:r>
         <w:t>Developed online training using Adobe Captivate for point-of-sale cash management software.</w:t>
@@ -760,7 +774,6 @@
         <w:pStyle w:val="Heading2"/>
       </w:pPr>
       <w:r>
-        <w:lastRenderedPageBreak/>
         <w:t>Memberships</w:t>
       </w:r>
     </w:p>
@@ -789,15 +802,16 @@
         <w:t>Creating API Documentation — LinkedIn Learning Certificate</w:t>
       </w:r>
     </w:p>
-    <w:p/>
-    <w:p/>
     <w:sectPr>
-      <w:footerReference w:type="default" r:id="rId8"/>
+      <w:headerReference w:type="default" r:id="rId8"/>
+      <w:footerReference w:type="default" r:id="rId9"/>
+      <w:footerReference w:type="first" r:id="rId10"/>
       <w:type w:val="continuous"/>
       <w:pgSz w:w="12240" w:h="15840"/>
       <w:pgMar w:top="720" w:right="1440" w:bottom="720" w:left="1440" w:header="720" w:footer="432" w:gutter="0"/>
       <w:cols w:space="720"/>
       <w:noEndnote/>
+      <w:titlePg/>
       <w:docGrid w:linePitch="326"/>
     </w:sectPr>
   </w:body>
@@ -861,24 +875,29 @@
       <w:rPr>
         <w:noProof/>
       </w:rPr>
+      <w:t>2</w:t>
+    </w:r>
+  </w:p>
+</w:ftr>
+</file>
+
+<file path=word/footer2.xml><?xml version="1.0" encoding="utf-8"?>
+<w:ftr xmlns:wpc="http://schemas.microsoft.com/office/word/2010/wordprocessingCanvas" xmlns:cx="http://schemas.microsoft.com/office/drawing/2014/chartex" xmlns:cx1="http://schemas.microsoft.com/office/drawing/2015/9/8/chartex" xmlns:cx2="http://schemas.microsoft.com/office/drawing/2015/10/21/chartex" xmlns:cx3="http://schemas.microsoft.com/office/drawing/2016/5/9/chartex" xmlns:cx4="http://schemas.microsoft.com/office/drawing/2016/5/10/chartex" xmlns:cx5="http://schemas.microsoft.com/office/drawing/2016/5/11/chartex" xmlns:cx6="http://schemas.microsoft.com/office/drawing/2016/5/12/chartex" xmlns:cx7="http://schemas.microsoft.com/office/drawing/2016/5/13/chartex" xmlns:cx8="http://schemas.microsoft.com/office/drawing/2016/5/14/chartex" xmlns:mc="http://schemas.openxmlformats.org/markup-compatibility/2006" xmlns:aink="http://schemas.microsoft.com/office/drawing/2016/ink" xmlns:am3d="http://schemas.microsoft.com/office/drawing/2017/model3d" xmlns:o="urn:schemas-microsoft-com:office:office" xmlns:oel="http://schemas.microsoft.com/office/2019/extlst" xmlns:r="http://schemas.openxmlformats.org/officeDocument/2006/relationships" xmlns:m="http://schemas.openxmlformats.org/officeDocument/2006/math" xmlns:v="urn:schemas-microsoft-com:vml" xmlns:wp14="http://schemas.microsoft.com/office/word/2010/wordprocessingDrawing" xmlns:wp="http://schemas.openxmlformats.org/drawingml/2006/wordprocessingDrawing" xmlns:w10="urn:schemas-microsoft-com:office:word" xmlns:w="http://schemas.openxmlformats.org/wordprocessingml/2006/main" xmlns:w14="http://schemas.microsoft.com/office/word/2010/wordml" xmlns:w15="http://schemas.microsoft.com/office/word/2012/wordml" xmlns:w16cei="http://schemas.microsoft.com/office/word/2026/wordml/cei" xmlns:w16cex="http://schemas.microsoft.com/office/word/2018/wordml/cex" xmlns:w16cid="http://schemas.microsoft.com/office/word/2016/wordml/cid" xmlns:w16="http://schemas.microsoft.com/office/word/2018/wordml" xmlns:w16du="http://schemas.microsoft.com/office/word/2023/wordml/word16du" xmlns:w16sdtdh="http://schemas.microsoft.com/office/word/2020/wordml/sdtdatahash" xmlns:w16sdtfl="http://schemas.microsoft.com/office/word/2024/wordml/sdtformatlock" xmlns:w16se="http://schemas.microsoft.com/office/word/2015/wordml/symex" xmlns:wpg="http://schemas.microsoft.com/office/word/2010/wordprocessingGroup" xmlns:wpi="http://schemas.microsoft.com/office/word/2010/wordprocessingInk" xmlns:wne="http://schemas.microsoft.com/office/word/2006/wordml" xmlns:wps="http://schemas.microsoft.com/office/word/2010/wordprocessingShape" mc:Ignorable="w14 w15 w16se w16cid w16 w16cex w16sdtdh w16sdtfl w16du wp14">
+  <w:p>
+    <w:pPr>
+      <w:pStyle w:val="Footer"/>
+      <w:jc w:val="center"/>
+    </w:pPr>
+    <w:r>
       <w:fldChar w:fldCharType="begin"/>
     </w:r>
     <w:r>
-      <w:rPr>
-        <w:noProof/>
-      </w:rPr>
-      <w:instrText xml:space="preserve"> DOCPROPERTY  Pages  \* MERGEFORMAT </w:instrText>
+      <w:instrText xml:space="preserve"> PAGE   \* MERGEFORMAT </w:instrText>
     </w:r>
     <w:r>
-      <w:rPr>
-        <w:noProof/>
-      </w:rPr>
       <w:fldChar w:fldCharType="separate"/>
     </w:r>
     <w:r>
-      <w:rPr>
-        <w:noProof/>
-      </w:rPr>
       <w:t>2</w:t>
     </w:r>
     <w:r>
@@ -886,6 +905,12 @@
         <w:noProof/>
       </w:rPr>
       <w:fldChar w:fldCharType="end"/>
+    </w:r>
+    <w:r>
+      <w:rPr>
+        <w:noProof/>
+      </w:rPr>
+      <w:t xml:space="preserve"> of 2</w:t>
     </w:r>
   </w:p>
 </w:ftr>
@@ -908,6 +933,28 @@
     </w:p>
   </w:footnote>
 </w:footnotes>
+</file>
+
+<file path=word/header1.xml><?xml version="1.0" encoding="utf-8"?>
+<w:hdr xmlns:wpc="http://schemas.microsoft.com/office/word/2010/wordprocessingCanvas" xmlns:cx="http://schemas.microsoft.com/office/drawing/2014/chartex" xmlns:cx1="http://schemas.microsoft.com/office/drawing/2015/9/8/chartex" xmlns:cx2="http://schemas.microsoft.com/office/drawing/2015/10/21/chartex" xmlns:cx3="http://schemas.microsoft.com/office/drawing/2016/5/9/chartex" xmlns:cx4="http://schemas.microsoft.com/office/drawing/2016/5/10/chartex" xmlns:cx5="http://schemas.microsoft.com/office/drawing/2016/5/11/chartex" xmlns:cx6="http://schemas.microsoft.com/office/drawing/2016/5/12/chartex" xmlns:cx7="http://schemas.microsoft.com/office/drawing/2016/5/13/chartex" xmlns:cx8="http://schemas.microsoft.com/office/drawing/2016/5/14/chartex" xmlns:mc="http://schemas.openxmlformats.org/markup-compatibility/2006" xmlns:aink="http://schemas.microsoft.com/office/drawing/2016/ink" xmlns:am3d="http://schemas.microsoft.com/office/drawing/2017/model3d" xmlns:o="urn:schemas-microsoft-com:office:office" xmlns:oel="http://schemas.microsoft.com/office/2019/extlst" xmlns:r="http://schemas.openxmlformats.org/officeDocument/2006/relationships" xmlns:m="http://schemas.openxmlformats.org/officeDocument/2006/math" xmlns:v="urn:schemas-microsoft-com:vml" xmlns:wp14="http://schemas.microsoft.com/office/word/2010/wordprocessingDrawing" xmlns:wp="http://schemas.openxmlformats.org/drawingml/2006/wordprocessingDrawing" xmlns:w10="urn:schemas-microsoft-com:office:word" xmlns:w="http://schemas.openxmlformats.org/wordprocessingml/2006/main" xmlns:w14="http://schemas.microsoft.com/office/word/2010/wordml" xmlns:w15="http://schemas.microsoft.com/office/word/2012/wordml" xmlns:w16cei="http://schemas.microsoft.com/office/word/2026/wordml/cei" xmlns:w16cex="http://schemas.microsoft.com/office/word/2018/wordml/cex" xmlns:w16cid="http://schemas.microsoft.com/office/word/2016/wordml/cid" xmlns:w16="http://schemas.microsoft.com/office/word/2018/wordml" xmlns:w16du="http://schemas.microsoft.com/office/word/2023/wordml/word16du" xmlns:w16sdtdh="http://schemas.microsoft.com/office/word/2020/wordml/sdtdatahash" xmlns:w16sdtfl="http://schemas.microsoft.com/office/word/2024/wordml/sdtformatlock" xmlns:w16se="http://schemas.microsoft.com/office/word/2015/wordml/symex" xmlns:wpg="http://schemas.microsoft.com/office/word/2010/wordprocessingGroup" xmlns:wpi="http://schemas.microsoft.com/office/word/2010/wordprocessingInk" xmlns:wne="http://schemas.microsoft.com/office/word/2006/wordml" xmlns:wps="http://schemas.microsoft.com/office/word/2010/wordprocessingShape" mc:Ignorable="w14 w15 w16se w16cid w16 w16cex w16sdtdh w16sdtfl w16du wp14">
+  <w:p>
+    <w:pPr>
+      <w:pStyle w:val="Header"/>
+      <w:jc w:val="center"/>
+      <w:rPr>
+        <w:sz w:val="36"/>
+        <w:szCs w:val="40"/>
+      </w:rPr>
+    </w:pPr>
+    <w:r>
+      <w:rPr>
+        <w:sz w:val="28"/>
+        <w:szCs w:val="32"/>
+      </w:rPr>
+      <w:t>Jason Langkamer-Smith</w:t>
+    </w:r>
+  </w:p>
+</w:hdr>
 </file>
 
 <file path=word/numbering.xml><?xml version="1.0" encoding="utf-8"?>

--- a/docs/jls-resume.docx
+++ b/docs/jls-resume.docx
@@ -169,8 +169,22 @@
         <w:t>Collaboration Platforms:</w:t>
       </w:r>
       <w:r>
-        <w:t xml:space="preserve"> Jira, Confluence, SharePoint, Teams, Slack, Jama, Microsoft 365</w:t>
-      </w:r>
+        <w:t xml:space="preserve"> Jira, Confluence, SharePoint, Teams, Slack, Jama, </w:t>
+      </w:r>
+      <w:r>
+        <w:t xml:space="preserve">Salesforce, </w:t>
+      </w:r>
+      <w:r>
+        <w:t>Microsoft 365</w:t>
+      </w:r>
+      <w:r>
+        <w:t xml:space="preserve">, </w:t>
+      </w:r>
+      <w:proofErr w:type="spellStart"/>
+      <w:r>
+        <w:t>ZenDesk</w:t>
+      </w:r>
+      <w:proofErr w:type="spellEnd"/>
     </w:p>
     <w:p>
       <w:pPr>
@@ -198,6 +212,9 @@
       <w:r>
         <w:t>, SnagIt, Captivate, Audacity</w:t>
       </w:r>
+      <w:r>
+        <w:t>, Clipchamp</w:t>
+      </w:r>
     </w:p>
     <w:p>
       <w:r>
@@ -243,7 +260,14 @@
           <w:b/>
           <w:bCs/>
         </w:rPr>
-        <w:t>July 2026</w:t>
+        <w:t>August</w:t>
+      </w:r>
+      <w:r>
+        <w:rPr>
+          <w:b/>
+          <w:bCs/>
+        </w:rPr>
+        <w:t xml:space="preserve"> 2026</w:t>
       </w:r>
     </w:p>
     <w:p>
@@ -726,15 +750,7 @@
         <w:t>New Jersey Institute of Technology</w:t>
       </w:r>
       <w:r>
-        <w:t xml:space="preserve"> — </w:t>
-      </w:r>
-      <w:proofErr w:type="gramStart"/>
-      <w:r>
-        <w:t>Master’s Degree</w:t>
-      </w:r>
-      <w:proofErr w:type="gramEnd"/>
-      <w:r>
-        <w:t xml:space="preserve"> (Summa Cum Laude)</w:t>
+        <w:t xml:space="preserve"> — Master’s Degree (Summa Cum Laude)</w:t>
       </w:r>
       <w:r>
         <w:br/>
@@ -750,13 +766,8 @@
         <w:t>Indiana University of Pennsylvania</w:t>
       </w:r>
       <w:r>
-        <w:t xml:space="preserve"> — </w:t>
-      </w:r>
-      <w:proofErr w:type="gramStart"/>
-      <w:r>
-        <w:t>Bachelor’s Degree</w:t>
-      </w:r>
-      <w:proofErr w:type="gramEnd"/>
+        <w:t xml:space="preserve"> — Bachelor’s Degree</w:t>
+      </w:r>
       <w:r>
         <w:br/>
         <w:t>Journalism Major · Computer Science Minor</w:t>
